--- a/communication/replication research revise and resubmit/Hussey - 2026 - a critical reanalysis of Foody et al. 2013 - with tracked changes.docx
+++ b/communication/replication research revise and resubmit/Hussey - 2026 - a critical reanalysis of Foody et al. 2013 - with tracked changes.docx
@@ -733,7 +733,7 @@
         <w:rPr>
           <w:lang w:val="en-US"/>
         </w:rPr>
-        <w:instrText xml:space="preserve"> ADDIN ZOTERO_ITEM CSL_CITATION {"citationID":"2dGs8WzI","properties":{"formattedCitation":"(Hayes et al., 1999)","plainCitation":"(Hayes et al., 1999)","noteIndex":0},"citationItems":[{"id":1816,"uris":["http://zotero.org/users/1687755/items/RW6HQ5RW"],"itemData":{"id":1816,"type":"book","abstract":"The prevailing view among therapists as well as clients is that a more vital life can be attained by overcoming negative thoughts and feelings. Yet despite efforts to achieve this goal, many individuals continue to suffer with behavior disorders, adjustment difficulties, and low life satisfaction. Acceptance and Commitment Therapy (ACT) is a unique psychotherapeutic approach that addresses this issue by altering the very ground on which rational change strategies rest. Within a coherent theoretical and philosophical framework, ACT illuminates the ways clients understand and perpetuate their difficulties through language. The book shows how interventions based on metaphor, paradox, and experiential exercises can enable clients to break free of language traps and make contact with thoughts, feelings, memories, and physical sensations that have been feared and avoided. Detailed guidelines are presented for helping clients recontextualize and accept these private events, develop greater clarity about personal values, and commit to needed behavior change. Providing in one volume a scientifically sound theory of psychopathology and a practical treatment model, and illustrated by a wealth of clinical examples, this is an important resource for practitioners and students in the full range of behavioral health care fields.","ISBN":"978-1-57230-481-9","language":"en","number-of-pages":"324","publisher":"Guilford Press","source":"Google Books","title":"Acceptance and Commitment Therapy: An experiential approach to behavior change","title-short":"Acceptance and Commitment Therapy","author":[{"family":"Hayes","given":"Steven C."},{"family":"Strosahl","given":"Kirk"},{"family":"Wilson","given":"Kelly G."}],"issued":{"date-parts":[["1999"]]}}}],"schema":"https://github.com/citation-style-language/schema/raw/master/csl-citation.json"} </w:instrText>
+        <w:instrText xml:space="preserve"> ADDIN ZOTERO_ITEM CSL_CITATION {"citationID":"Gl1ZT7ih","properties":{"unsorted":false,"formattedCitation":"(ACT: Hayes et al., 1999)","plainCitation":"(ACT: Hayes et al., 1999)","noteIndex":0},"citationItems":[{"id":1816,"uris":["http://zotero.org/users/1687755/items/RW6HQ5RW"],"itemData":{"id":1816,"type":"book","abstract":"The prevailing view among therapists as well as clients is that a more vital life can be attained by overcoming negative thoughts and feelings. Yet despite efforts to achieve this goal, many individuals continue to suffer with behavior disorders, adjustment difficulties, and low life satisfaction. Acceptance and Commitment Therapy (ACT) is a unique psychotherapeutic approach that addresses this issue by altering the very ground on which rational change strategies rest. Within a coherent theoretical and philosophical framework, ACT illuminates the ways clients understand and perpetuate their difficulties through language. The book shows how interventions based on metaphor, paradox, and experiential exercises can enable clients to break free of language traps and make contact with thoughts, feelings, memories, and physical sensations that have been feared and avoided. Detailed guidelines are presented for helping clients recontextualize and accept these private events, develop greater clarity about personal values, and commit to needed behavior change. Providing in one volume a scientifically sound theory of psychopathology and a practical treatment model, and illustrated by a wealth of clinical examples, this is an important resource for practitioners and students in the full range of behavioral health care fields.","ISBN":"978-1-57230-481-9","language":"en","number-of-pages":"324","publisher":"Guilford Press","source":"Google Books","title":"Acceptance and Commitment Therapy: An experiential approach to behavior change","title-short":"Acceptance and Commitment Therapy","author":[{"family":"Hayes","given":"Steven C."},{"family":"Strosahl","given":"Kirk"},{"family":"Wilson","given":"Kelly G."}],"issued":{"date-parts":[["1999"]]}},"prefix":"ACT: "}],"schema":"https://github.com/citation-style-language/schema/raw/master/csl-citation.json"} </w:instrText>
       </w:r>
       <w:r>
         <w:rPr>
@@ -746,7 +746,7 @@
           <w:noProof/>
           <w:lang w:val="en-US"/>
         </w:rPr>
-        <w:t>(Hayes et al., 1999)</w:t>
+        <w:t>(ACT: Hayes et al., 1999)</w:t>
       </w:r>
       <w:r>
         <w:rPr>
@@ -759,7 +759,7 @@
           <w:rPr>
             <w:lang w:val="en-US"/>
           </w:rPr>
-          <w:t xml:space="preserve">. (ACT). </w:t>
+          <w:t xml:space="preserve">. </w:t>
         </w:r>
         <w:r>
           <w:rPr>
@@ -1428,124 +1428,626 @@
         </w:rPr>
         <w:t xml:space="preserve"> in this literature</w:t>
       </w:r>
+      <w:ins w:id="23" w:author="ian hussey" w:date="2026-06-16T10:45:00Z" w16du:dateUtc="2026-06-16T08:45:00Z">
+        <w:r>
+          <w:rPr>
+            <w:lang w:val="en-US"/>
+          </w:rPr>
+          <w:t>, such as Foody et al. (2013, 2015)</w:t>
+        </w:r>
+      </w:ins>
+      <w:del w:id="24" w:author="ian hussey" w:date="2026-06-16T10:45:00Z" w16du:dateUtc="2026-06-16T08:45:00Z">
+        <w:r>
+          <w:rPr>
+            <w:lang w:val="en-US"/>
+          </w:rPr>
+          <w:delText>.</w:delText>
+        </w:r>
+      </w:del>
+      <w:ins w:id="25" w:author="ian hussey" w:date="2026-06-16T10:40:00Z" w16du:dateUtc="2026-06-16T08:40:00Z">
+        <w:r>
+          <w:rPr>
+            <w:lang w:val="en-US"/>
+          </w:rPr>
+          <w:t xml:space="preserve"> </w:t>
+        </w:r>
+        <w:r>
+          <w:rPr>
+            <w:lang w:val="en-US"/>
+          </w:rPr>
+          <w:t>This paper evaluates only whether these two studies support this specific claim; it is not an assessment of the ACT–RFT literature as a whole</w:t>
+        </w:r>
+        <w:r>
+          <w:rPr>
+            <w:lang w:val="en-US"/>
+          </w:rPr>
+          <w:t>.</w:t>
+        </w:r>
+      </w:ins>
+    </w:p>
+    <w:p>
+      <w:pPr>
+        <w:rPr>
+          <w:rStyle w:val="citation"/>
+          <w:lang w:val="en-US"/>
+        </w:rPr>
+      </w:pPr>
+    </w:p>
+    <w:p>
+      <w:pPr>
+        <w:pStyle w:val="Heading1"/>
+        <w:rPr>
+          <w:rStyle w:val="citation"/>
+          <w:lang w:val="en-US"/>
+        </w:rPr>
+      </w:pPr>
+      <w:r>
+        <w:rPr>
+          <w:rStyle w:val="citation"/>
+          <w:lang w:val="en-US"/>
+        </w:rPr>
+        <w:t xml:space="preserve">The </w:t>
+      </w:r>
+      <w:r>
+        <w:rPr>
+          <w:rStyle w:val="citation"/>
+          <w:lang w:val="en-US"/>
+        </w:rPr>
+        <w:t>I</w:t>
+      </w:r>
+      <w:r>
+        <w:rPr>
+          <w:rStyle w:val="citation"/>
+          <w:lang w:val="en-US"/>
+        </w:rPr>
+        <w:t>mpact of Foody et al. (2013</w:t>
+      </w:r>
+      <w:r>
+        <w:rPr>
+          <w:rStyle w:val="citation"/>
+          <w:lang w:val="en-US"/>
+        </w:rPr>
+        <w:t xml:space="preserve">, </w:t>
+      </w:r>
+      <w:del w:id="26" w:author="ian hussey" w:date="2026-06-15T20:18:00Z" w16du:dateUtc="2026-06-15T18:18:00Z">
+        <w:r>
+          <w:rPr>
+            <w:rStyle w:val="citation"/>
+            <w:lang w:val="en-US"/>
+          </w:rPr>
+          <w:delText>2015</w:delText>
+        </w:r>
+      </w:del>
+      <w:ins w:id="27" w:author="ian hussey" w:date="2026-06-15T20:18:00Z" w16du:dateUtc="2026-06-15T18:18:00Z">
+        <w:r>
+          <w:rPr>
+            <w:rStyle w:val="citation"/>
+            <w:lang w:val="en-US"/>
+          </w:rPr>
+          <w:t>, 2015</w:t>
+        </w:r>
+      </w:ins>
+      <w:r>
+        <w:rPr>
+          <w:rStyle w:val="citation"/>
+          <w:lang w:val="en-US"/>
+        </w:rPr>
+        <w:t>)</w:t>
+      </w:r>
+    </w:p>
+    <w:p>
+      <w:pPr>
+        <w:rPr>
+          <w:lang w:val="en-US"/>
+        </w:rPr>
+      </w:pPr>
+      <w:r>
+        <w:rPr>
+          <w:lang w:val="en-US"/>
+        </w:rPr>
+        <w:t>Foody et al. (2013)</w:t>
+      </w:r>
+      <w:r>
+        <w:rPr>
+          <w:lang w:val="en-US"/>
+        </w:rPr>
+        <w:t xml:space="preserve"> </w:t>
+      </w:r>
+      <w:r>
+        <w:rPr>
+          <w:lang w:val="en-US"/>
+        </w:rPr>
+        <w:t xml:space="preserve">represents a </w:t>
+      </w:r>
+      <w:r>
+        <w:rPr>
+          <w:lang w:val="en-US"/>
+        </w:rPr>
+        <w:t xml:space="preserve">key </w:t>
+      </w:r>
+      <w:r>
+        <w:rPr>
+          <w:lang w:val="en-US"/>
+        </w:rPr>
+        <w:t xml:space="preserve">article </w:t>
+      </w:r>
+      <w:r>
+        <w:rPr>
+          <w:lang w:val="en-US"/>
+        </w:rPr>
+        <w:t xml:space="preserve">in the on-going debate about the strength of the evidence for ACT’s core processes and their ties to basic science via RFT </w:t>
+      </w:r>
+      <w:r>
+        <w:rPr>
+          <w:lang w:val="en-US"/>
+        </w:rPr>
+        <w:fldChar w:fldCharType="begin"/>
+      </w:r>
+      <w:r>
+        <w:rPr>
+          <w:lang w:val="en-US"/>
+        </w:rPr>
+        <w:instrText xml:space="preserve"> ADDIN ZOTERO_ITEM CSL_CITATION {"citationID":"bdpADlIv","properties":{"formattedCitation":"(see Barnes-Holmes et al., 2015; McLoughlin &amp; Roche, 2022)","plainCitation":"(see Barnes-Holmes et al., 2015; McLoughlin &amp; Roche, 2022)","noteIndex":0},"citationItems":[{"id":2711,"uris":["http://zotero.org/users/1687755/items/P3KU2EWX"],"itemData":{"id":2711,"type":"chapter","container-title":"The Wiley Handbook of Contextual Behavioral Science","page":"365–382","publisher":"Blackwell-Wiley","publisher-place":"New York, NY","title":"Scientific ambition: The relationship between Relational Frame Theory and middle-level terms in acceptance and commitment therapy","URL":"http://onlinelibrary.wiley.com/doi/10.1002/9781118489857.ch18/","author":[{"family":"Barnes-Holmes","given":"Yvonne"},{"family":"Hussey","given":"Ian"},{"family":"McEnteggart","given":"Ciara"},{"family":"Barnes-Holmes","given":"Dermot"},{"family":"Foody","given":"Mairéad"}],"editor":[{"family":"Zettle","given":"Robert D"},{"family":"Hayes","given":"Steven C."},{"family":"Barnes-Holmes","given":"Dermot"},{"family":"Biglan","given":"Anthony"}],"issued":{"date-parts":[["2015"]]}},"label":"page","prefix":"see"},{"id":4834,"uris":["http://zotero.org/users/1687755/items/HYYUSMSB"],"itemData":{"id":4834,"type":"article-journal","abstract":"A large array of randomized controlled trials and meta-analyses have determined the efficacy of Acceptance and Commitment Therapy (ACT). However, determining that ACT works does not tell us how it works. This is especially important to understand given the current emphasis on Process-Based Therapy, the promise of which is to identify manipulable causal mediators of change in psychotherapy, and how their effectiveness is moderated by individual contexts. This paper outlines four key areas of concern regarding ACT’s status as a Process-Based Therapy. First, the relationship between ACT and Relational Frame Theory has been widely asserted but not yet properly substantiated. Second, most of the studies on ACT’s core process of change, psychological flexibility, have used invalid measures. Third, while lots of research indicates means by which individuals can be helped to behave consistently with their values, there is virtually no research on how to help people effectively clarify their values in the first instance, or indeed, on an iterative basis. Finally, the philosophy underlying ACT permits a-moral instrumentalism, presenting several ethical challenges. We end by making several recommendations for coherent methodological, conceptual, and practical progress within ACT research and therapy.","container-title":"Behavior Therapy","DOI":"10.1016/j.beth.2022.07.010","ISSN":"00057894","issue":"6","journalAbbreviation":"Behavior Therapy","language":"en","page":"939-955","source":"DOI.org (Crossref)","title":"ACT: A Process-Based Therapy in search of a process","title-short":"ACT","volume":"54","author":[{"family":"McLoughlin","given":"Shane"},{"family":"Roche","given":"Bryan T."}],"issued":{"date-parts":[["2022",8]]}}}],"schema":"https://github.com/citation-style-language/schema/raw/master/csl-citation.json"} </w:instrText>
+      </w:r>
+      <w:r>
+        <w:rPr>
+          <w:lang w:val="en-US"/>
+        </w:rPr>
+        <w:fldChar w:fldCharType="separate"/>
+      </w:r>
+      <w:r>
+        <w:rPr>
+          <w:lang w:val="en-US"/>
+        </w:rPr>
+        <w:t>(see Barnes-Holmes et al., 2015; McLoughlin &amp; Roche, 2022)</w:t>
+      </w:r>
+      <w:r>
+        <w:rPr>
+          <w:lang w:val="en-US"/>
+        </w:rPr>
+        <w:fldChar w:fldCharType="end"/>
+      </w:r>
+      <w:r>
+        <w:rPr>
+          <w:lang w:val="en-US"/>
+        </w:rPr>
+        <w:t xml:space="preserve">, and is itself stated to be a conceptual replication of previous study by </w:t>
+      </w:r>
+      <w:r>
+        <w:rPr>
+          <w:lang w:val="en-US"/>
+        </w:rPr>
+        <w:t xml:space="preserve">Luciano et al. (2011). </w:t>
+      </w:r>
+      <w:r>
+        <w:rPr>
+          <w:lang w:val="en-US"/>
+        </w:rPr>
+        <w:t>At the time of writing it has</w:t>
+      </w:r>
+      <w:r>
+        <w:rPr>
+          <w:lang w:val="en-US"/>
+        </w:rPr>
+        <w:t xml:space="preserve"> </w:t>
+      </w:r>
+      <w:r>
+        <w:rPr>
+          <w:lang w:val="en-US"/>
+        </w:rPr>
+        <w:t xml:space="preserve">134 </w:t>
+      </w:r>
+      <w:r>
+        <w:rPr>
+          <w:lang w:val="en-US"/>
+        </w:rPr>
+        <w:t>citations</w:t>
+      </w:r>
+      <w:r>
+        <w:rPr>
+          <w:lang w:val="en-US"/>
+        </w:rPr>
+        <w:t xml:space="preserve"> on </w:t>
+      </w:r>
+      <w:r>
+        <w:rPr>
+          <w:lang w:val="en-US"/>
+        </w:rPr>
+        <w:t>Google Scholar</w:t>
+      </w:r>
+      <w:r>
+        <w:rPr>
+          <w:lang w:val="en-US"/>
+        </w:rPr>
+        <w:t xml:space="preserve">, placing it in the top 1% of most-cited psychology articles </w:t>
+      </w:r>
+      <w:r>
+        <w:rPr>
+          <w:lang w:val="en-US"/>
+        </w:rPr>
+        <w:fldChar w:fldCharType="begin"/>
+      </w:r>
+      <w:r>
+        <w:rPr>
+          <w:lang w:val="en-US"/>
+        </w:rPr>
+        <w:instrText xml:space="preserve"> ADDIN ZOTERO_ITEM CSL_CITATION {"citationID":"AxeJfj5B","properties":{"formattedCitation":"(Hussey &amp; Cummins, 2025)","plainCitation":"(Hussey &amp; Cummins, 2025)","noteIndex":0},"citationItems":[{"id":36090,"uris":["http://zotero.org/users/1687755/items/7FEICJMS"],"itemData":{"id":36090,"type":"post-weblog","abstract":"Authors: Ian Hussey &amp; Jamie Cummins\ntl;dr: 9.2% of all citations go to just 0.32% of psychology articles. To have the most impact, post-publication peer-review should focus on these influential articles.\nIn their recent piece in the Chronicle of Higher Education “Social Science Is Broken. Here’s How to Fix It”, Gelman &amp; King (2025) argued that science needs “a post-publication, citation-triggered review process,” where highly cited and therefore influential articles are automatically given post-publication peer review at a certain citation threshold.","container-title":"mmmdata.io","language":"en","title":"Post-publication peer-review should focus on highly influential articles","URL":"https://mmmdata.io/posts/2025/08/post-publication-peer-review-should-focus-on-highly-influential-articles/","author":[{"family":"Hussey","given":"Ian"},{"family":"Cummins","given":"Jamie"}],"accessed":{"date-parts":[["2026",1,23]]},"issued":{"date-parts":[["2025",8,11]]}}}],"schema":"https://github.com/citation-style-language/schema/raw/master/csl-citation.json"} </w:instrText>
+      </w:r>
+      <w:r>
+        <w:rPr>
+          <w:lang w:val="en-US"/>
+        </w:rPr>
+        <w:fldChar w:fldCharType="separate"/>
+      </w:r>
+      <w:r>
+        <w:rPr>
+          <w:noProof/>
+          <w:lang w:val="en-US"/>
+        </w:rPr>
+        <w:t>(Hussey &amp; Cummins, 2025)</w:t>
+      </w:r>
+      <w:r>
+        <w:rPr>
+          <w:lang w:val="en-US"/>
+        </w:rPr>
+        <w:fldChar w:fldCharType="end"/>
+      </w:r>
+      <w:r>
+        <w:rPr>
+          <w:lang w:val="en-US"/>
+        </w:rPr>
+        <w:t xml:space="preserve">. </w:t>
+      </w:r>
+    </w:p>
+    <w:p>
+      <w:pPr>
+        <w:rPr>
+          <w:lang w:val="en-US"/>
+        </w:rPr>
+      </w:pPr>
+      <w:r>
+        <w:rPr>
+          <w:lang w:val="en-US"/>
+        </w:rPr>
+        <w:t xml:space="preserve">Foody et al. (2013) </w:t>
+      </w:r>
+      <w:r>
+        <w:rPr>
+          <w:lang w:val="en-US"/>
+        </w:rPr>
+        <w:t xml:space="preserve">is often </w:t>
+      </w:r>
+      <w:r>
+        <w:rPr>
+          <w:lang w:val="en-US"/>
+        </w:rPr>
+        <w:t xml:space="preserve">cited as evidence for </w:t>
+      </w:r>
+      <w:r>
+        <w:rPr>
+          <w:lang w:val="en-US"/>
+        </w:rPr>
+        <w:t xml:space="preserve">(a) </w:t>
+      </w:r>
+      <w:r>
+        <w:rPr>
+          <w:lang w:val="en-US"/>
+        </w:rPr>
+        <w:t xml:space="preserve">the superiority of hierarchy-based interventions over distinction-based interventions, and therefore </w:t>
+      </w:r>
+      <w:r>
+        <w:rPr>
+          <w:lang w:val="en-US"/>
+        </w:rPr>
+        <w:t xml:space="preserve">(b) </w:t>
+      </w:r>
+      <w:r>
+        <w:rPr>
+          <w:lang w:val="en-US"/>
+        </w:rPr>
+        <w:t xml:space="preserve">as evidence </w:t>
+      </w:r>
+      <w:r>
+        <w:rPr>
+          <w:lang w:val="en-US"/>
+        </w:rPr>
+        <w:t xml:space="preserve">for ACT’s concept of Self-As-Context. More generally, Foody et al. (2013) is often cited as evidence of </w:t>
+      </w:r>
+      <w:r>
+        <w:rPr>
+          <w:lang w:val="en-US"/>
+        </w:rPr>
+        <w:t xml:space="preserve">(c) </w:t>
+      </w:r>
+      <w:r>
+        <w:rPr>
+          <w:lang w:val="en-US"/>
+        </w:rPr>
+        <w:t>the link between RFT and ACT</w:t>
+      </w:r>
+      <w:r>
+        <w:rPr>
+          <w:lang w:val="en-US"/>
+        </w:rPr>
+        <w:t>, in general</w:t>
+      </w:r>
+      <w:r>
+        <w:rPr>
+          <w:lang w:val="en-US"/>
+        </w:rPr>
+        <w:t xml:space="preserve">. </w:t>
+      </w:r>
+      <w:r>
+        <w:rPr>
+          <w:lang w:val="en-US"/>
+        </w:rPr>
+        <w:t xml:space="preserve">I provide several examples below. </w:t>
+      </w:r>
+      <w:r>
+        <w:rPr>
+          <w:lang w:val="en-US"/>
+        </w:rPr>
+        <w:t xml:space="preserve">These examples are intended to be illustrative rather than a systematic review. </w:t>
+      </w:r>
+      <w:r>
+        <w:rPr>
+          <w:lang w:val="en-US"/>
+        </w:rPr>
+        <w:t>I have selected the</w:t>
+      </w:r>
+      <w:r>
+        <w:rPr>
+          <w:lang w:val="en-US"/>
+        </w:rPr>
+        <w:t xml:space="preserve">m </w:t>
+      </w:r>
+      <w:r>
+        <w:rPr>
+          <w:lang w:val="en-US"/>
+        </w:rPr>
+        <w:t xml:space="preserve">from sources that are </w:t>
+      </w:r>
+      <w:r>
+        <w:rPr>
+          <w:lang w:val="en-US"/>
+        </w:rPr>
+        <w:t>likely to be particularly influential</w:t>
+      </w:r>
+      <w:r>
+        <w:rPr>
+          <w:lang w:val="en-US"/>
+        </w:rPr>
+        <w:t xml:space="preserve"> such as textbooks, </w:t>
+      </w:r>
+      <w:r>
+        <w:rPr>
+          <w:lang w:val="en-US"/>
+        </w:rPr>
+        <w:t xml:space="preserve">articles providing </w:t>
+      </w:r>
+      <w:r>
+        <w:rPr>
+          <w:lang w:val="en-US"/>
+        </w:rPr>
+        <w:t xml:space="preserve">introductions to </w:t>
+      </w:r>
+      <w:r>
+        <w:rPr>
+          <w:lang w:val="en-US"/>
+        </w:rPr>
+        <w:t xml:space="preserve">the </w:t>
+      </w:r>
+      <w:r>
+        <w:rPr>
+          <w:lang w:val="en-US"/>
+        </w:rPr>
+        <w:t xml:space="preserve">topic, and articles advocating for the expansion of ACT training </w:t>
+      </w:r>
+      <w:r>
+        <w:rPr>
+          <w:lang w:val="en-US"/>
+        </w:rPr>
+        <w:t xml:space="preserve">(e.g., </w:t>
+      </w:r>
+      <w:r>
+        <w:rPr>
+          <w:lang w:val="en-US"/>
+        </w:rPr>
+        <w:t xml:space="preserve">based on its </w:t>
+      </w:r>
+      <w:r>
+        <w:rPr>
+          <w:lang w:val="en-US"/>
+        </w:rPr>
+        <w:t xml:space="preserve">putative </w:t>
+      </w:r>
+      <w:r>
+        <w:rPr>
+          <w:lang w:val="en-US"/>
+        </w:rPr>
+        <w:t>links to RFT</w:t>
+      </w:r>
+      <w:r>
+        <w:rPr>
+          <w:lang w:val="en-US"/>
+        </w:rPr>
+        <w:t>)</w:t>
+      </w:r>
       <w:r>
         <w:rPr>
           <w:lang w:val="en-US"/>
         </w:rPr>
         <w:t>.</w:t>
       </w:r>
-    </w:p>
-    <w:p>
-      <w:pPr>
-        <w:rPr>
-          <w:rStyle w:val="citation"/>
-          <w:lang w:val="en-US"/>
-        </w:rPr>
-      </w:pPr>
-    </w:p>
-    <w:p>
-      <w:pPr>
-        <w:pStyle w:val="Heading1"/>
-        <w:rPr>
-          <w:rStyle w:val="citation"/>
-          <w:lang w:val="en-US"/>
-        </w:rPr>
-      </w:pPr>
-      <w:r>
-        <w:rPr>
-          <w:rStyle w:val="citation"/>
-          <w:lang w:val="en-US"/>
-        </w:rPr>
-        <w:t xml:space="preserve">The </w:t>
-      </w:r>
-      <w:r>
-        <w:rPr>
-          <w:rStyle w:val="citation"/>
-          <w:lang w:val="en-US"/>
-        </w:rPr>
-        <w:t>I</w:t>
-      </w:r>
-      <w:r>
-        <w:rPr>
-          <w:rStyle w:val="citation"/>
-          <w:lang w:val="en-US"/>
-        </w:rPr>
-        <w:t>mpact of Foody et al. (2013</w:t>
-      </w:r>
-      <w:r>
-        <w:rPr>
-          <w:rStyle w:val="citation"/>
-          <w:lang w:val="en-US"/>
-        </w:rPr>
-        <w:t xml:space="preserve">, </w:t>
-      </w:r>
-      <w:del w:id="23" w:author="ian hussey" w:date="2026-06-15T20:18:00Z" w16du:dateUtc="2026-06-15T18:18:00Z">
-        <w:r>
-          <w:rPr>
-            <w:rStyle w:val="citation"/>
-            <w:lang w:val="en-US"/>
-          </w:rPr>
-          <w:delText>2015</w:delText>
-        </w:r>
-      </w:del>
-      <w:ins w:id="24" w:author="ian hussey" w:date="2026-06-15T20:18:00Z" w16du:dateUtc="2026-06-15T18:18:00Z">
-        <w:r>
-          <w:rPr>
-            <w:rStyle w:val="citation"/>
-            <w:lang w:val="en-US"/>
-          </w:rPr>
-          <w:t>, 2015</w:t>
+      <w:r>
+        <w:rPr>
+          <w:lang w:val="en-US"/>
+        </w:rPr>
+        <w:t xml:space="preserve"> In these examples, </w:t>
+      </w:r>
+      <w:r>
+        <w:rPr>
+          <w:lang w:val="en-US"/>
+        </w:rPr>
+        <w:t xml:space="preserve">it is worth noting the pattern that </w:t>
+      </w:r>
+      <w:r>
+        <w:rPr>
+          <w:lang w:val="en-US"/>
+        </w:rPr>
+        <w:t xml:space="preserve">the articles </w:t>
+      </w:r>
+      <w:r>
+        <w:rPr>
+          <w:lang w:val="en-US"/>
+        </w:rPr>
+        <w:t xml:space="preserve">are cited </w:t>
+      </w:r>
+      <w:r>
+        <w:rPr>
+          <w:lang w:val="en-US"/>
+        </w:rPr>
+        <w:t xml:space="preserve">without interrogating the strength of the evidence provided by Foody et al. (2013) </w:t>
+      </w:r>
+      <w:r>
+        <w:rPr>
+          <w:lang w:val="en-US"/>
+        </w:rPr>
+        <w:t>and without</w:t>
+      </w:r>
+      <w:r>
+        <w:rPr>
+          <w:lang w:val="en-US"/>
+        </w:rPr>
+        <w:t xml:space="preserve"> acknowledging that these results failed to replicate in Foody et al. (2015). </w:t>
+      </w:r>
+      <w:ins w:id="28" w:author="ian hussey" w:date="2026-06-15T20:37:00Z" w16du:dateUtc="2026-06-15T18:37:00Z">
+        <w:r>
+          <w:rPr>
+            <w:lang w:val="en-US"/>
+          </w:rPr>
+          <w:t>The nature of this failed replication is obscured by the fact that Foody et al. (2015) state in their abstract that the re</w:t>
         </w:r>
       </w:ins>
-      <w:r>
-        <w:rPr>
-          <w:rStyle w:val="citation"/>
-          <w:lang w:val="en-US"/>
-        </w:rPr>
-        <w:t>)</w:t>
-      </w:r>
-    </w:p>
-    <w:p>
-      <w:pPr>
-        <w:rPr>
-          <w:lang w:val="en-US"/>
-        </w:rPr>
-      </w:pPr>
-      <w:r>
-        <w:rPr>
-          <w:lang w:val="en-US"/>
-        </w:rPr>
-        <w:t>Foody et al. (2013)</w:t>
-      </w:r>
-      <w:r>
-        <w:rPr>
-          <w:lang w:val="en-US"/>
-        </w:rPr>
-        <w:t xml:space="preserve"> </w:t>
-      </w:r>
-      <w:r>
-        <w:rPr>
-          <w:lang w:val="en-US"/>
-        </w:rPr>
-        <w:t xml:space="preserve">represents a </w:t>
-      </w:r>
-      <w:r>
-        <w:rPr>
-          <w:lang w:val="en-US"/>
-        </w:rPr>
-        <w:t xml:space="preserve">key </w:t>
-      </w:r>
-      <w:r>
-        <w:rPr>
-          <w:lang w:val="en-US"/>
-        </w:rPr>
-        <w:t xml:space="preserve">article </w:t>
-      </w:r>
-      <w:r>
-        <w:rPr>
-          <w:lang w:val="en-US"/>
-        </w:rPr>
-        <w:t xml:space="preserve">in the on-going debate about the strength of the evidence for ACT’s core processes and their ties to basic science via RFT </w:t>
+      <w:ins w:id="29" w:author="ian hussey" w:date="2026-06-15T20:38:00Z" w16du:dateUtc="2026-06-15T18:38:00Z">
+        <w:r>
+          <w:rPr>
+            <w:lang w:val="en-US"/>
+          </w:rPr>
+          <w:t xml:space="preserve">sults “somewhat support” </w:t>
+        </w:r>
+      </w:ins>
+      <w:ins w:id="30" w:author="ian hussey" w:date="2026-06-15T20:41:00Z" w16du:dateUtc="2026-06-15T18:41:00Z">
+        <w:r>
+          <w:rPr>
+            <w:lang w:val="en-US"/>
+          </w:rPr>
+          <w:t xml:space="preserve">(Foody et al., 2015, p. 231) for </w:t>
+        </w:r>
+      </w:ins>
+      <w:ins w:id="31" w:author="ian hussey" w:date="2026-06-15T20:38:00Z" w16du:dateUtc="2026-06-15T18:38:00Z">
+        <w:r>
+          <w:rPr>
+            <w:lang w:val="en-US"/>
+          </w:rPr>
+          <w:t>differential efficacy</w:t>
+        </w:r>
+      </w:ins>
+      <w:ins w:id="32" w:author="ian hussey" w:date="2026-06-15T20:40:00Z" w16du:dateUtc="2026-06-15T18:40:00Z">
+        <w:r>
+          <w:rPr>
+            <w:lang w:val="en-US"/>
+          </w:rPr>
+          <w:t xml:space="preserve"> and elsewhere </w:t>
+        </w:r>
+      </w:ins>
+      <w:ins w:id="33" w:author="ian hussey" w:date="2026-06-15T20:44:00Z" w16du:dateUtc="2026-06-15T18:44:00Z">
+        <w:r>
+          <w:rPr>
+            <w:lang w:val="en-US"/>
+          </w:rPr>
+          <w:t>in their discussion that the</w:t>
+        </w:r>
+      </w:ins>
+      <w:ins w:id="34" w:author="ian hussey" w:date="2026-06-15T20:40:00Z" w16du:dateUtc="2026-06-15T18:40:00Z">
+        <w:r>
+          <w:rPr>
+            <w:lang w:val="en-US"/>
+          </w:rPr>
+          <w:t xml:space="preserve"> “</w:t>
+        </w:r>
+        <w:r>
+          <w:rPr>
+            <w:lang w:val="en-US"/>
+          </w:rPr>
+          <w:t>current data concord almost entirely with those outcomes</w:t>
+        </w:r>
+        <w:r>
+          <w:rPr>
+            <w:lang w:val="en-US"/>
+          </w:rPr>
+          <w:t xml:space="preserve"> [in Foody et al. (2013)]” (Foody et al., 2015, p. </w:t>
+        </w:r>
+      </w:ins>
+      <w:ins w:id="35" w:author="ian hussey" w:date="2026-06-15T20:41:00Z" w16du:dateUtc="2026-06-15T18:41:00Z">
+        <w:r>
+          <w:rPr>
+            <w:lang w:val="en-US"/>
+          </w:rPr>
+          <w:t>241</w:t>
+        </w:r>
+      </w:ins>
+      <w:ins w:id="36" w:author="ian hussey" w:date="2026-06-15T20:40:00Z" w16du:dateUtc="2026-06-15T18:40:00Z">
+        <w:r>
+          <w:rPr>
+            <w:lang w:val="en-US"/>
+          </w:rPr>
+          <w:t>)</w:t>
+        </w:r>
+      </w:ins>
+      <w:ins w:id="37" w:author="ian hussey" w:date="2026-06-15T20:38:00Z" w16du:dateUtc="2026-06-15T18:38:00Z">
+        <w:r>
+          <w:rPr>
+            <w:lang w:val="en-US"/>
+          </w:rPr>
+          <w:t xml:space="preserve">, when in fact </w:t>
+        </w:r>
+        <w:r>
+          <w:rPr>
+            <w:lang w:val="en-US"/>
+          </w:rPr>
+          <w:t xml:space="preserve">the results of the RM-ANOVAs </w:t>
+        </w:r>
+      </w:ins>
+      <w:ins w:id="38" w:author="ian hussey" w:date="2026-06-15T20:42:00Z" w16du:dateUtc="2026-06-15T18:42:00Z">
+        <w:r>
+          <w:rPr>
+            <w:lang w:val="en-US"/>
+          </w:rPr>
+          <w:t xml:space="preserve">in Foody et al. (2015) </w:t>
+        </w:r>
+      </w:ins>
+      <w:ins w:id="39" w:author="ian hussey" w:date="2026-06-15T20:38:00Z" w16du:dateUtc="2026-06-15T18:38:00Z">
+        <w:r>
+          <w:rPr>
+            <w:lang w:val="en-US"/>
+          </w:rPr>
+          <w:t>are all non-significant. I return to this point later.</w:t>
+        </w:r>
+      </w:ins>
+    </w:p>
+    <w:p>
+      <w:pPr>
+        <w:rPr>
+          <w:rStyle w:val="highlight"/>
+          <w:lang w:val="en-US"/>
+        </w:rPr>
+      </w:pPr>
+      <w:r>
+        <w:rPr>
+          <w:lang w:val="en-US"/>
+        </w:rPr>
+        <w:t xml:space="preserve">Foody et al. (2013; 2015) are cited in three different chapters of the recently published Oxford Handbook of Acceptance and Commitment Therapy </w:t>
       </w:r>
       <w:r>
         <w:rPr>
@@ -1557,7 +2059,7 @@
         <w:rPr>
           <w:lang w:val="en-US"/>
         </w:rPr>
-        <w:instrText xml:space="preserve"> ADDIN ZOTERO_ITEM CSL_CITATION {"citationID":"bdpADlIv","properties":{"formattedCitation":"(see Barnes-Holmes et al., 2015; McLoughlin &amp; Roche, 2022)","plainCitation":"(see Barnes-Holmes et al., 2015; McLoughlin &amp; Roche, 2022)","noteIndex":0},"citationItems":[{"id":2711,"uris":["http://zotero.org/users/1687755/items/P3KU2EWX"],"itemData":{"id":2711,"type":"chapter","container-title":"The Wiley Handbook of Contextual Behavioral Science","page":"365–382","publisher":"Blackwell-Wiley","publisher-place":"New York, NY","title":"Scientific ambition: The relationship between Relational Frame Theory and middle-level terms in acceptance and commitment therapy","URL":"http://onlinelibrary.wiley.com/doi/10.1002/9781118489857.ch18/","author":[{"family":"Barnes-Holmes","given":"Yvonne"},{"family":"Hussey","given":"Ian"},{"family":"McEnteggart","given":"Ciara"},{"family":"Barnes-Holmes","given":"Dermot"},{"family":"Foody","given":"Mairéad"}],"editor":[{"family":"Zettle","given":"Robert D"},{"family":"Hayes","given":"Steven C."},{"family":"Barnes-Holmes","given":"Dermot"},{"family":"Biglan","given":"Anthony"}],"issued":{"date-parts":[["2015"]]}},"label":"page","prefix":"see"},{"id":4834,"uris":["http://zotero.org/users/1687755/items/HYYUSMSB"],"itemData":{"id":4834,"type":"article-journal","abstract":"A large array of randomized controlled trials and meta-analyses have determined the efficacy of Acceptance and Commitment Therapy (ACT). However, determining that ACT works does not tell us how it works. This is especially important to understand given the current emphasis on Process-Based Therapy, the promise of which is to identify manipulable causal mediators of change in psychotherapy, and how their effectiveness is moderated by individual contexts. This paper outlines four key areas of concern regarding ACT’s status as a Process-Based Therapy. First, the relationship between ACT and Relational Frame Theory has been widely asserted but not yet properly substantiated. Second, most of the studies on ACT’s core process of change, psychological flexibility, have used invalid measures. Third, while lots of research indicates means by which individuals can be helped to behave consistently with their values, there is virtually no research on how to help people effectively clarify their values in the first instance, or indeed, on an iterative basis. Finally, the philosophy underlying ACT permits a-moral instrumentalism, presenting several ethical challenges. We end by making several recommendations for coherent methodological, conceptual, and practical progress within ACT research and therapy.","container-title":"Behavior Therapy","DOI":"10.1016/j.beth.2022.07.010","ISSN":"00057894","issue":"6","journalAbbreviation":"Behavior Therapy","language":"en","page":"939-955","source":"DOI.org (Crossref)","title":"ACT: A Process-Based Therapy in search of a process","title-short":"ACT","volume":"54","author":[{"family":"McLoughlin","given":"Shane"},{"family":"Roche","given":"Bryan T."}],"issued":{"date-parts":[["2022",8]]}}}],"schema":"https://github.com/citation-style-language/schema/raw/master/csl-citation.json"} </w:instrText>
+        <w:instrText xml:space="preserve"> ADDIN ZOTERO_ITEM CSL_CITATION {"citationID":"l0pnU1Vi","properties":{"formattedCitation":"(Twohig et al., 2023)","plainCitation":"(Twohig et al., 2023)","noteIndex":0},"citationItems":[{"id":36091,"uris":["http://zotero.org/users/1687755/items/2WMQEQU7"],"itemData":{"id":36091,"type":"book","abstract":"Abstract\n            Acceptance and commitment therapy (ACT) is an evidence-based therapy and a growing research area. This handbook begins with the theoretical and conceptual work that informs ACT, including theory and basic science. Several articles then cover the main treatment components and process of change for ACT, including psychological flexibility and the six ACT processes of change. Other, multiple articles cover the use of ACT with major disorders, problem areas, unique settings, and populations. Lastly, future directions for ACT, cognitive-behavioral therapy, and contextual behavioral science (CBS) are presented. The overall aim of this book is to provide an updated comprehensive overview of ACT and its CBS foundations.","DOI":"10.1093/oxfordhb/9780197550076.001.0001","edition":"1","ISBN":"978-0-19-755007-6","language":"en","publisher":"Oxford University Press","source":"DOI.org (Crossref)","title":"The Oxford Handbook of Acceptance and Commitment Therapy","URL":"https://academic.oup.com/edited-volume/38851","editor":[{"family":"Twohig","given":"Michael P."},{"family":"Levin","given":"Michael E."},{"family":"Petersen","given":"Julie M."}],"accessed":{"date-parts":[["2026",1,23]]},"issued":{"date-parts":[["2023",7,20]]}}}],"schema":"https://github.com/citation-style-language/schema/raw/master/csl-citation.json"} </w:instrText>
       </w:r>
       <w:r>
         <w:rPr>
@@ -1567,9 +2069,10 @@
       </w:r>
       <w:r>
         <w:rPr>
-          <w:lang w:val="en-US"/>
-        </w:rPr>
-        <w:t>(see Barnes-Holmes et al., 2015; McLoughlin &amp; Roche, 2022)</w:t>
+          <w:noProof/>
+          <w:lang w:val="en-US"/>
+        </w:rPr>
+        <w:t>(Twohig et al., 2023)</w:t>
       </w:r>
       <w:r>
         <w:rPr>
@@ -1581,476 +2084,9 @@
         <w:rPr>
           <w:lang w:val="en-US"/>
         </w:rPr>
-        <w:t xml:space="preserve">, and is itself stated to be a conceptual replication of previous study by </w:t>
-      </w:r>
-      <w:r>
-        <w:rPr>
-          <w:lang w:val="en-US"/>
-        </w:rPr>
-        <w:t xml:space="preserve">Luciano et al. (2011). </w:t>
-      </w:r>
-      <w:r>
-        <w:rPr>
-          <w:lang w:val="en-US"/>
-        </w:rPr>
-        <w:t>At the time of writing it has</w:t>
-      </w:r>
-      <w:r>
-        <w:rPr>
-          <w:lang w:val="en-US"/>
-        </w:rPr>
-        <w:t xml:space="preserve"> </w:t>
-      </w:r>
-      <w:r>
-        <w:rPr>
-          <w:lang w:val="en-US"/>
-        </w:rPr>
-        <w:t xml:space="preserve">134 </w:t>
-      </w:r>
-      <w:r>
-        <w:rPr>
-          <w:lang w:val="en-US"/>
-        </w:rPr>
-        <w:t>citations</w:t>
-      </w:r>
-      <w:r>
-        <w:rPr>
-          <w:lang w:val="en-US"/>
-        </w:rPr>
-        <w:t xml:space="preserve"> on </w:t>
-      </w:r>
-      <w:r>
-        <w:rPr>
-          <w:lang w:val="en-US"/>
-        </w:rPr>
-        <w:t>Google Scholar</w:t>
-      </w:r>
-      <w:r>
-        <w:rPr>
-          <w:lang w:val="en-US"/>
-        </w:rPr>
-        <w:t xml:space="preserve">, placing it in the top 1% of most-cited psychology articles </w:t>
-      </w:r>
-      <w:r>
-        <w:rPr>
-          <w:lang w:val="en-US"/>
-        </w:rPr>
-        <w:fldChar w:fldCharType="begin"/>
-      </w:r>
-      <w:r>
-        <w:rPr>
-          <w:lang w:val="en-US"/>
-        </w:rPr>
-        <w:instrText xml:space="preserve"> ADDIN ZOTERO_ITEM CSL_CITATION {"citationID":"AxeJfj5B","properties":{"formattedCitation":"(Hussey &amp; Cummins, 2025)","plainCitation":"(Hussey &amp; Cummins, 2025)","noteIndex":0},"citationItems":[{"id":36090,"uris":["http://zotero.org/users/1687755/items/7FEICJMS"],"itemData":{"id":36090,"type":"post-weblog","abstract":"Authors: Ian Hussey &amp; Jamie Cummins\ntl;dr: 9.2% of all citations go to just 0.32% of psychology articles. To have the most impact, post-publication peer-review should focus on these influential articles.\nIn their recent piece in the Chronicle of Higher Education “Social Science Is Broken. Here’s How to Fix It”, Gelman &amp; King (2025) argued that science needs “a post-publication, citation-triggered review process,” where highly cited and therefore influential articles are automatically given post-publication peer review at a certain citation threshold.","container-title":"mmmdata.io","language":"en","title":"Post-publication peer-review should focus on highly influential articles","URL":"https://mmmdata.io/posts/2025/08/post-publication-peer-review-should-focus-on-highly-influential-articles/","author":[{"family":"Hussey","given":"Ian"},{"family":"Cummins","given":"Jamie"}],"accessed":{"date-parts":[["2026",1,23]]},"issued":{"date-parts":[["2025",8,11]]}}}],"schema":"https://github.com/citation-style-language/schema/raw/master/csl-citation.json"} </w:instrText>
-      </w:r>
-      <w:r>
-        <w:rPr>
-          <w:lang w:val="en-US"/>
-        </w:rPr>
-        <w:fldChar w:fldCharType="separate"/>
-      </w:r>
-      <w:r>
-        <w:rPr>
-          <w:noProof/>
-          <w:lang w:val="en-US"/>
-        </w:rPr>
-        <w:t>(Hussey &amp; Cummins, 2025)</w:t>
-      </w:r>
-      <w:r>
-        <w:rPr>
-          <w:lang w:val="en-US"/>
-        </w:rPr>
-        <w:fldChar w:fldCharType="end"/>
-      </w:r>
-      <w:r>
-        <w:rPr>
-          <w:lang w:val="en-US"/>
-        </w:rPr>
-        <w:t xml:space="preserve">. </w:t>
-      </w:r>
-    </w:p>
-    <w:p>
-      <w:pPr>
-        <w:rPr>
-          <w:lang w:val="en-US"/>
-        </w:rPr>
-      </w:pPr>
-      <w:r>
-        <w:rPr>
-          <w:lang w:val="en-US"/>
-        </w:rPr>
-        <w:t xml:space="preserve">Foody et al. (2013) </w:t>
-      </w:r>
-      <w:r>
-        <w:rPr>
-          <w:lang w:val="en-US"/>
-        </w:rPr>
-        <w:t xml:space="preserve">is often </w:t>
-      </w:r>
-      <w:r>
-        <w:rPr>
-          <w:lang w:val="en-US"/>
-        </w:rPr>
-        <w:t xml:space="preserve">cited as evidence for </w:t>
-      </w:r>
-      <w:r>
-        <w:rPr>
-          <w:lang w:val="en-US"/>
-        </w:rPr>
-        <w:t xml:space="preserve">(a) </w:t>
-      </w:r>
-      <w:r>
-        <w:rPr>
-          <w:lang w:val="en-US"/>
-        </w:rPr>
-        <w:t xml:space="preserve">the superiority of hierarchy-based interventions over distinction-based interventions, and therefore </w:t>
-      </w:r>
-      <w:r>
-        <w:rPr>
-          <w:lang w:val="en-US"/>
-        </w:rPr>
-        <w:t xml:space="preserve">(b) </w:t>
-      </w:r>
-      <w:r>
-        <w:rPr>
-          <w:lang w:val="en-US"/>
-        </w:rPr>
-        <w:t xml:space="preserve">as evidence </w:t>
-      </w:r>
-      <w:r>
-        <w:rPr>
-          <w:lang w:val="en-US"/>
-        </w:rPr>
-        <w:t xml:space="preserve">for ACT’s concept of Self-As-Context. More generally, Foody et al. (2013) is often cited as evidence of </w:t>
-      </w:r>
-      <w:r>
-        <w:rPr>
-          <w:lang w:val="en-US"/>
-        </w:rPr>
-        <w:t xml:space="preserve">(c) </w:t>
-      </w:r>
-      <w:r>
-        <w:rPr>
-          <w:lang w:val="en-US"/>
-        </w:rPr>
-        <w:t>the link between RFT and ACT</w:t>
-      </w:r>
-      <w:r>
-        <w:rPr>
-          <w:lang w:val="en-US"/>
-        </w:rPr>
-        <w:t>, in general</w:t>
-      </w:r>
-      <w:r>
-        <w:rPr>
-          <w:lang w:val="en-US"/>
-        </w:rPr>
-        <w:t xml:space="preserve">. </w:t>
-      </w:r>
-      <w:r>
-        <w:rPr>
-          <w:lang w:val="en-US"/>
-        </w:rPr>
-        <w:t xml:space="preserve">I provide several examples below. </w:t>
-      </w:r>
-      <w:r>
-        <w:rPr>
-          <w:lang w:val="en-US"/>
-        </w:rPr>
-        <w:t xml:space="preserve">These examples are intended to be illustrative rather than a systematic review. </w:t>
-      </w:r>
-      <w:r>
-        <w:rPr>
-          <w:lang w:val="en-US"/>
-        </w:rPr>
-        <w:t>I have selected the</w:t>
-      </w:r>
-      <w:r>
-        <w:rPr>
-          <w:lang w:val="en-US"/>
-        </w:rPr>
-        <w:t xml:space="preserve">m </w:t>
-      </w:r>
-      <w:r>
-        <w:rPr>
-          <w:lang w:val="en-US"/>
-        </w:rPr>
-        <w:t xml:space="preserve">from sources that are </w:t>
-      </w:r>
-      <w:r>
-        <w:rPr>
-          <w:lang w:val="en-US"/>
-        </w:rPr>
-        <w:t>likely to be particularly influential</w:t>
-      </w:r>
-      <w:r>
-        <w:rPr>
-          <w:lang w:val="en-US"/>
-        </w:rPr>
-        <w:t xml:space="preserve"> such as textbooks, </w:t>
-      </w:r>
-      <w:r>
-        <w:rPr>
-          <w:lang w:val="en-US"/>
-        </w:rPr>
-        <w:t xml:space="preserve">articles providing </w:t>
-      </w:r>
-      <w:r>
-        <w:rPr>
-          <w:lang w:val="en-US"/>
-        </w:rPr>
-        <w:t xml:space="preserve">introductions to </w:t>
-      </w:r>
-      <w:r>
-        <w:rPr>
-          <w:lang w:val="en-US"/>
-        </w:rPr>
-        <w:t xml:space="preserve">the </w:t>
-      </w:r>
-      <w:r>
-        <w:rPr>
-          <w:lang w:val="en-US"/>
-        </w:rPr>
-        <w:t xml:space="preserve">topic, and articles advocating for the expansion of ACT training </w:t>
-      </w:r>
-      <w:r>
-        <w:rPr>
-          <w:lang w:val="en-US"/>
-        </w:rPr>
-        <w:t xml:space="preserve">(e.g., </w:t>
-      </w:r>
-      <w:r>
-        <w:rPr>
-          <w:lang w:val="en-US"/>
-        </w:rPr>
-        <w:t xml:space="preserve">based on its </w:t>
-      </w:r>
-      <w:r>
-        <w:rPr>
-          <w:lang w:val="en-US"/>
-        </w:rPr>
-        <w:t xml:space="preserve">putative </w:t>
-      </w:r>
-      <w:r>
-        <w:rPr>
-          <w:lang w:val="en-US"/>
-        </w:rPr>
-        <w:t>links to RFT</w:t>
-      </w:r>
-      <w:r>
-        <w:rPr>
-          <w:lang w:val="en-US"/>
-        </w:rPr>
-        <w:t>)</w:t>
-      </w:r>
-      <w:r>
-        <w:rPr>
-          <w:lang w:val="en-US"/>
-        </w:rPr>
-        <w:t>.</w:t>
-      </w:r>
-      <w:r>
-        <w:rPr>
-          <w:lang w:val="en-US"/>
-        </w:rPr>
-        <w:t xml:space="preserve"> In these examples, </w:t>
-      </w:r>
-      <w:r>
-        <w:rPr>
-          <w:lang w:val="en-US"/>
-        </w:rPr>
-        <w:t xml:space="preserve">it is worth noting the pattern that </w:t>
-      </w:r>
-      <w:r>
-        <w:rPr>
-          <w:lang w:val="en-US"/>
-        </w:rPr>
-        <w:t xml:space="preserve">the articles </w:t>
-      </w:r>
-      <w:r>
-        <w:rPr>
-          <w:lang w:val="en-US"/>
-        </w:rPr>
-        <w:t xml:space="preserve">are cited </w:t>
-      </w:r>
-      <w:r>
-        <w:rPr>
-          <w:lang w:val="en-US"/>
-        </w:rPr>
-        <w:t xml:space="preserve">without interrogating the strength of the evidence provided by Foody et al. (2013) </w:t>
-      </w:r>
-      <w:r>
-        <w:rPr>
-          <w:lang w:val="en-US"/>
-        </w:rPr>
-        <w:t>and without</w:t>
-      </w:r>
-      <w:r>
-        <w:rPr>
-          <w:lang w:val="en-US"/>
-        </w:rPr>
-        <w:t xml:space="preserve"> acknowledging that these results failed to replicate in Foody et al. (2015). </w:t>
-      </w:r>
-      <w:ins w:id="25" w:author="ian hussey" w:date="2026-06-15T20:37:00Z" w16du:dateUtc="2026-06-15T18:37:00Z">
-        <w:r>
-          <w:rPr>
-            <w:lang w:val="en-US"/>
-          </w:rPr>
-          <w:t>The nature of this failed replication is obscured by the fact that Foody et al. (2015) state in their abstract that the re</w:t>
-        </w:r>
-      </w:ins>
-      <w:ins w:id="26" w:author="ian hussey" w:date="2026-06-15T20:38:00Z" w16du:dateUtc="2026-06-15T18:38:00Z">
-        <w:r>
-          <w:rPr>
-            <w:lang w:val="en-US"/>
-          </w:rPr>
-          <w:t xml:space="preserve">sults “somewhat support” </w:t>
-        </w:r>
-      </w:ins>
-      <w:ins w:id="27" w:author="ian hussey" w:date="2026-06-15T20:41:00Z" w16du:dateUtc="2026-06-15T18:41:00Z">
-        <w:r>
-          <w:rPr>
-            <w:lang w:val="en-US"/>
-          </w:rPr>
-          <w:t xml:space="preserve">(Foody et al., 2015, p. 231) for </w:t>
-        </w:r>
-      </w:ins>
-      <w:ins w:id="28" w:author="ian hussey" w:date="2026-06-15T20:38:00Z" w16du:dateUtc="2026-06-15T18:38:00Z">
-        <w:r>
-          <w:rPr>
-            <w:lang w:val="en-US"/>
-          </w:rPr>
-          <w:t>differential efficacy</w:t>
-        </w:r>
-      </w:ins>
-      <w:ins w:id="29" w:author="ian hussey" w:date="2026-06-15T20:40:00Z" w16du:dateUtc="2026-06-15T18:40:00Z">
-        <w:r>
-          <w:rPr>
-            <w:lang w:val="en-US"/>
-          </w:rPr>
-          <w:t xml:space="preserve"> and elsewhere </w:t>
-        </w:r>
-      </w:ins>
-      <w:ins w:id="30" w:author="ian hussey" w:date="2026-06-15T20:44:00Z" w16du:dateUtc="2026-06-15T18:44:00Z">
-        <w:r>
-          <w:rPr>
-            <w:lang w:val="en-US"/>
-          </w:rPr>
-          <w:t>in their discussion that the</w:t>
-        </w:r>
-      </w:ins>
-      <w:ins w:id="31" w:author="ian hussey" w:date="2026-06-15T20:40:00Z" w16du:dateUtc="2026-06-15T18:40:00Z">
-        <w:r>
-          <w:rPr>
-            <w:lang w:val="en-US"/>
-          </w:rPr>
-          <w:t xml:space="preserve"> “</w:t>
-        </w:r>
-        <w:r>
-          <w:rPr>
-            <w:lang w:val="en-US"/>
-          </w:rPr>
-          <w:t>current data concord almost entirely with those outcomes</w:t>
-        </w:r>
-        <w:r>
-          <w:rPr>
-            <w:lang w:val="en-US"/>
-          </w:rPr>
-          <w:t xml:space="preserve"> [in Foody et al. (2013)]” (Foody et al., 2015, p. </w:t>
-        </w:r>
-      </w:ins>
-      <w:ins w:id="32" w:author="ian hussey" w:date="2026-06-15T20:41:00Z" w16du:dateUtc="2026-06-15T18:41:00Z">
-        <w:r>
-          <w:rPr>
-            <w:lang w:val="en-US"/>
-          </w:rPr>
-          <w:t>241</w:t>
-        </w:r>
-      </w:ins>
-      <w:ins w:id="33" w:author="ian hussey" w:date="2026-06-15T20:40:00Z" w16du:dateUtc="2026-06-15T18:40:00Z">
-        <w:r>
-          <w:rPr>
-            <w:lang w:val="en-US"/>
-          </w:rPr>
-          <w:t>)</w:t>
-        </w:r>
-      </w:ins>
-      <w:ins w:id="34" w:author="ian hussey" w:date="2026-06-15T20:38:00Z" w16du:dateUtc="2026-06-15T18:38:00Z">
-        <w:r>
-          <w:rPr>
-            <w:lang w:val="en-US"/>
-          </w:rPr>
-          <w:t xml:space="preserve">, when in fact the results of the RM-ANOVAs </w:t>
-        </w:r>
-      </w:ins>
-      <w:ins w:id="35" w:author="ian hussey" w:date="2026-06-15T20:42:00Z" w16du:dateUtc="2026-06-15T18:42:00Z">
-        <w:r>
-          <w:rPr>
-            <w:lang w:val="en-US"/>
-          </w:rPr>
-          <w:t xml:space="preserve">in Foody et al. (2015) </w:t>
-        </w:r>
-      </w:ins>
-      <w:ins w:id="36" w:author="ian hussey" w:date="2026-06-15T20:38:00Z" w16du:dateUtc="2026-06-15T18:38:00Z">
-        <w:r>
-          <w:rPr>
-            <w:lang w:val="en-US"/>
-          </w:rPr>
-          <w:t>are all non-significant. I return to this point later.</w:t>
-        </w:r>
-      </w:ins>
-    </w:p>
-    <w:p>
-      <w:pPr>
-        <w:rPr>
-          <w:rStyle w:val="highlight"/>
-          <w:lang w:val="en-US"/>
-        </w:rPr>
-      </w:pPr>
-      <w:r>
-        <w:rPr>
-          <w:lang w:val="en-US"/>
-        </w:rPr>
-        <w:t xml:space="preserve">Foody et al. (2013; 2015) are cited in three different chapters of the recently published Oxford Handbook of Acceptance and Commitment Therapy </w:t>
-      </w:r>
-      <w:r>
-        <w:rPr>
-          <w:lang w:val="en-US"/>
-        </w:rPr>
-        <w:fldChar w:fldCharType="begin"/>
-      </w:r>
-      <w:r>
-        <w:rPr>
-          <w:lang w:val="en-US"/>
-        </w:rPr>
-        <w:instrText xml:space="preserve"> ADDIN ZOTERO_ITEM CSL_CITATION {"citationID":"l0pnU1Vi","properties":{"formattedCitation":"(Twohig et al., 2023)","plainCitation":"(Twohig et al., 2023)","noteIndex":0},"citationItems":[{"id":36091,"uris":["http://zotero.org/users/1687755/items/2WMQEQU7"],"itemData":{"id":36091,"type":"book","abstract":"Abstract\n            Acceptance and commitment therapy (ACT) is an evidence-based therapy and a growing research area. This handbook begins with the theoretical and conceptual work that informs ACT, including theory and basic science. Several articles then cover the main treatment components and process of change for ACT, including psychological flexibility and the six ACT processes of change. Other, multiple articles cover the use of ACT with major disorders, problem areas, unique settings, and populations. Lastly, future directions for ACT, cognitive-behavioral therapy, and contextual behavioral science (CBS) are presented. The overall aim of this book is to provide an updated comprehensive overview of ACT and its CBS foundations.","DOI":"10.1093/oxfordhb/9780197550076.001.0001","edition":"1","ISBN":"978-0-19-755007-6","language":"en","publisher":"Oxford University Press","source":"DOI.org (Crossref)","title":"The Oxford Handbook of Acceptance and Commitment Therapy","URL":"https://academic.oup.com/edited-volume/38851","editor":[{"family":"Twohig","given":"Michael P."},{"family":"Levin","given":"Michael E."},{"family":"Petersen","given":"Julie M."}],"accessed":{"date-parts":[["2026",1,23]]},"issued":{"date-parts":[["2023",7,20]]}}}],"schema":"https://github.com/citation-style-language/schema/raw/master/csl-citation.json"} </w:instrText>
-      </w:r>
-      <w:r>
-        <w:rPr>
-          <w:lang w:val="en-US"/>
-        </w:rPr>
-        <w:fldChar w:fldCharType="separate"/>
-      </w:r>
-      <w:r>
-        <w:rPr>
-          <w:noProof/>
-          <w:lang w:val="en-US"/>
-        </w:rPr>
-        <w:t>(Twohig et al., 2023)</w:t>
-      </w:r>
-      <w:r>
-        <w:rPr>
-          <w:lang w:val="en-US"/>
-        </w:rPr>
-        <w:fldChar w:fldCharType="end"/>
-      </w:r>
-      <w:r>
-        <w:rPr>
-          <w:lang w:val="en-US"/>
-        </w:rPr>
         <w:t xml:space="preserve">. In their chapter on “Cognitive Defusion”, a key concept within ACT, </w:t>
       </w:r>
-      <w:bookmarkStart w:id="37" w:name="_Hlk220070444"/>
+      <w:bookmarkStart w:id="40" w:name="_Hlk220070444"/>
       <w:r>
         <w:rPr>
           <w:lang w:val="en-US"/>
@@ -2191,19 +2227,44 @@
         </w:rPr>
         <w:t xml:space="preserve">This </w:t>
       </w:r>
+      <w:del w:id="41" w:author="ian hussey" w:date="2026-06-16T11:35:00Z" w16du:dateUtc="2026-06-16T09:35:00Z">
+        <w:r>
+          <w:rPr>
+            <w:rStyle w:val="highlight"/>
+            <w:lang w:val="en-US"/>
+          </w:rPr>
+          <w:delText>mischaracterizes</w:delText>
+        </w:r>
+        <w:r>
+          <w:rPr>
+            <w:rStyle w:val="highlight"/>
+            <w:lang w:val="en-US"/>
+          </w:rPr>
+          <w:delText xml:space="preserve"> </w:delText>
+        </w:r>
+      </w:del>
+      <w:ins w:id="42" w:author="ian hussey" w:date="2026-06-16T11:35:00Z" w16du:dateUtc="2026-06-16T09:35:00Z">
+        <w:r>
+          <w:rPr>
+            <w:rStyle w:val="highlight"/>
+            <w:lang w:val="en-US"/>
+          </w:rPr>
+          <w:t xml:space="preserve">inaccurately </w:t>
+        </w:r>
+        <w:r>
+          <w:rPr>
+            <w:rStyle w:val="highlight"/>
+            <w:lang w:val="en-US"/>
+          </w:rPr>
+          <w:t xml:space="preserve">characterizes </w:t>
+        </w:r>
+      </w:ins>
       <w:r>
         <w:rPr>
           <w:rStyle w:val="highlight"/>
           <w:lang w:val="en-US"/>
         </w:rPr>
-        <w:t>mischaracterizes</w:t>
-      </w:r>
-      <w:r>
-        <w:rPr>
-          <w:rStyle w:val="highlight"/>
-          <w:lang w:val="en-US"/>
-        </w:rPr>
-        <w:t xml:space="preserve"> the null results found by Foody et al. (2015) as if they support the claim.</w:t>
+        <w:t>the null results found by Foody et al. (2015) as if they support the claim.</w:t>
       </w:r>
     </w:p>
     <w:p>
@@ -2367,24 +2428,26 @@
         </w:rPr>
         <w:t xml:space="preserve">do not cite the failed replication by Foody et al. (2015). </w:t>
       </w:r>
-      <w:r>
-        <w:rPr>
-          <w:lang w:val="en-US"/>
-        </w:rPr>
-        <w:t xml:space="preserve">It is important to </w:t>
-      </w:r>
-      <w:r>
-        <w:rPr>
-          <w:lang w:val="en-US"/>
-        </w:rPr>
-        <w:t>recognize</w:t>
-      </w:r>
-      <w:r>
-        <w:rPr>
-          <w:lang w:val="en-US"/>
-        </w:rPr>
-        <w:t xml:space="preserve"> that there is significant overlap in authorship between these publications, so mere unawareness of the failed replication is implausible.</w:t>
-      </w:r>
+      <w:del w:id="43" w:author="ian hussey" w:date="2026-06-16T11:26:00Z" w16du:dateUtc="2026-06-16T09:26:00Z">
+        <w:r>
+          <w:rPr>
+            <w:lang w:val="en-US"/>
+          </w:rPr>
+          <w:delText xml:space="preserve">It is important to </w:delText>
+        </w:r>
+        <w:r>
+          <w:rPr>
+            <w:lang w:val="en-US"/>
+          </w:rPr>
+          <w:delText>recognize</w:delText>
+        </w:r>
+        <w:r>
+          <w:rPr>
+            <w:lang w:val="en-US"/>
+          </w:rPr>
+          <w:delText xml:space="preserve"> that there is significant overlap in authorship between these publications, so mere unawareness of the failed replication is implausible.</w:delText>
+        </w:r>
+      </w:del>
     </w:p>
     <w:p>
       <w:pPr>
@@ -2660,7 +2723,7 @@
         <w:t xml:space="preserve">. </w:t>
       </w:r>
     </w:p>
-    <w:bookmarkEnd w:id="37"/>
+    <w:bookmarkEnd w:id="40"/>
     <w:p>
       <w:pPr>
         <w:rPr>
@@ -2790,7 +2853,14 @@
         <w:rPr>
           <w:lang w:val="en-US"/>
         </w:rPr>
-        <w:t xml:space="preserve">In their article celebrating the contributions of Murray Sidman, Law &amp; Hayes </w:t>
+        <w:t xml:space="preserve">In their article </w:t>
+      </w:r>
+      <w:r>
+        <w:rPr>
+          <w:lang w:val="en-US"/>
+        </w:rPr>
+        <w:lastRenderedPageBreak/>
+        <w:t xml:space="preserve">celebrating the contributions of Murray Sidman, Law &amp; Hayes </w:t>
       </w:r>
       <w:r>
         <w:rPr>
@@ -2834,34 +2904,93 @@
           <w:iCs/>
           <w:lang w:val="en-US"/>
         </w:rPr>
-        <w:t xml:space="preserve">“understanding how to foster </w:t>
-      </w:r>
-      <w:r>
-        <w:rPr>
-          <w:i/>
-          <w:iCs/>
-          <w:lang w:val="en-US"/>
-        </w:rPr>
-        <w:lastRenderedPageBreak/>
-        <w:t>healthy perspective-taking seems central to establishing self-direction, independence, and values-based actions (Foody et al., 2015)”</w:t>
-      </w:r>
-      <w:r>
-        <w:rPr>
-          <w:lang w:val="en-US"/>
-        </w:rPr>
-        <w:t xml:space="preserve">, which not only </w:t>
-      </w:r>
-      <w:r>
-        <w:rPr>
-          <w:lang w:val="en-US"/>
-        </w:rPr>
-        <w:t>mischaracterizes</w:t>
-      </w:r>
-      <w:r>
-        <w:rPr>
-          <w:lang w:val="en-US"/>
-        </w:rPr>
-        <w:t xml:space="preserve"> the nature of this failed replication but also the general nature of the study and its possible conclusions, which were not related to self-direction, independence, or values-based action.</w:t>
+        <w:t>“understanding how to foster healthy perspective-taking seems central to establishing self-direction, independence, and values-based actions (Foody et al., 2015)”</w:t>
+      </w:r>
+      <w:r>
+        <w:rPr>
+          <w:lang w:val="en-US"/>
+        </w:rPr>
+        <w:t xml:space="preserve">, which </w:t>
+      </w:r>
+      <w:del w:id="44" w:author="ian hussey" w:date="2026-06-16T11:35:00Z" w16du:dateUtc="2026-06-16T09:35:00Z">
+        <w:r>
+          <w:rPr>
+            <w:lang w:val="en-US"/>
+          </w:rPr>
+          <w:delText xml:space="preserve">not only </w:delText>
+        </w:r>
+      </w:del>
+      <w:ins w:id="45" w:author="ian hussey" w:date="2026-06-16T11:35:00Z" w16du:dateUtc="2026-06-16T09:35:00Z">
+        <w:r>
+          <w:rPr>
+            <w:lang w:val="en-US"/>
+          </w:rPr>
+          <w:t xml:space="preserve">inaccurately </w:t>
+        </w:r>
+      </w:ins>
+      <w:del w:id="46" w:author="ian hussey" w:date="2026-06-16T11:35:00Z" w16du:dateUtc="2026-06-16T09:35:00Z">
+        <w:r>
+          <w:rPr>
+            <w:lang w:val="en-US"/>
+          </w:rPr>
+          <w:delText>mis</w:delText>
+        </w:r>
+      </w:del>
+      <w:r>
+        <w:rPr>
+          <w:lang w:val="en-US"/>
+        </w:rPr>
+        <w:t>characterizes</w:t>
+      </w:r>
+      <w:r>
+        <w:rPr>
+          <w:lang w:val="en-US"/>
+        </w:rPr>
+        <w:t xml:space="preserve"> the nature of th</w:t>
+      </w:r>
+      <w:ins w:id="47" w:author="ian hussey" w:date="2026-06-16T11:35:00Z" w16du:dateUtc="2026-06-16T09:35:00Z">
+        <w:r>
+          <w:rPr>
+            <w:lang w:val="en-US"/>
+          </w:rPr>
+          <w:t xml:space="preserve">e </w:t>
+        </w:r>
+      </w:ins>
+      <w:del w:id="48" w:author="ian hussey" w:date="2026-06-16T11:35:00Z" w16du:dateUtc="2026-06-16T09:35:00Z">
+        <w:r>
+          <w:rPr>
+            <w:lang w:val="en-US"/>
+          </w:rPr>
+          <w:delText xml:space="preserve">is </w:delText>
+        </w:r>
+      </w:del>
+      <w:r>
+        <w:rPr>
+          <w:lang w:val="en-US"/>
+        </w:rPr>
+        <w:t xml:space="preserve">failed replication </w:t>
+      </w:r>
+      <w:del w:id="49" w:author="ian hussey" w:date="2026-06-16T11:35:00Z" w16du:dateUtc="2026-06-16T09:35:00Z">
+        <w:r>
+          <w:rPr>
+            <w:lang w:val="en-US"/>
+          </w:rPr>
+          <w:delText xml:space="preserve">but also </w:delText>
+        </w:r>
+      </w:del>
+      <w:ins w:id="50" w:author="ian hussey" w:date="2026-06-16T11:35:00Z" w16du:dateUtc="2026-06-16T09:35:00Z">
+        <w:r>
+          <w:rPr>
+            <w:lang w:val="en-US"/>
+          </w:rPr>
+          <w:t xml:space="preserve">and </w:t>
+        </w:r>
+      </w:ins>
+      <w:r>
+        <w:rPr>
+          <w:lang w:val="en-US"/>
+        </w:rPr>
+        <w:t>the general nature of the study and its possible conclusions, which were not related to self-direction, independence, or values-based action.</w:t>
       </w:r>
       <w:r>
         <w:rPr>
@@ -2982,7 +3111,21 @@
         <w:rPr>
           <w:lang w:val="en-US"/>
         </w:rPr>
-        <w:t xml:space="preserve">Of course, it is possible to find examples of more critical readings of Foody et al. (2013). Often, these come from researchers and journals that are not already strongly aligned with ACT and RFT. For example, Godbee &amp; Kangas </w:t>
+        <w:t xml:space="preserve">Of course, it is possible to find examples of more critical readings of Foody et al. (2013). </w:t>
+      </w:r>
+      <w:del w:id="51" w:author="ian hussey" w:date="2026-06-16T11:30:00Z" w16du:dateUtc="2026-06-16T09:30:00Z">
+        <w:r>
+          <w:rPr>
+            <w:lang w:val="en-US"/>
+          </w:rPr>
+          <w:delText xml:space="preserve">Often, these come from researchers and journals that are not already strongly aligned with ACT and RFT. </w:delText>
+        </w:r>
+      </w:del>
+      <w:r>
+        <w:rPr>
+          <w:lang w:val="en-US"/>
+        </w:rPr>
+        <w:t xml:space="preserve">For example, Godbee &amp; Kangas </w:t>
       </w:r>
       <w:r>
         <w:rPr>
@@ -3135,7 +3278,7 @@
     <w:p>
       <w:pPr>
         <w:rPr>
-          <w:ins w:id="38" w:author="ian hussey" w:date="2026-06-15T17:29:00Z" w16du:dateUtc="2026-06-15T15:29:00Z"/>
+          <w:ins w:id="52" w:author="ian hussey" w:date="2026-06-15T17:29:00Z" w16du:dateUtc="2026-06-15T15:29:00Z"/>
           <w:lang w:val="en-US"/>
         </w:rPr>
       </w:pPr>
@@ -3182,7 +3325,7 @@
       <w:pPr>
         <w:pStyle w:val="Heading2"/>
         <w:rPr>
-          <w:ins w:id="39" w:author="ian hussey" w:date="2026-06-16T09:23:00Z" w16du:dateUtc="2026-06-16T07:23:00Z"/>
+          <w:ins w:id="53" w:author="ian hussey" w:date="2026-06-16T09:23:00Z" w16du:dateUtc="2026-06-16T07:23:00Z"/>
           <w:highlight w:val="yellow"/>
         </w:rPr>
       </w:pPr>
@@ -3191,11 +3334,11 @@
       <w:pPr>
         <w:pStyle w:val="Heading2"/>
         <w:rPr>
-          <w:ins w:id="40" w:author="ian hussey" w:date="2026-06-15T20:10:00Z" w16du:dateUtc="2026-06-15T18:10:00Z"/>
+          <w:ins w:id="54" w:author="ian hussey" w:date="2026-06-15T20:10:00Z" w16du:dateUtc="2026-06-15T18:10:00Z"/>
           <w:highlight w:val="yellow"/>
         </w:rPr>
       </w:pPr>
-      <w:ins w:id="41" w:author="ian hussey" w:date="2026-06-15T17:29:00Z" w16du:dateUtc="2026-06-15T15:29:00Z">
+      <w:ins w:id="55" w:author="ian hussey" w:date="2026-06-15T17:29:00Z" w16du:dateUtc="2026-06-15T15:29:00Z">
         <w:r>
           <w:t>Social Impact &amp; Responsibility</w:t>
         </w:r>
@@ -3204,72 +3347,40 @@
     <w:p>
       <w:pPr>
         <w:rPr>
-          <w:ins w:id="42" w:author="ian hussey" w:date="2026-06-15T20:07:00Z" w16du:dateUtc="2026-06-15T18:07:00Z"/>
-        </w:rPr>
-      </w:pPr>
-      <w:ins w:id="43" w:author="ian hussey" w:date="2026-06-16T09:45:00Z" w16du:dateUtc="2026-06-16T07:45:00Z">
-        <w:r>
-          <w:t>The studies reanalysed here inform clinical practice: Acceptance and Commitment Therapy is a widely disseminated psychotherapy, and the claim that hierarchical framing relieves distress better than distinction framing has shaped how clinicians are trained</w:t>
+          <w:ins w:id="56" w:author="ian hussey" w:date="2026-06-16T10:46:00Z" w16du:dateUtc="2026-06-16T08:46:00Z"/>
+          <w:b/>
+          <w:bCs/>
+        </w:rPr>
+        <w:pPrChange w:id="57" w:author="ian hussey" w:date="2026-06-16T10:46:00Z" w16du:dateUtc="2026-06-16T08:46:00Z">
+          <w:pPr>
+            <w:pStyle w:val="Heading2"/>
+          </w:pPr>
+        </w:pPrChange>
+      </w:pPr>
+      <w:ins w:id="58" w:author="ian hussey" w:date="2026-06-16T10:46:00Z" w16du:dateUtc="2026-06-16T08:46:00Z">
+        <w:r>
+          <w:t>The studies reanalysed here inform clinical practice: Acceptance and Commitment Therapy is a widely disseminated psychotherapy, and the claim that hierarchical framing relieves distress better than distinction framing has influenced clinical training and practice, with patients in distress as the indirectly affected and vulnerable party. The social value of this reanalysis lies in helping such training and practice rest on credible evidence. These findings concern the credibility of a specific empirical claim, not clinical guidance</w:t>
         </w:r>
       </w:ins>
-      <w:ins w:id="44" w:author="ian hussey" w:date="2026-06-16T09:46:00Z" w16du:dateUtc="2026-06-16T07:46:00Z">
-        <w:r>
-          <w:t xml:space="preserve"> or how they practice</w:t>
+      <w:ins w:id="59" w:author="ian hussey" w:date="2026-06-16T11:37:00Z" w16du:dateUtc="2026-06-16T09:37:00Z">
+        <w:r>
+          <w:t>;</w:t>
         </w:r>
       </w:ins>
-      <w:ins w:id="45" w:author="ian hussey" w:date="2026-06-16T09:45:00Z" w16du:dateUtc="2026-06-16T07:45:00Z">
-        <w:r>
-          <w:t xml:space="preserve">, with patients in distress as the indirectly affected and vulnerable party. </w:t>
+      <w:ins w:id="60" w:author="ian hussey" w:date="2026-06-16T10:46:00Z" w16du:dateUtc="2026-06-16T08:46:00Z">
+        <w:r>
+          <w:t xml:space="preserve"> decisions about practice rest on the broader evidence base and clinical judgement. It is equally important to bound the claim. I do not show that ACT is ineffective, that self-as-context is invalid, or that those who report benefiting from these exercises are mistaken</w:t>
+        </w:r>
+        <w:r>
+          <w:t>,</w:t>
+        </w:r>
+        <w:r>
+          <w:t xml:space="preserve"> only that the specific data in Foody et al. (2013, 2015) do not support the specific claim examined. These studies form just one line of inquiry into using RFT to inform ACT.</w:t>
+        </w:r>
+        <w:r>
+          <w:t xml:space="preserve"> </w:t>
         </w:r>
       </w:ins>
-      <w:ins w:id="46" w:author="ian hussey" w:date="2026-06-16T09:47:00Z" w16du:dateUtc="2026-06-16T07:47:00Z">
-        <w:r>
-          <w:t xml:space="preserve">Insofar as the original studies being verified are relevant to </w:t>
-        </w:r>
-        <w:r>
-          <w:t xml:space="preserve">clinical practice </w:t>
-        </w:r>
-        <w:r>
-          <w:t>and</w:t>
-        </w:r>
-        <w:r>
-          <w:t xml:space="preserve"> psychotherapists, </w:t>
-        </w:r>
-        <w:r>
-          <w:t xml:space="preserve">and therefore </w:t>
-        </w:r>
-        <w:r>
-          <w:t xml:space="preserve">patients as indirectly affected group, </w:t>
-        </w:r>
-        <w:r>
-          <w:t xml:space="preserve">so too are the results of this reanalysis. </w:t>
-        </w:r>
-      </w:ins>
-      <w:ins w:id="47" w:author="ian hussey" w:date="2026-06-16T09:45:00Z" w16du:dateUtc="2026-06-16T07:45:00Z">
-        <w:r>
-          <w:t>The social value of this reanalysis is in helping such training rest on credible evidence. It is equally important, however, to bound the claim: I do not show that ACT is ineffective, that self-as-context is invalid, or that those who report benefiting from these exercises are mistaken</w:t>
-        </w:r>
-      </w:ins>
-      <w:ins w:id="48" w:author="ian hussey" w:date="2026-06-16T09:46:00Z" w16du:dateUtc="2026-06-16T07:46:00Z">
-        <w:r>
-          <w:t>,</w:t>
-        </w:r>
-      </w:ins>
-      <w:ins w:id="49" w:author="ian hussey" w:date="2026-06-16T09:45:00Z" w16du:dateUtc="2026-06-16T07:45:00Z">
-        <w:r>
-          <w:t xml:space="preserve"> only that the specific data in Foody et al. (2013, 2015) do not support the specific claim examined</w:t>
-        </w:r>
-      </w:ins>
-      <w:ins w:id="50" w:author="ian hussey" w:date="2026-06-16T09:46:00Z" w16du:dateUtc="2026-06-16T07:46:00Z">
-        <w:r>
-          <w:t xml:space="preserve">. These studies form only one line of inquiry into </w:t>
-        </w:r>
-      </w:ins>
-      <w:ins w:id="51" w:author="ian hussey" w:date="2026-06-16T09:47:00Z" w16du:dateUtc="2026-06-16T07:47:00Z">
-        <w:r>
-          <w:t xml:space="preserve">using RFT to inform ACT. </w:t>
-        </w:r>
-      </w:ins>
     </w:p>
     <w:p>
       <w:pPr>
@@ -3294,7 +3405,7 @@
     <w:p>
       <w:pPr>
         <w:rPr>
-          <w:ins w:id="52" w:author="ian hussey" w:date="2026-06-15T20:20:00Z" w16du:dateUtc="2026-06-15T18:20:00Z"/>
+          <w:ins w:id="61" w:author="ian hussey" w:date="2026-06-15T20:20:00Z" w16du:dateUtc="2026-06-15T18:20:00Z"/>
           <w:lang w:val="en-US"/>
         </w:rPr>
       </w:pPr>
@@ -3537,7 +3648,7 @@
           <w:lang w:val="en-US"/>
         </w:rPr>
       </w:pPr>
-      <w:ins w:id="53" w:author="ian hussey" w:date="2026-06-15T20:20:00Z" w16du:dateUtc="2026-06-15T18:20:00Z">
+      <w:ins w:id="62" w:author="ian hussey" w:date="2026-06-15T20:20:00Z" w16du:dateUtc="2026-06-15T18:20:00Z">
         <w:r>
           <w:rPr>
             <w:lang w:val="en-US"/>
@@ -3545,84 +3656,12 @@
           <w:t>Foody et al. (2015) replicate and extend the original study</w:t>
         </w:r>
       </w:ins>
-      <w:ins w:id="54" w:author="ian hussey" w:date="2026-06-16T08:30:00Z" w16du:dateUtc="2026-06-16T06:30:00Z">
+      <w:ins w:id="63" w:author="ian hussey" w:date="2026-06-16T08:30:00Z" w16du:dateUtc="2026-06-16T06:30:00Z">
         <w:r>
           <w:rPr>
             <w:lang w:val="en-US"/>
           </w:rPr>
           <w:t>. In addition to the self</w:t>
-        </w:r>
-      </w:ins>
-      <w:ins w:id="55" w:author="ian hussey" w:date="2026-06-16T08:31:00Z" w16du:dateUtc="2026-06-16T06:31:00Z">
-        <w:r>
-          <w:rPr>
-            <w:lang w:val="en-US"/>
-          </w:rPr>
-          <w:t>-</w:t>
-        </w:r>
-      </w:ins>
-      <w:ins w:id="56" w:author="ian hussey" w:date="2026-06-16T08:30:00Z" w16du:dateUtc="2026-06-16T06:30:00Z">
-        <w:r>
-          <w:rPr>
-            <w:lang w:val="en-US"/>
-          </w:rPr>
-          <w:t>focused distinction and hierarchy conditions</w:t>
-        </w:r>
-      </w:ins>
-      <w:ins w:id="57" w:author="ian hussey" w:date="2026-06-16T08:31:00Z" w16du:dateUtc="2026-06-16T06:31:00Z">
-        <w:r>
-          <w:rPr>
-            <w:lang w:val="en-US"/>
-          </w:rPr>
-          <w:t xml:space="preserve"> present in the first study</w:t>
-        </w:r>
-      </w:ins>
-      <w:ins w:id="58" w:author="ian hussey" w:date="2026-06-16T08:30:00Z" w16du:dateUtc="2026-06-16T06:30:00Z">
-        <w:r>
-          <w:rPr>
-            <w:lang w:val="en-US"/>
-          </w:rPr>
-          <w:t xml:space="preserve">, they add </w:t>
-        </w:r>
-      </w:ins>
-      <w:ins w:id="59" w:author="ian hussey" w:date="2026-06-16T08:31:00Z" w16du:dateUtc="2026-06-16T06:31:00Z">
-        <w:r>
-          <w:rPr>
-            <w:lang w:val="en-US"/>
-          </w:rPr>
-          <w:t xml:space="preserve">a variation of each that is other-focused to create four conditions </w:t>
-        </w:r>
-      </w:ins>
-      <w:ins w:id="60" w:author="ian hussey" w:date="2026-06-15T20:23:00Z" w16du:dateUtc="2026-06-15T18:23:00Z">
-        <w:r>
-          <w:rPr>
-            <w:lang w:val="en-US"/>
-          </w:rPr>
-          <w:t>(self-distinction, self-</w:t>
-        </w:r>
-      </w:ins>
-      <w:ins w:id="61" w:author="ian hussey" w:date="2026-06-15T20:24:00Z" w16du:dateUtc="2026-06-15T18:24:00Z">
-        <w:r>
-          <w:rPr>
-            <w:lang w:val="en-US"/>
-          </w:rPr>
-          <w:t>hierarchy</w:t>
-        </w:r>
-      </w:ins>
-      <w:ins w:id="62" w:author="ian hussey" w:date="2026-06-15T20:23:00Z" w16du:dateUtc="2026-06-15T18:23:00Z">
-        <w:r>
-          <w:rPr>
-            <w:lang w:val="en-US"/>
-          </w:rPr>
-          <w:t>, object-distinction, and</w:t>
-        </w:r>
-      </w:ins>
-      <w:ins w:id="63" w:author="ian hussey" w:date="2026-06-15T20:24:00Z" w16du:dateUtc="2026-06-15T18:24:00Z">
-        <w:r>
-          <w:rPr>
-            <w:lang w:val="en-US"/>
-          </w:rPr>
-          <w:t xml:space="preserve"> object-hierarchy)</w:t>
         </w:r>
       </w:ins>
       <w:ins w:id="64" w:author="ian hussey" w:date="2026-06-16T08:31:00Z" w16du:dateUtc="2026-06-16T06:31:00Z">
@@ -3630,97 +3669,79 @@
           <w:rPr>
             <w:lang w:val="en-US"/>
           </w:rPr>
+          <w:t>-</w:t>
+        </w:r>
+      </w:ins>
+      <w:ins w:id="65" w:author="ian hussey" w:date="2026-06-16T08:30:00Z" w16du:dateUtc="2026-06-16T06:30:00Z">
+        <w:r>
+          <w:rPr>
+            <w:lang w:val="en-US"/>
+          </w:rPr>
+          <w:t>focused distinction and hierarchy conditions</w:t>
+        </w:r>
+      </w:ins>
+      <w:ins w:id="66" w:author="ian hussey" w:date="2026-06-16T08:31:00Z" w16du:dateUtc="2026-06-16T06:31:00Z">
+        <w:r>
+          <w:rPr>
+            <w:lang w:val="en-US"/>
+          </w:rPr>
+          <w:t xml:space="preserve"> present in the first study</w:t>
+        </w:r>
+      </w:ins>
+      <w:ins w:id="67" w:author="ian hussey" w:date="2026-06-16T08:30:00Z" w16du:dateUtc="2026-06-16T06:30:00Z">
+        <w:r>
+          <w:rPr>
+            <w:lang w:val="en-US"/>
+          </w:rPr>
+          <w:t xml:space="preserve">, they add </w:t>
+        </w:r>
+      </w:ins>
+      <w:ins w:id="68" w:author="ian hussey" w:date="2026-06-16T08:31:00Z" w16du:dateUtc="2026-06-16T06:31:00Z">
+        <w:r>
+          <w:rPr>
+            <w:lang w:val="en-US"/>
+          </w:rPr>
+          <w:t xml:space="preserve">a variation of each that is other-focused to create four conditions </w:t>
+        </w:r>
+      </w:ins>
+      <w:ins w:id="69" w:author="ian hussey" w:date="2026-06-15T20:23:00Z" w16du:dateUtc="2026-06-15T18:23:00Z">
+        <w:r>
+          <w:rPr>
+            <w:lang w:val="en-US"/>
+          </w:rPr>
+          <w:t>(self-distinction, self-</w:t>
+        </w:r>
+      </w:ins>
+      <w:ins w:id="70" w:author="ian hussey" w:date="2026-06-15T20:24:00Z" w16du:dateUtc="2026-06-15T18:24:00Z">
+        <w:r>
+          <w:rPr>
+            <w:lang w:val="en-US"/>
+          </w:rPr>
+          <w:t>hierarchy</w:t>
+        </w:r>
+      </w:ins>
+      <w:ins w:id="71" w:author="ian hussey" w:date="2026-06-15T20:23:00Z" w16du:dateUtc="2026-06-15T18:23:00Z">
+        <w:r>
+          <w:rPr>
+            <w:lang w:val="en-US"/>
+          </w:rPr>
+          <w:t>, object-distinction, and</w:t>
+        </w:r>
+      </w:ins>
+      <w:ins w:id="72" w:author="ian hussey" w:date="2026-06-15T20:24:00Z" w16du:dateUtc="2026-06-15T18:24:00Z">
+        <w:r>
+          <w:rPr>
+            <w:lang w:val="en-US"/>
+          </w:rPr>
+          <w:t xml:space="preserve"> object-hierarchy)</w:t>
+        </w:r>
+      </w:ins>
+      <w:ins w:id="73" w:author="ian hussey" w:date="2026-06-16T08:31:00Z" w16du:dateUtc="2026-06-16T06:31:00Z">
+        <w:r>
+          <w:rPr>
+            <w:lang w:val="en-US"/>
+          </w:rPr>
           <w:t>. I</w:t>
-        </w:r>
-      </w:ins>
-      <w:ins w:id="65" w:author="ian hussey" w:date="2026-06-16T08:32:00Z" w16du:dateUtc="2026-06-16T06:32:00Z">
-        <w:r>
-          <w:rPr>
-            <w:lang w:val="en-US"/>
-          </w:rPr>
-          <w:t xml:space="preserve">n addition to this, </w:t>
-        </w:r>
-      </w:ins>
-      <w:ins w:id="66" w:author="ian hussey" w:date="2026-06-15T20:21:00Z" w16du:dateUtc="2026-06-15T18:21:00Z">
-        <w:r>
-          <w:rPr>
-            <w:lang w:val="en-US"/>
-          </w:rPr>
-          <w:t xml:space="preserve">participants each received two cycles of baseline </w:t>
-        </w:r>
-      </w:ins>
-      <w:ins w:id="67" w:author="ian hussey" w:date="2026-06-15T20:22:00Z" w16du:dateUtc="2026-06-15T18:22:00Z">
-        <w:r>
-          <w:rPr>
-            <w:lang w:val="en-US"/>
-          </w:rPr>
-          <w:t xml:space="preserve">measurement, distress induction, post induction measurement, intervention, and post intervention measurement. </w:t>
-        </w:r>
-      </w:ins>
-      <w:ins w:id="68" w:author="ian hussey" w:date="2026-06-15T20:24:00Z" w16du:dateUtc="2026-06-15T18:24:00Z">
-        <w:r>
-          <w:rPr>
-            <w:lang w:val="en-US"/>
-          </w:rPr>
-          <w:t xml:space="preserve">The study reports twelve participants per </w:t>
-        </w:r>
-        <w:r>
-          <w:rPr>
-            <w:lang w:val="en-US"/>
-          </w:rPr>
-          <w:t>condition</w:t>
-        </w:r>
-        <w:r>
-          <w:rPr>
-            <w:lang w:val="en-US"/>
-          </w:rPr>
-          <w:t xml:space="preserve"> after exclusions</w:t>
-        </w:r>
-        <w:r>
-          <w:rPr>
-            <w:lang w:val="en-US"/>
-          </w:rPr>
-          <w:t>.</w:t>
-        </w:r>
-      </w:ins>
-      <w:ins w:id="69" w:author="ian hussey" w:date="2026-06-15T21:00:00Z" w16du:dateUtc="2026-06-15T19:00:00Z">
-        <w:r>
-          <w:rPr>
-            <w:lang w:val="en-US"/>
-          </w:rPr>
-          <w:t xml:space="preserve"> Data was analyzed both </w:t>
-        </w:r>
-      </w:ins>
-      <w:ins w:id="70" w:author="ian hussey" w:date="2026-06-16T08:32:00Z" w16du:dateUtc="2026-06-16T06:32:00Z">
-        <w:r>
-          <w:rPr>
-            <w:lang w:val="en-US"/>
-          </w:rPr>
-          <w:t>between the</w:t>
-        </w:r>
-      </w:ins>
-      <w:ins w:id="71" w:author="ian hussey" w:date="2026-06-15T21:00:00Z" w16du:dateUtc="2026-06-15T19:00:00Z">
-        <w:r>
-          <w:rPr>
-            <w:lang w:val="en-US"/>
-          </w:rPr>
-          <w:t xml:space="preserve"> four conditions, and </w:t>
-        </w:r>
-      </w:ins>
-      <w:ins w:id="72" w:author="ian hussey" w:date="2026-06-16T08:32:00Z" w16du:dateUtc="2026-06-16T06:32:00Z">
-        <w:r>
-          <w:rPr>
-            <w:lang w:val="en-US"/>
-          </w:rPr>
-          <w:t xml:space="preserve">also </w:t>
-        </w:r>
-      </w:ins>
-      <w:ins w:id="73" w:author="ian hussey" w:date="2026-06-15T21:00:00Z" w16du:dateUtc="2026-06-15T19:00:00Z">
-        <w:r>
-          <w:rPr>
-            <w:lang w:val="en-US"/>
-          </w:rPr>
-          <w:t xml:space="preserve">by collapsing the self </w:t>
         </w:r>
       </w:ins>
       <w:ins w:id="74" w:author="ian hussey" w:date="2026-06-16T08:32:00Z" w16du:dateUtc="2026-06-16T06:32:00Z">
@@ -3728,10 +3749,100 @@
           <w:rPr>
             <w:lang w:val="en-US"/>
           </w:rPr>
+          <w:t xml:space="preserve">n addition to this, </w:t>
+        </w:r>
+      </w:ins>
+      <w:ins w:id="75" w:author="ian hussey" w:date="2026-06-15T20:21:00Z" w16du:dateUtc="2026-06-15T18:21:00Z">
+        <w:r>
+          <w:rPr>
+            <w:lang w:val="en-US"/>
+          </w:rPr>
+          <w:t xml:space="preserve">participants each received two cycles of baseline </w:t>
+        </w:r>
+      </w:ins>
+      <w:ins w:id="76" w:author="ian hussey" w:date="2026-06-15T20:22:00Z" w16du:dateUtc="2026-06-15T18:22:00Z">
+        <w:r>
+          <w:rPr>
+            <w:lang w:val="en-US"/>
+          </w:rPr>
+          <w:t xml:space="preserve">measurement, distress induction, post induction measurement, intervention, and post intervention measurement. </w:t>
+        </w:r>
+      </w:ins>
+      <w:ins w:id="77" w:author="ian hussey" w:date="2026-06-15T20:24:00Z" w16du:dateUtc="2026-06-15T18:24:00Z">
+        <w:r>
+          <w:rPr>
+            <w:lang w:val="en-US"/>
+          </w:rPr>
+          <w:t xml:space="preserve">The study reports twelve participants per </w:t>
+        </w:r>
+        <w:r>
+          <w:rPr>
+            <w:lang w:val="en-US"/>
+          </w:rPr>
+          <w:t>condition</w:t>
+        </w:r>
+        <w:r>
+          <w:rPr>
+            <w:lang w:val="en-US"/>
+          </w:rPr>
+          <w:t xml:space="preserve"> after exclusions</w:t>
+        </w:r>
+        <w:r>
+          <w:rPr>
+            <w:lang w:val="en-US"/>
+          </w:rPr>
+          <w:t>.</w:t>
+        </w:r>
+      </w:ins>
+      <w:ins w:id="78" w:author="ian hussey" w:date="2026-06-15T21:00:00Z" w16du:dateUtc="2026-06-15T19:00:00Z">
+        <w:r>
+          <w:rPr>
+            <w:lang w:val="en-US"/>
+          </w:rPr>
+          <w:t xml:space="preserve"> Data was analyzed both </w:t>
+        </w:r>
+      </w:ins>
+      <w:ins w:id="79" w:author="ian hussey" w:date="2026-06-16T08:32:00Z" w16du:dateUtc="2026-06-16T06:32:00Z">
+        <w:r>
+          <w:rPr>
+            <w:lang w:val="en-US"/>
+          </w:rPr>
+          <w:t>between the</w:t>
+        </w:r>
+      </w:ins>
+      <w:ins w:id="80" w:author="ian hussey" w:date="2026-06-15T21:00:00Z" w16du:dateUtc="2026-06-15T19:00:00Z">
+        <w:r>
+          <w:rPr>
+            <w:lang w:val="en-US"/>
+          </w:rPr>
+          <w:t xml:space="preserve"> four conditions, and </w:t>
+        </w:r>
+      </w:ins>
+      <w:ins w:id="81" w:author="ian hussey" w:date="2026-06-16T08:32:00Z" w16du:dateUtc="2026-06-16T06:32:00Z">
+        <w:r>
+          <w:rPr>
+            <w:lang w:val="en-US"/>
+          </w:rPr>
+          <w:t xml:space="preserve">also </w:t>
+        </w:r>
+      </w:ins>
+      <w:ins w:id="82" w:author="ian hussey" w:date="2026-06-15T21:00:00Z" w16du:dateUtc="2026-06-15T19:00:00Z">
+        <w:r>
+          <w:rPr>
+            <w:lang w:val="en-US"/>
+          </w:rPr>
+          <w:t xml:space="preserve">by collapsing the self </w:t>
+        </w:r>
+      </w:ins>
+      <w:ins w:id="83" w:author="ian hussey" w:date="2026-06-16T08:32:00Z" w16du:dateUtc="2026-06-16T06:32:00Z">
+        <w:r>
+          <w:rPr>
+            <w:lang w:val="en-US"/>
+          </w:rPr>
           <w:t xml:space="preserve">and other conditions </w:t>
         </w:r>
       </w:ins>
-      <w:ins w:id="75" w:author="ian hussey" w:date="2026-06-15T21:00:00Z" w16du:dateUtc="2026-06-15T19:00:00Z">
+      <w:ins w:id="84" w:author="ian hussey" w:date="2026-06-15T21:00:00Z" w16du:dateUtc="2026-06-15T19:00:00Z">
         <w:r>
           <w:rPr>
             <w:lang w:val="en-US"/>
@@ -3739,7 +3850,7 @@
           <w:t xml:space="preserve">to make a </w:t>
         </w:r>
       </w:ins>
-      <w:ins w:id="76" w:author="ian hussey" w:date="2026-06-16T08:33:00Z" w16du:dateUtc="2026-06-16T06:33:00Z">
+      <w:ins w:id="85" w:author="ian hussey" w:date="2026-06-16T08:33:00Z" w16du:dateUtc="2026-06-16T06:33:00Z">
         <w:r>
           <w:rPr>
             <w:lang w:val="en-US"/>
@@ -3748,7 +3859,7 @@
           <w:t xml:space="preserve">general </w:t>
         </w:r>
       </w:ins>
-      <w:ins w:id="77" w:author="ian hussey" w:date="2026-06-15T21:00:00Z" w16du:dateUtc="2026-06-15T19:00:00Z">
+      <w:ins w:id="86" w:author="ian hussey" w:date="2026-06-15T21:00:00Z" w16du:dateUtc="2026-06-15T19:00:00Z">
         <w:r>
           <w:rPr>
             <w:lang w:val="en-US"/>
@@ -3756,7 +3867,7 @@
           <w:t>distinction-hier</w:t>
         </w:r>
       </w:ins>
-      <w:ins w:id="78" w:author="ian hussey" w:date="2026-06-15T21:01:00Z" w16du:dateUtc="2026-06-15T19:01:00Z">
+      <w:ins w:id="87" w:author="ian hussey" w:date="2026-06-15T21:01:00Z" w16du:dateUtc="2026-06-15T19:01:00Z">
         <w:r>
           <w:rPr>
             <w:lang w:val="en-US"/>
@@ -3764,7 +3875,7 @@
           <w:t>archy comparison.</w:t>
         </w:r>
       </w:ins>
-      <w:ins w:id="79" w:author="ian hussey" w:date="2026-06-16T08:33:00Z" w16du:dateUtc="2026-06-16T06:33:00Z">
+      <w:ins w:id="88" w:author="ian hussey" w:date="2026-06-16T08:33:00Z" w16du:dateUtc="2026-06-16T06:33:00Z">
         <w:r>
           <w:rPr>
             <w:lang w:val="en-US"/>
@@ -3772,7 +3883,7 @@
           <w:t xml:space="preserve"> The direct replication of the first study would be </w:t>
         </w:r>
       </w:ins>
-      <w:ins w:id="80" w:author="ian hussey" w:date="2026-06-16T08:35:00Z" w16du:dateUtc="2026-06-16T06:35:00Z">
+      <w:ins w:id="89" w:author="ian hussey" w:date="2026-06-16T08:35:00Z" w16du:dateUtc="2026-06-16T06:35:00Z">
         <w:r>
           <w:rPr>
             <w:lang w:val="en-US"/>
@@ -3780,7 +3891,7 @@
           <w:t>comparison between</w:t>
         </w:r>
       </w:ins>
-      <w:ins w:id="81" w:author="ian hussey" w:date="2026-06-16T08:33:00Z" w16du:dateUtc="2026-06-16T06:33:00Z">
+      <w:ins w:id="90" w:author="ian hussey" w:date="2026-06-16T08:33:00Z" w16du:dateUtc="2026-06-16T06:33:00Z">
         <w:r>
           <w:rPr>
             <w:lang w:val="en-US"/>
@@ -3788,7 +3899,7 @@
           <w:t xml:space="preserve"> self-distinction versus self-hierarchy condition</w:t>
         </w:r>
       </w:ins>
-      <w:ins w:id="82" w:author="ian hussey" w:date="2026-06-16T08:35:00Z" w16du:dateUtc="2026-06-16T06:35:00Z">
+      <w:ins w:id="91" w:author="ian hussey" w:date="2026-06-16T08:35:00Z" w16du:dateUtc="2026-06-16T06:35:00Z">
         <w:r>
           <w:rPr>
             <w:lang w:val="en-US"/>
@@ -3796,7 +3907,7 @@
           <w:t>s during the first induction and intervention cycle only</w:t>
         </w:r>
       </w:ins>
-      <w:ins w:id="83" w:author="ian hussey" w:date="2026-06-16T08:33:00Z" w16du:dateUtc="2026-06-16T06:33:00Z">
+      <w:ins w:id="92" w:author="ian hussey" w:date="2026-06-16T08:33:00Z" w16du:dateUtc="2026-06-16T06:33:00Z">
         <w:r>
           <w:rPr>
             <w:lang w:val="en-US"/>
@@ -4022,7 +4133,7 @@
     <w:p>
       <w:pPr>
         <w:rPr>
-          <w:ins w:id="84" w:author="ian hussey" w:date="2026-06-15T20:25:00Z" w16du:dateUtc="2026-06-15T18:25:00Z"/>
+          <w:ins w:id="93" w:author="ian hussey" w:date="2026-06-15T20:25:00Z" w16du:dateUtc="2026-06-15T18:25:00Z"/>
           <w:rStyle w:val="citation"/>
           <w:lang w:val="en-US"/>
         </w:rPr>
@@ -4053,7 +4164,7 @@
         </w:rPr>
         <w:t xml:space="preserve"> (</w:t>
       </w:r>
-      <w:ins w:id="85" w:author="ian hussey" w:date="2026-06-15T17:23:00Z" w16du:dateUtc="2026-06-15T15:23:00Z">
+      <w:ins w:id="94" w:author="ian hussey" w:date="2026-06-15T17:23:00Z" w16du:dateUtc="2026-06-15T15:23:00Z">
         <w:r>
           <w:rPr>
             <w:lang w:val="en-US"/>
@@ -4175,12 +4286,12 @@
     <w:p>
       <w:pPr>
         <w:rPr>
-          <w:ins w:id="86" w:author="ian hussey" w:date="2026-06-15T20:28:00Z" w16du:dateUtc="2026-06-15T18:28:00Z"/>
+          <w:ins w:id="95" w:author="ian hussey" w:date="2026-06-15T20:28:00Z" w16du:dateUtc="2026-06-15T18:28:00Z"/>
           <w:rStyle w:val="citation"/>
           <w:lang w:val="en-US"/>
         </w:rPr>
       </w:pPr>
-      <w:ins w:id="87" w:author="ian hussey" w:date="2026-06-15T20:25:00Z" w16du:dateUtc="2026-06-15T18:25:00Z">
+      <w:ins w:id="96" w:author="ian hussey" w:date="2026-06-15T20:25:00Z" w16du:dateUtc="2026-06-15T18:25:00Z">
         <w:r>
           <w:rPr>
             <w:rStyle w:val="citation"/>
@@ -4189,7 +4300,7 @@
           <w:t>Foody et al. (2015) are inconsistent in their claims about successful replication and extension</w:t>
         </w:r>
       </w:ins>
-      <w:ins w:id="88" w:author="ian hussey" w:date="2026-06-15T20:26:00Z" w16du:dateUtc="2026-06-15T18:26:00Z">
+      <w:ins w:id="97" w:author="ian hussey" w:date="2026-06-15T20:26:00Z" w16du:dateUtc="2026-06-15T18:26:00Z">
         <w:r>
           <w:rPr>
             <w:rStyle w:val="citation"/>
@@ -4198,7 +4309,7 @@
           <w:t xml:space="preserve">, and indeed do not use the phrase replication despite there being very strong overlaps with Foody et al. (2013) and arguably weak overlaps between Foody et al. (2013) and </w:t>
         </w:r>
       </w:ins>
-      <w:ins w:id="89" w:author="ian hussey" w:date="2026-06-15T20:27:00Z" w16du:dateUtc="2026-06-15T18:27:00Z">
+      <w:ins w:id="98" w:author="ian hussey" w:date="2026-06-15T20:27:00Z" w16du:dateUtc="2026-06-15T18:27:00Z">
         <w:r>
           <w:rPr>
             <w:rStyle w:val="citation"/>
@@ -4207,7 +4318,7 @@
           <w:t>Luciano et al. (2011). I return to this status as a replication later.</w:t>
         </w:r>
       </w:ins>
-      <w:ins w:id="90" w:author="ian hussey" w:date="2026-06-15T20:28:00Z" w16du:dateUtc="2026-06-15T18:28:00Z">
+      <w:ins w:id="99" w:author="ian hussey" w:date="2026-06-15T20:28:00Z" w16du:dateUtc="2026-06-15T18:28:00Z">
         <w:r>
           <w:rPr>
             <w:rStyle w:val="citation"/>
@@ -4220,12 +4331,12 @@
     <w:p>
       <w:pPr>
         <w:rPr>
-          <w:ins w:id="91" w:author="ian hussey" w:date="2026-06-15T20:19:00Z" w16du:dateUtc="2026-06-15T18:19:00Z"/>
+          <w:ins w:id="100" w:author="ian hussey" w:date="2026-06-15T20:19:00Z" w16du:dateUtc="2026-06-15T18:19:00Z"/>
           <w:rStyle w:val="citation"/>
           <w:lang w:val="en-US"/>
         </w:rPr>
       </w:pPr>
-      <w:ins w:id="92" w:author="ian hussey" w:date="2026-06-15T20:28:00Z" w16du:dateUtc="2026-06-15T18:28:00Z">
+      <w:ins w:id="101" w:author="ian hussey" w:date="2026-06-15T20:28:00Z" w16du:dateUtc="2026-06-15T18:28:00Z">
         <w:r>
           <w:rPr>
             <w:rStyle w:val="citation"/>
@@ -4234,7 +4345,7 @@
           <w:t xml:space="preserve">Foody et al. (2015) </w:t>
         </w:r>
       </w:ins>
-      <w:ins w:id="93" w:author="ian hussey" w:date="2026-06-15T20:30:00Z" w16du:dateUtc="2026-06-15T18:30:00Z">
+      <w:ins w:id="102" w:author="ian hussey" w:date="2026-06-15T20:30:00Z" w16du:dateUtc="2026-06-15T18:30:00Z">
         <w:r>
           <w:rPr>
             <w:rStyle w:val="citation"/>
@@ -4243,7 +4354,7 @@
           <w:t xml:space="preserve">state in their </w:t>
         </w:r>
       </w:ins>
-      <w:ins w:id="94" w:author="ian hussey" w:date="2026-06-15T20:29:00Z" w16du:dateUtc="2026-06-15T18:29:00Z">
+      <w:ins w:id="103" w:author="ian hussey" w:date="2026-06-15T20:29:00Z" w16du:dateUtc="2026-06-15T18:29:00Z">
         <w:r>
           <w:rPr>
             <w:rStyle w:val="citation"/>
@@ -4252,7 +4363,7 @@
           <w:t xml:space="preserve">discussion that </w:t>
         </w:r>
       </w:ins>
-      <w:ins w:id="95" w:author="ian hussey" w:date="2026-06-15T20:30:00Z" w16du:dateUtc="2026-06-15T18:30:00Z">
+      <w:ins w:id="104" w:author="ian hussey" w:date="2026-06-15T20:30:00Z" w16du:dateUtc="2026-06-15T18:30:00Z">
         <w:r>
           <w:rPr>
             <w:rStyle w:val="citation"/>
@@ -4261,7 +4372,7 @@
           <w:t xml:space="preserve">their study </w:t>
         </w:r>
       </w:ins>
-      <w:ins w:id="96" w:author="ian hussey" w:date="2026-06-15T20:29:00Z" w16du:dateUtc="2026-06-15T18:29:00Z">
+      <w:ins w:id="105" w:author="ian hussey" w:date="2026-06-15T20:29:00Z" w16du:dateUtc="2026-06-15T18:29:00Z">
         <w:r>
           <w:rPr>
             <w:rStyle w:val="citation"/>
@@ -4277,7 +4388,7 @@
           <w:t>found little or no differences between the hierarchical and distinction interventions on discomfort and anxiety. However, the results suggest that the hierarchical interventions are of more benefit with regard to the stress measure.”</w:t>
         </w:r>
       </w:ins>
-      <w:ins w:id="97" w:author="ian hussey" w:date="2026-06-15T20:30:00Z" w16du:dateUtc="2026-06-15T18:30:00Z">
+      <w:ins w:id="106" w:author="ian hussey" w:date="2026-06-15T20:30:00Z" w16du:dateUtc="2026-06-15T18:30:00Z">
         <w:r>
           <w:rPr>
             <w:rStyle w:val="citation"/>
@@ -4286,7 +4397,7 @@
           <w:t xml:space="preserve"> (Foody et al., 2015, p. </w:t>
         </w:r>
       </w:ins>
-      <w:ins w:id="98" w:author="ian hussey" w:date="2026-06-15T20:31:00Z" w16du:dateUtc="2026-06-15T18:31:00Z">
+      <w:ins w:id="107" w:author="ian hussey" w:date="2026-06-15T20:31:00Z" w16du:dateUtc="2026-06-15T18:31:00Z">
         <w:r>
           <w:rPr>
             <w:rStyle w:val="citation"/>
@@ -4295,7 +4406,7 @@
           <w:t>241</w:t>
         </w:r>
       </w:ins>
-      <w:ins w:id="99" w:author="ian hussey" w:date="2026-06-15T20:30:00Z" w16du:dateUtc="2026-06-15T18:30:00Z">
+      <w:ins w:id="108" w:author="ian hussey" w:date="2026-06-15T20:30:00Z" w16du:dateUtc="2026-06-15T18:30:00Z">
         <w:r>
           <w:rPr>
             <w:rStyle w:val="citation"/>
@@ -4304,7 +4415,7 @@
           <w:t xml:space="preserve">). In this </w:t>
         </w:r>
       </w:ins>
-      <w:ins w:id="100" w:author="ian hussey" w:date="2026-06-15T20:31:00Z" w16du:dateUtc="2026-06-15T18:31:00Z">
+      <w:ins w:id="109" w:author="ian hussey" w:date="2026-06-15T20:31:00Z" w16du:dateUtc="2026-06-15T18:31:00Z">
         <w:r>
           <w:rPr>
             <w:rStyle w:val="citation"/>
@@ -4313,7 +4424,7 @@
           <w:t xml:space="preserve">sense, the claim is the same as that stated in Foody et al. (2013), i.e., effects are only found on the </w:t>
         </w:r>
       </w:ins>
-      <w:ins w:id="101" w:author="ian hussey" w:date="2026-06-15T20:32:00Z" w16du:dateUtc="2026-06-15T18:32:00Z">
+      <w:ins w:id="110" w:author="ian hussey" w:date="2026-06-15T20:32:00Z" w16du:dateUtc="2026-06-15T18:32:00Z">
         <w:r>
           <w:rPr>
             <w:rStyle w:val="citation"/>
@@ -4329,7 +4440,7 @@
           <w:t>However, as I discuss later, these claims are not compatible with the reported statistical results</w:t>
         </w:r>
       </w:ins>
-      <w:ins w:id="102" w:author="ian hussey" w:date="2026-06-15T20:36:00Z" w16du:dateUtc="2026-06-15T18:36:00Z">
+      <w:ins w:id="111" w:author="ian hussey" w:date="2026-06-15T20:36:00Z" w16du:dateUtc="2026-06-15T18:36:00Z">
         <w:r>
           <w:rPr>
             <w:rStyle w:val="citation"/>
@@ -4356,6 +4467,7 @@
     <w:p>
       <w:pPr>
         <w:rPr>
+          <w:del w:id="112" w:author="ian hussey" w:date="2026-06-16T10:48:00Z" w16du:dateUtc="2026-06-16T08:48:00Z"/>
           <w:rStyle w:val="citation"/>
           <w:lang w:val="en-US"/>
         </w:rPr>
@@ -4365,7 +4477,7 @@
       <w:pPr>
         <w:pStyle w:val="Heading1"/>
         <w:rPr>
-          <w:ins w:id="103" w:author="ian hussey" w:date="2026-06-16T09:32:00Z" w16du:dateUtc="2026-06-16T07:32:00Z"/>
+          <w:ins w:id="113" w:author="ian hussey" w:date="2026-06-16T10:48:00Z" w16du:dateUtc="2026-06-16T08:48:00Z"/>
           <w:lang w:val="en-US"/>
         </w:rPr>
       </w:pPr>
@@ -4374,33 +4486,6 @@
       <w:pPr>
         <w:pStyle w:val="Heading1"/>
         <w:rPr>
-          <w:ins w:id="104" w:author="ian hussey" w:date="2026-06-16T09:32:00Z" w16du:dateUtc="2026-06-16T07:32:00Z"/>
-          <w:lang w:val="en-US"/>
-        </w:rPr>
-      </w:pPr>
-    </w:p>
-    <w:p>
-      <w:pPr>
-        <w:pStyle w:val="Heading1"/>
-        <w:rPr>
-          <w:ins w:id="105" w:author="ian hussey" w:date="2026-06-16T09:32:00Z" w16du:dateUtc="2026-06-16T07:32:00Z"/>
-          <w:lang w:val="en-US"/>
-        </w:rPr>
-      </w:pPr>
-    </w:p>
-    <w:p>
-      <w:pPr>
-        <w:pStyle w:val="Heading1"/>
-        <w:rPr>
-          <w:ins w:id="106" w:author="ian hussey" w:date="2026-06-16T09:32:00Z" w16du:dateUtc="2026-06-16T07:32:00Z"/>
-          <w:lang w:val="en-US"/>
-        </w:rPr>
-      </w:pPr>
-    </w:p>
-    <w:p>
-      <w:pPr>
-        <w:pStyle w:val="Heading1"/>
-        <w:rPr>
           <w:lang w:val="en-US"/>
         </w:rPr>
       </w:pPr>
@@ -4484,7 +4569,7 @@
     <w:p>
       <w:pPr>
         <w:rPr>
-          <w:ins w:id="107" w:author="ian hussey" w:date="2026-06-16T09:32:00Z" w16du:dateUtc="2026-06-16T07:32:00Z"/>
+          <w:ins w:id="114" w:author="ian hussey" w:date="2026-06-16T09:32:00Z" w16du:dateUtc="2026-06-16T07:32:00Z"/>
           <w:lang w:val="en-US"/>
         </w:rPr>
       </w:pPr>
@@ -5622,7 +5707,7 @@
               </w:rPr>
               <w:t>Impulsive Behavior Inventory (IBI)</w:t>
             </w:r>
-            <w:del w:id="108" w:author="ian hussey" w:date="2026-06-15T18:14:00Z" w16du:dateUtc="2026-06-15T16:14:00Z">
+            <w:del w:id="115" w:author="ian hussey" w:date="2026-06-15T18:14:00Z" w16du:dateUtc="2026-06-15T16:14:00Z">
               <w:r>
                 <w:rPr>
                   <w:lang w:val="en-US"/>
@@ -5646,7 +5731,7 @@
               </w:rPr>
               <w:t>Emotional Behavior Inventory (EBI)</w:t>
             </w:r>
-            <w:del w:id="109" w:author="ian hussey" w:date="2026-06-15T18:14:00Z" w16du:dateUtc="2026-06-15T16:14:00Z">
+            <w:del w:id="116" w:author="ian hussey" w:date="2026-06-15T18:14:00Z" w16du:dateUtc="2026-06-15T16:14:00Z">
               <w:r>
                 <w:rPr>
                   <w:lang w:val="en-US"/>
@@ -5827,7 +5912,7 @@
     <w:p>
       <w:pPr>
         <w:rPr>
-          <w:ins w:id="110" w:author="ian hussey" w:date="2026-06-16T09:33:00Z" w16du:dateUtc="2026-06-16T07:33:00Z"/>
+          <w:ins w:id="117" w:author="ian hussey" w:date="2026-06-16T09:33:00Z" w16du:dateUtc="2026-06-16T07:33:00Z"/>
           <w:lang w:val="en-US"/>
         </w:rPr>
       </w:pPr>
@@ -6058,11 +6143,13 @@
         <m:sSub>
           <m:sSubPr>
             <m:ctrlPr>
-              <w:rPr>
-                <w:rFonts w:ascii="Cambria Math" w:hAnsi="Cambria Math"/>
-                <w:i/>
-                <w:lang w:val="en-US"/>
-              </w:rPr>
+              <w:ins w:id="118" w:author="ian hussey" w:date="2026-06-16T10:38:00Z" w16du:dateUtc="2026-06-16T08:38:00Z">
+                <w:rPr>
+                  <w:rFonts w:ascii="Cambria Math" w:hAnsi="Cambria Math"/>
+                  <w:i/>
+                  <w:lang w:val="en-US"/>
+                </w:rPr>
+              </w:ins>
             </m:ctrlPr>
           </m:sSubPr>
           <m:e>
@@ -6095,11 +6182,13 @@
         <m:sSub>
           <m:sSubPr>
             <m:ctrlPr>
-              <w:rPr>
-                <w:rFonts w:ascii="Cambria Math" w:hAnsi="Cambria Math"/>
-                <w:i/>
-                <w:lang w:val="en-US"/>
-              </w:rPr>
+              <w:ins w:id="119" w:author="ian hussey" w:date="2026-06-16T10:38:00Z" w16du:dateUtc="2026-06-16T08:38:00Z">
+                <w:rPr>
+                  <w:rFonts w:ascii="Cambria Math" w:hAnsi="Cambria Math"/>
+                  <w:i/>
+                  <w:lang w:val="en-US"/>
+                </w:rPr>
+              </w:ins>
             </m:ctrlPr>
           </m:sSubPr>
           <m:e>
@@ -6215,7 +6304,7 @@
     <w:p>
       <w:pPr>
         <w:rPr>
-          <w:ins w:id="111" w:author="ian hussey" w:date="2026-06-16T09:33:00Z" w16du:dateUtc="2026-06-16T07:33:00Z"/>
+          <w:ins w:id="120" w:author="ian hussey" w:date="2026-06-16T09:33:00Z" w16du:dateUtc="2026-06-16T07:33:00Z"/>
           <w:b/>
           <w:bCs/>
           <w:lang w:val="en-US"/>
@@ -6319,7 +6408,7 @@
       <w:pPr>
         <w:pStyle w:val="Heading2"/>
         <w:rPr>
-          <w:ins w:id="112" w:author="ian hussey" w:date="2026-06-15T21:05:00Z" w16du:dateUtc="2026-06-15T19:05:00Z"/>
+          <w:ins w:id="121" w:author="ian hussey" w:date="2026-06-15T21:05:00Z" w16du:dateUtc="2026-06-15T19:05:00Z"/>
           <w:lang w:val="en-US"/>
         </w:rPr>
       </w:pPr>
@@ -6336,7 +6425,7 @@
           <w:lang w:val="en-US"/>
         </w:rPr>
       </w:pPr>
-      <w:ins w:id="113" w:author="ian hussey" w:date="2026-06-15T21:05:00Z" w16du:dateUtc="2026-06-15T19:05:00Z">
+      <w:ins w:id="122" w:author="ian hussey" w:date="2026-06-15T21:05:00Z" w16du:dateUtc="2026-06-15T19:05:00Z">
         <w:r>
           <w:rPr>
             <w:lang w:val="en-US"/>
@@ -6358,7 +6447,7 @@
           <w:t xml:space="preserve"> values throughout the current article. Full test statistics extracted from the original articles are available in the Supplementary Materials (</w:t>
         </w:r>
       </w:ins>
-      <w:ins w:id="114" w:author="ian hussey" w:date="2026-06-16T10:21:00Z" w16du:dateUtc="2026-06-16T08:21:00Z">
+      <w:ins w:id="123" w:author="ian hussey" w:date="2026-06-16T10:21:00Z" w16du:dateUtc="2026-06-16T08:21:00Z">
         <w:r>
           <w:rPr>
             <w:lang w:val="en-US"/>
@@ -6396,7 +6485,7 @@
           <w:fldChar w:fldCharType="end"/>
         </w:r>
       </w:ins>
-      <w:ins w:id="115" w:author="ian hussey" w:date="2026-06-15T21:05:00Z" w16du:dateUtc="2026-06-15T19:05:00Z">
+      <w:ins w:id="124" w:author="ian hussey" w:date="2026-06-15T21:05:00Z" w16du:dateUtc="2026-06-15T19:05:00Z">
         <w:r>
           <w:rPr>
             <w:lang w:val="en-US"/>
@@ -6422,7 +6511,7 @@
     <w:p>
       <w:pPr>
         <w:rPr>
-          <w:ins w:id="116" w:author="ian hussey" w:date="2026-06-15T20:34:00Z" w16du:dateUtc="2026-06-15T18:34:00Z"/>
+          <w:ins w:id="125" w:author="ian hussey" w:date="2026-06-15T20:34:00Z" w16du:dateUtc="2026-06-15T18:34:00Z"/>
           <w:lang w:val="en-US"/>
         </w:rPr>
       </w:pPr>
@@ -6498,11 +6587,11 @@
     <w:p>
       <w:pPr>
         <w:rPr>
-          <w:ins w:id="117" w:author="ian hussey" w:date="2026-06-15T17:41:00Z" w16du:dateUtc="2026-06-15T15:41:00Z"/>
-          <w:lang w:val="en-US"/>
-        </w:rPr>
-      </w:pPr>
-      <w:commentRangeStart w:id="118"/>
+          <w:ins w:id="126" w:author="ian hussey" w:date="2026-06-15T17:41:00Z" w16du:dateUtc="2026-06-15T15:41:00Z"/>
+          <w:lang w:val="en-US"/>
+        </w:rPr>
+      </w:pPr>
+      <w:commentRangeStart w:id="127"/>
       <w:r>
         <w:rPr>
           <w:lang w:val="en-US"/>
@@ -6671,7 +6760,7 @@
         </w:rPr>
         <w:t>.</w:t>
       </w:r>
-      <w:commentRangeEnd w:id="118"/>
+      <w:commentRangeEnd w:id="127"/>
       <w:r>
         <w:rPr>
           <w:rStyle w:val="CommentReference"/>
@@ -6679,9 +6768,9 @@
           <w:szCs w:val="18"/>
           <w:lang w:val="en-US"/>
         </w:rPr>
-        <w:commentReference w:id="118"/>
-      </w:r>
-      <w:ins w:id="119" w:author="ian hussey" w:date="2026-06-15T20:34:00Z" w16du:dateUtc="2026-06-15T18:34:00Z">
+        <w:commentReference w:id="127"/>
+      </w:r>
+      <w:ins w:id="128" w:author="ian hussey" w:date="2026-06-15T20:34:00Z" w16du:dateUtc="2026-06-15T18:34:00Z">
         <w:r>
           <w:rPr>
             <w:lang w:val="en-US"/>
@@ -6743,7 +6832,7 @@
         </w:rPr>
         <w:t xml:space="preserve"> (</w:t>
       </w:r>
-      <w:ins w:id="120" w:author="ian hussey" w:date="2026-06-15T17:23:00Z" w16du:dateUtc="2026-06-15T15:23:00Z">
+      <w:ins w:id="129" w:author="ian hussey" w:date="2026-06-15T17:23:00Z" w16du:dateUtc="2026-06-15T15:23:00Z">
         <w:r>
           <w:rPr>
             <w:lang w:val="en-US"/>
@@ -6781,7 +6870,7 @@
         </w:rPr>
         <w:t>(</w:t>
       </w:r>
-      <w:ins w:id="121" w:author="ian hussey" w:date="2026-06-15T17:24:00Z" w16du:dateUtc="2026-06-15T15:24:00Z">
+      <w:ins w:id="130" w:author="ian hussey" w:date="2026-06-15T17:24:00Z" w16du:dateUtc="2026-06-15T15:24:00Z">
         <w:r>
           <w:rPr>
             <w:lang w:val="en-US"/>
@@ -6884,12 +6973,14 @@
             <m:eqArrPr>
               <m:maxDist m:val="1"/>
               <m:ctrlPr>
-                <w:rPr>
-                  <w:rStyle w:val="highlight"/>
-                  <w:rFonts w:ascii="Cambria Math" w:hAnsi="Cambria Math"/>
-                  <w:i/>
-                  <w:lang w:val="en-US"/>
-                </w:rPr>
+                <w:ins w:id="131" w:author="ian hussey" w:date="2026-06-16T10:38:00Z" w16du:dateUtc="2026-06-16T08:38:00Z">
+                  <w:rPr>
+                    <w:rStyle w:val="highlight"/>
+                    <w:rFonts w:ascii="Cambria Math" w:hAnsi="Cambria Math"/>
+                    <w:i/>
+                    <w:lang w:val="en-US"/>
+                  </w:rPr>
+                </w:ins>
               </m:ctrlPr>
             </m:eqArrPr>
             <m:e>
@@ -6904,24 +6995,28 @@
               <m:sSup>
                 <m:sSupPr>
                   <m:ctrlPr>
-                    <w:rPr>
-                      <w:rStyle w:val="highlight"/>
-                      <w:rFonts w:ascii="Cambria Math" w:hAnsi="Cambria Math"/>
-                      <w:i/>
-                      <w:lang w:val="en-US"/>
-                    </w:rPr>
+                    <w:ins w:id="132" w:author="ian hussey" w:date="2026-06-16T10:38:00Z" w16du:dateUtc="2026-06-16T08:38:00Z">
+                      <w:rPr>
+                        <w:rStyle w:val="highlight"/>
+                        <w:rFonts w:ascii="Cambria Math" w:hAnsi="Cambria Math"/>
+                        <w:i/>
+                        <w:lang w:val="en-US"/>
+                      </w:rPr>
+                    </w:ins>
                   </m:ctrlPr>
                 </m:sSupPr>
                 <m:e>
                   <m:d>
                     <m:dPr>
                       <m:ctrlPr>
-                        <w:rPr>
-                          <w:rStyle w:val="highlight"/>
-                          <w:rFonts w:ascii="Cambria Math" w:hAnsi="Cambria Math"/>
-                          <w:i/>
-                          <w:lang w:val="en-US"/>
-                        </w:rPr>
+                        <w:ins w:id="133" w:author="ian hussey" w:date="2026-06-16T10:38:00Z" w16du:dateUtc="2026-06-16T08:38:00Z">
+                          <w:rPr>
+                            <w:rStyle w:val="highlight"/>
+                            <w:rFonts w:ascii="Cambria Math" w:hAnsi="Cambria Math"/>
+                            <w:i/>
+                            <w:lang w:val="en-US"/>
+                          </w:rPr>
+                        </w:ins>
                       </m:ctrlPr>
                     </m:dPr>
                     <m:e>
@@ -6958,12 +7053,14 @@
               <m:d>
                 <m:dPr>
                   <m:ctrlPr>
-                    <w:rPr>
-                      <w:rStyle w:val="highlight"/>
-                      <w:rFonts w:ascii="Cambria Math" w:hAnsi="Cambria Math"/>
-                      <w:i/>
-                      <w:lang w:val="en-US"/>
-                    </w:rPr>
+                    <w:ins w:id="134" w:author="ian hussey" w:date="2026-06-16T10:38:00Z" w16du:dateUtc="2026-06-16T08:38:00Z">
+                      <w:rPr>
+                        <w:rStyle w:val="highlight"/>
+                        <w:rFonts w:ascii="Cambria Math" w:hAnsi="Cambria Math"/>
+                        <w:i/>
+                        <w:lang w:val="en-US"/>
+                      </w:rPr>
+                    </w:ins>
                   </m:ctrlPr>
                 </m:dPr>
                 <m:e>
@@ -7373,7 +7470,7 @@
         </w:rPr>
         <w:t>(</w:t>
       </w:r>
-      <w:ins w:id="122" w:author="ian hussey" w:date="2026-06-15T17:24:00Z" w16du:dateUtc="2026-06-15T15:24:00Z">
+      <w:ins w:id="135" w:author="ian hussey" w:date="2026-06-15T17:24:00Z" w16du:dateUtc="2026-06-15T15:24:00Z">
         <w:r>
           <w:rPr>
             <w:lang w:val="en-US"/>
@@ -7631,7 +7728,7 @@
         </w:rPr>
         <w:t xml:space="preserve"> </w:t>
       </w:r>
-      <w:ins w:id="123" w:author="ian hussey" w:date="2026-06-16T08:58:00Z" w16du:dateUtc="2026-06-16T06:58:00Z">
+      <w:ins w:id="136" w:author="ian hussey" w:date="2026-06-16T08:58:00Z" w16du:dateUtc="2026-06-16T06:58:00Z">
         <w:r>
           <w:rPr>
             <w:lang w:val="en-US"/>
@@ -7651,7 +7748,7 @@
         </w:rPr>
         <w:t xml:space="preserve"> </w:t>
       </w:r>
-      <w:ins w:id="124" w:author="ian hussey" w:date="2026-06-15T21:18:00Z" w16du:dateUtc="2026-06-15T19:18:00Z">
+      <w:ins w:id="137" w:author="ian hussey" w:date="2026-06-15T21:18:00Z" w16du:dateUtc="2026-06-15T19:18:00Z">
         <w:r>
           <w:rPr>
             <w:lang w:val="en-US"/>
@@ -7659,7 +7756,7 @@
           <w:t>Supplementary Materials include full test statistics from the original studies’ RM-ANOVAs</w:t>
         </w:r>
       </w:ins>
-      <w:ins w:id="125" w:author="ian hussey" w:date="2026-06-16T10:22:00Z" w16du:dateUtc="2026-06-16T08:22:00Z">
+      <w:ins w:id="138" w:author="ian hussey" w:date="2026-06-16T10:22:00Z" w16du:dateUtc="2026-06-16T08:22:00Z">
         <w:r>
           <w:rPr>
             <w:lang w:val="en-US"/>
@@ -7709,7 +7806,7 @@
           <w:t>)</w:t>
         </w:r>
       </w:ins>
-      <w:ins w:id="126" w:author="ian hussey" w:date="2026-06-15T21:18:00Z" w16du:dateUtc="2026-06-15T19:18:00Z">
+      <w:ins w:id="139" w:author="ian hussey" w:date="2026-06-15T21:18:00Z" w16du:dateUtc="2026-06-15T19:18:00Z">
         <w:r>
           <w:rPr>
             <w:lang w:val="en-US"/>
@@ -7717,7 +7814,7 @@
           <w:t xml:space="preserve">. </w:t>
         </w:r>
       </w:ins>
-      <w:ins w:id="127" w:author="ian hussey" w:date="2026-06-15T17:15:00Z" w16du:dateUtc="2026-06-15T15:15:00Z">
+      <w:ins w:id="140" w:author="ian hussey" w:date="2026-06-15T17:15:00Z" w16du:dateUtc="2026-06-15T15:15:00Z">
         <w:r>
           <w:rPr>
             <w:lang w:val="en-US"/>
@@ -7725,7 +7822,7 @@
           <w:t>This research was not supported by funding.</w:t>
         </w:r>
       </w:ins>
-      <w:ins w:id="128" w:author="ian hussey" w:date="2026-06-15T17:17:00Z" w16du:dateUtc="2026-06-15T15:17:00Z">
+      <w:ins w:id="141" w:author="ian hussey" w:date="2026-06-15T17:17:00Z" w16du:dateUtc="2026-06-15T15:17:00Z">
         <w:r>
           <w:rPr>
             <w:lang w:val="en-US"/>
@@ -7733,7 +7830,7 @@
           <w:t xml:space="preserve"> </w:t>
         </w:r>
       </w:ins>
-      <w:ins w:id="129" w:author="ian hussey" w:date="2026-06-15T17:18:00Z" w16du:dateUtc="2026-06-15T15:18:00Z">
+      <w:ins w:id="142" w:author="ian hussey" w:date="2026-06-15T17:18:00Z" w16du:dateUtc="2026-06-15T15:18:00Z">
         <w:r>
           <w:rPr>
             <w:lang w:val="en-US"/>
@@ -7741,7 +7838,7 @@
           <w:t>No AI was used in the writing of this article</w:t>
         </w:r>
       </w:ins>
-      <w:ins w:id="130" w:author="ian hussey" w:date="2026-06-16T10:22:00Z" w16du:dateUtc="2026-06-16T08:22:00Z">
+      <w:ins w:id="143" w:author="ian hussey" w:date="2026-06-16T10:22:00Z" w16du:dateUtc="2026-06-16T08:22:00Z">
         <w:r>
           <w:rPr>
             <w:lang w:val="en-US"/>
@@ -7781,7 +7878,7 @@
     <w:p>
       <w:pPr>
         <w:rPr>
-          <w:ins w:id="131" w:author="ian hussey" w:date="2026-06-15T17:52:00Z" w16du:dateUtc="2026-06-15T15:52:00Z"/>
+          <w:ins w:id="144" w:author="ian hussey" w:date="2026-06-15T17:52:00Z" w16du:dateUtc="2026-06-15T15:52:00Z"/>
           <w:lang w:val="en-US"/>
         </w:rPr>
       </w:pPr>
@@ -7867,7 +7964,7 @@
     <w:p>
       <w:pPr>
         <w:rPr>
-          <w:ins w:id="132" w:author="ian hussey" w:date="2026-06-15T17:52:00Z" w16du:dateUtc="2026-06-15T15:52:00Z"/>
+          <w:ins w:id="145" w:author="ian hussey" w:date="2026-06-15T17:52:00Z" w16du:dateUtc="2026-06-15T15:52:00Z"/>
           <w:lang w:val="en-US"/>
         </w:rPr>
       </w:pPr>
@@ -7876,11 +7973,11 @@
       <w:pPr>
         <w:pStyle w:val="Heading2"/>
         <w:rPr>
-          <w:ins w:id="133" w:author="ian hussey" w:date="2026-06-15T17:52:00Z" w16du:dateUtc="2026-06-15T15:52:00Z"/>
-          <w:lang w:val="en-US"/>
-        </w:rPr>
-      </w:pPr>
-      <w:ins w:id="134" w:author="ian hussey" w:date="2026-06-15T17:52:00Z" w16du:dateUtc="2026-06-15T15:52:00Z">
+          <w:ins w:id="146" w:author="ian hussey" w:date="2026-06-15T17:52:00Z" w16du:dateUtc="2026-06-15T15:52:00Z"/>
+          <w:lang w:val="en-US"/>
+        </w:rPr>
+      </w:pPr>
+      <w:ins w:id="147" w:author="ian hussey" w:date="2026-06-15T17:52:00Z" w16du:dateUtc="2026-06-15T15:52:00Z">
         <w:r>
           <w:rPr>
             <w:lang w:val="en-US"/>
@@ -7895,7 +7992,7 @@
           <w:lang w:val="en-US"/>
         </w:rPr>
       </w:pPr>
-      <w:ins w:id="135" w:author="ian hussey" w:date="2026-06-15T17:52:00Z" w16du:dateUtc="2026-06-15T15:52:00Z">
+      <w:ins w:id="148" w:author="ian hussey" w:date="2026-06-15T17:52:00Z" w16du:dateUtc="2026-06-15T15:52:00Z">
         <w:r>
           <w:rPr>
             <w:lang w:val="en-US"/>
@@ -7931,7 +8028,7 @@
           <w:t xml:space="preserve"> = 0.96 between the groups at the post time point. Given that this comparison is a difference in efficacy between t</w:t>
         </w:r>
       </w:ins>
-      <w:ins w:id="136" w:author="ian hussey" w:date="2026-06-15T17:53:00Z" w16du:dateUtc="2026-06-15T15:53:00Z">
+      <w:ins w:id="149" w:author="ian hussey" w:date="2026-06-15T17:53:00Z" w16du:dateUtc="2026-06-15T15:53:00Z">
         <w:r>
           <w:rPr>
             <w:lang w:val="en-US"/>
@@ -7959,7 +8056,7 @@
           <w:t xml:space="preserve">. </w:t>
         </w:r>
       </w:ins>
-      <w:ins w:id="137" w:author="ian hussey" w:date="2026-06-15T17:54:00Z" w16du:dateUtc="2026-06-15T15:54:00Z">
+      <w:ins w:id="150" w:author="ian hussey" w:date="2026-06-15T17:54:00Z" w16du:dateUtc="2026-06-15T15:54:00Z">
         <w:r>
           <w:rPr>
             <w:lang w:val="en-US"/>
@@ -7967,7 +8064,7 @@
           <w:t>In one sense, the informativeness of the study could be critiqued on this grounds alone.</w:t>
         </w:r>
       </w:ins>
-      <w:ins w:id="138" w:author="ian hussey" w:date="2026-06-15T17:53:00Z" w16du:dateUtc="2026-06-15T15:53:00Z">
+      <w:ins w:id="151" w:author="ian hussey" w:date="2026-06-15T17:53:00Z" w16du:dateUtc="2026-06-15T15:53:00Z">
         <w:r>
           <w:rPr>
             <w:lang w:val="en-US"/>
@@ -8250,7 +8347,7 @@
           <w:lang w:val="en-US"/>
         </w:rPr>
       </w:pPr>
-      <w:bookmarkStart w:id="139" w:name="_Hlk220069634"/>
+      <w:bookmarkStart w:id="152" w:name="_Hlk220069634"/>
       <w:r>
         <w:rPr>
           <w:lang w:val="en-US"/>
@@ -8341,7 +8438,7 @@
         </w:rPr>
         <w:t>(</w:t>
       </w:r>
-      <w:ins w:id="140" w:author="ian hussey" w:date="2026-06-15T17:24:00Z" w16du:dateUtc="2026-06-15T15:24:00Z">
+      <w:ins w:id="153" w:author="ian hussey" w:date="2026-06-15T17:24:00Z" w16du:dateUtc="2026-06-15T15:24:00Z">
         <w:r>
           <w:rPr>
             <w:lang w:val="en-US"/>
@@ -8596,7 +8693,7 @@
         <w:t xml:space="preserve">. </w:t>
       </w:r>
     </w:p>
-    <w:bookmarkEnd w:id="139"/>
+    <w:bookmarkEnd w:id="152"/>
     <w:p>
       <w:pPr>
         <w:spacing w:line="276" w:lineRule="auto"/>
@@ -8725,18 +8822,22 @@
             <m:eqArrPr>
               <m:maxDist m:val="1"/>
               <m:ctrlPr>
-                <w:rPr>
-                  <w:lang w:val="en-US"/>
-                </w:rPr>
+                <w:ins w:id="154" w:author="ian hussey" w:date="2026-06-16T10:38:00Z" w16du:dateUtc="2026-06-16T08:38:00Z">
+                  <w:rPr>
+                    <w:lang w:val="en-US"/>
+                  </w:rPr>
+                </w:ins>
               </m:ctrlPr>
             </m:eqArrPr>
             <m:e>
               <m:sSub>
                 <m:sSubPr>
                   <m:ctrlPr>
-                    <w:rPr>
-                      <w:lang w:val="en-US"/>
-                    </w:rPr>
+                    <w:ins w:id="155" w:author="ian hussey" w:date="2026-06-16T10:38:00Z" w16du:dateUtc="2026-06-16T08:38:00Z">
+                      <w:rPr>
+                        <w:lang w:val="en-US"/>
+                      </w:rPr>
+                    </w:ins>
                   </m:ctrlPr>
                 </m:sSubPr>
                 <m:e>
@@ -8765,9 +8866,11 @@
               <m:f>
                 <m:fPr>
                   <m:ctrlPr>
-                    <w:rPr>
-                      <w:lang w:val="en-US"/>
-                    </w:rPr>
+                    <w:ins w:id="156" w:author="ian hussey" w:date="2026-06-16T10:38:00Z" w16du:dateUtc="2026-06-16T08:38:00Z">
+                      <w:rPr>
+                        <w:lang w:val="en-US"/>
+                      </w:rPr>
+                    </w:ins>
                   </m:ctrlPr>
                 </m:fPr>
                 <m:num>
@@ -8797,9 +8900,11 @@
                 <m:radPr>
                   <m:degHide m:val="1"/>
                   <m:ctrlPr>
-                    <w:rPr>
-                      <w:lang w:val="en-US"/>
-                    </w:rPr>
+                    <w:ins w:id="157" w:author="ian hussey" w:date="2026-06-16T10:38:00Z" w16du:dateUtc="2026-06-16T08:38:00Z">
+                      <w:rPr>
+                        <w:lang w:val="en-US"/>
+                      </w:rPr>
+                    </w:ins>
                   </m:ctrlPr>
                 </m:radPr>
                 <m:deg/>
@@ -8836,7 +8941,7 @@
       <w:pPr>
         <w:pStyle w:val="Heading3"/>
         <w:rPr>
-          <w:ins w:id="141" w:author="ian hussey" w:date="2026-06-16T09:35:00Z" w16du:dateUtc="2026-06-16T07:35:00Z"/>
+          <w:ins w:id="158" w:author="ian hussey" w:date="2026-06-16T09:35:00Z" w16du:dateUtc="2026-06-16T07:35:00Z"/>
           <w:lang w:val="en-US"/>
         </w:rPr>
       </w:pPr>
@@ -9006,7 +9111,7 @@
         </w:rPr>
         <w:t xml:space="preserve"> 3-5</w:t>
       </w:r>
-      <w:ins w:id="142" w:author="ian hussey" w:date="2026-06-15T21:06:00Z" w16du:dateUtc="2026-06-15T19:06:00Z">
+      <w:ins w:id="159" w:author="ian hussey" w:date="2026-06-15T21:06:00Z" w16du:dateUtc="2026-06-15T19:06:00Z">
         <w:r>
           <w:rPr>
             <w:lang w:val="en-US"/>
@@ -9043,9 +9148,11 @@
             <m:eqArrPr>
               <m:maxDist m:val="1"/>
               <m:ctrlPr>
-                <w:rPr>
-                  <w:lang w:val="en-US"/>
-                </w:rPr>
+                <w:ins w:id="160" w:author="ian hussey" w:date="2026-06-16T10:38:00Z" w16du:dateUtc="2026-06-16T08:38:00Z">
+                  <w:rPr>
+                    <w:lang w:val="en-US"/>
+                  </w:rPr>
+                </w:ins>
               </m:ctrlPr>
             </m:eqArrPr>
             <m:e>
@@ -9059,9 +9166,11 @@
                 <m:radPr>
                   <m:degHide m:val="1"/>
                   <m:ctrlPr>
-                    <w:rPr>
-                      <w:lang w:val="en-US"/>
-                    </w:rPr>
+                    <w:ins w:id="161" w:author="ian hussey" w:date="2026-06-16T10:38:00Z" w16du:dateUtc="2026-06-16T08:38:00Z">
+                      <w:rPr>
+                        <w:lang w:val="en-US"/>
+                      </w:rPr>
+                    </w:ins>
                   </m:ctrlPr>
                 </m:radPr>
                 <m:deg/>
@@ -9069,18 +9178,22 @@
                   <m:f>
                     <m:fPr>
                       <m:ctrlPr>
-                        <w:rPr>
-                          <w:lang w:val="en-US"/>
-                        </w:rPr>
+                        <w:ins w:id="162" w:author="ian hussey" w:date="2026-06-16T10:38:00Z" w16du:dateUtc="2026-06-16T08:38:00Z">
+                          <w:rPr>
+                            <w:lang w:val="en-US"/>
+                          </w:rPr>
+                        </w:ins>
                       </m:ctrlPr>
                     </m:fPr>
                     <m:num>
                       <m:sSubSup>
                         <m:sSubSupPr>
                           <m:ctrlPr>
-                            <w:rPr>
-                              <w:lang w:val="en-US"/>
-                            </w:rPr>
+                            <w:ins w:id="163" w:author="ian hussey" w:date="2026-06-16T10:38:00Z" w16du:dateUtc="2026-06-16T08:38:00Z">
+                              <w:rPr>
+                                <w:lang w:val="en-US"/>
+                              </w:rPr>
+                            </w:ins>
                           </m:ctrlPr>
                         </m:sSubSupPr>
                         <m:e>
@@ -9113,9 +9226,11 @@
                       <m:sSub>
                         <m:sSubPr>
                           <m:ctrlPr>
-                            <w:rPr>
-                              <w:lang w:val="en-US"/>
-                            </w:rPr>
+                            <w:ins w:id="164" w:author="ian hussey" w:date="2026-06-16T10:38:00Z" w16du:dateUtc="2026-06-16T08:38:00Z">
+                              <w:rPr>
+                                <w:lang w:val="en-US"/>
+                              </w:rPr>
+                            </w:ins>
                           </m:ctrlPr>
                         </m:sSubPr>
                         <m:e>
@@ -9146,18 +9261,22 @@
                   <m:f>
                     <m:fPr>
                       <m:ctrlPr>
-                        <w:rPr>
-                          <w:lang w:val="en-US"/>
-                        </w:rPr>
+                        <w:ins w:id="165" w:author="ian hussey" w:date="2026-06-16T10:38:00Z" w16du:dateUtc="2026-06-16T08:38:00Z">
+                          <w:rPr>
+                            <w:lang w:val="en-US"/>
+                          </w:rPr>
+                        </w:ins>
                       </m:ctrlPr>
                     </m:fPr>
                     <m:num>
                       <m:sSubSup>
                         <m:sSubSupPr>
                           <m:ctrlPr>
-                            <w:rPr>
-                              <w:lang w:val="en-US"/>
-                            </w:rPr>
+                            <w:ins w:id="166" w:author="ian hussey" w:date="2026-06-16T10:38:00Z" w16du:dateUtc="2026-06-16T08:38:00Z">
+                              <w:rPr>
+                                <w:lang w:val="en-US"/>
+                              </w:rPr>
+                            </w:ins>
                           </m:ctrlPr>
                         </m:sSubSupPr>
                         <m:e>
@@ -9190,9 +9309,11 @@
                       <m:sSub>
                         <m:sSubPr>
                           <m:ctrlPr>
-                            <w:rPr>
-                              <w:lang w:val="en-US"/>
-                            </w:rPr>
+                            <w:ins w:id="167" w:author="ian hussey" w:date="2026-06-16T10:38:00Z" w16du:dateUtc="2026-06-16T08:38:00Z">
+                              <w:rPr>
+                                <w:lang w:val="en-US"/>
+                              </w:rPr>
+                            </w:ins>
                           </m:ctrlPr>
                         </m:sSubPr>
                         <m:e>
@@ -9258,9 +9379,11 @@
             <m:eqArrPr>
               <m:maxDist m:val="1"/>
               <m:ctrlPr>
-                <w:rPr>
-                  <w:lang w:val="en-US"/>
-                </w:rPr>
+                <w:ins w:id="168" w:author="ian hussey" w:date="2026-06-16T10:38:00Z" w16du:dateUtc="2026-06-16T08:38:00Z">
+                  <w:rPr>
+                    <w:lang w:val="en-US"/>
+                  </w:rPr>
+                </w:ins>
               </m:ctrlPr>
             </m:eqArrPr>
             <m:e>
@@ -9273,18 +9396,22 @@
               <m:f>
                 <m:fPr>
                   <m:ctrlPr>
-                    <w:rPr>
-                      <w:lang w:val="en-US"/>
-                    </w:rPr>
+                    <w:ins w:id="169" w:author="ian hussey" w:date="2026-06-16T10:38:00Z" w16du:dateUtc="2026-06-16T08:38:00Z">
+                      <w:rPr>
+                        <w:lang w:val="en-US"/>
+                      </w:rPr>
+                    </w:ins>
                   </m:ctrlPr>
                 </m:fPr>
                 <m:num>
                   <m:sSub>
                     <m:sSubPr>
                       <m:ctrlPr>
-                        <w:rPr>
-                          <w:lang w:val="en-US"/>
-                        </w:rPr>
+                        <w:ins w:id="170" w:author="ian hussey" w:date="2026-06-16T10:38:00Z" w16du:dateUtc="2026-06-16T08:38:00Z">
+                          <w:rPr>
+                            <w:lang w:val="en-US"/>
+                          </w:rPr>
+                        </w:ins>
                       </m:ctrlPr>
                     </m:sSubPr>
                     <m:e>
@@ -9313,9 +9440,11 @@
                   <m:sSub>
                     <m:sSubPr>
                       <m:ctrlPr>
-                        <w:rPr>
-                          <w:lang w:val="en-US"/>
-                        </w:rPr>
+                        <w:ins w:id="171" w:author="ian hussey" w:date="2026-06-16T10:38:00Z" w16du:dateUtc="2026-06-16T08:38:00Z">
+                          <w:rPr>
+                            <w:lang w:val="en-US"/>
+                          </w:rPr>
+                        </w:ins>
                       </m:ctrlPr>
                     </m:sSubPr>
                     <m:e>
@@ -9354,9 +9483,11 @@
               <m:d>
                 <m:dPr>
                   <m:ctrlPr>
-                    <w:rPr>
-                      <w:lang w:val="en-US"/>
-                    </w:rPr>
+                    <w:ins w:id="172" w:author="ian hussey" w:date="2026-06-16T10:38:00Z" w16du:dateUtc="2026-06-16T08:38:00Z">
+                      <w:rPr>
+                        <w:lang w:val="en-US"/>
+                      </w:rPr>
+                    </w:ins>
                   </m:ctrlPr>
                 </m:dPr>
                 <m:e>
@@ -9395,9 +9526,11 @@
             <m:eqArrPr>
               <m:maxDist m:val="1"/>
               <m:ctrlPr>
-                <w:rPr>
-                  <w:lang w:val="en-US"/>
-                </w:rPr>
+                <w:ins w:id="173" w:author="ian hussey" w:date="2026-06-16T10:38:00Z" w16du:dateUtc="2026-06-16T08:38:00Z">
+                  <w:rPr>
+                    <w:lang w:val="en-US"/>
+                  </w:rPr>
+                </w:ins>
               </m:ctrlPr>
             </m:eqArrPr>
             <m:e>
@@ -9410,45 +9543,55 @@
               <m:f>
                 <m:fPr>
                   <m:ctrlPr>
-                    <w:rPr>
-                      <w:lang w:val="en-US"/>
-                    </w:rPr>
+                    <w:ins w:id="174" w:author="ian hussey" w:date="2026-06-16T10:38:00Z" w16du:dateUtc="2026-06-16T08:38:00Z">
+                      <w:rPr>
+                        <w:lang w:val="en-US"/>
+                      </w:rPr>
+                    </w:ins>
                   </m:ctrlPr>
                 </m:fPr>
                 <m:num>
                   <m:sSup>
                     <m:sSupPr>
                       <m:ctrlPr>
-                        <w:rPr>
-                          <w:lang w:val="en-US"/>
-                        </w:rPr>
+                        <w:ins w:id="175" w:author="ian hussey" w:date="2026-06-16T10:38:00Z" w16du:dateUtc="2026-06-16T08:38:00Z">
+                          <w:rPr>
+                            <w:lang w:val="en-US"/>
+                          </w:rPr>
+                        </w:ins>
                       </m:ctrlPr>
                     </m:sSupPr>
                     <m:e>
                       <m:d>
                         <m:dPr>
                           <m:ctrlPr>
-                            <w:rPr>
-                              <w:lang w:val="en-US"/>
-                            </w:rPr>
+                            <w:ins w:id="176" w:author="ian hussey" w:date="2026-06-16T10:38:00Z" w16du:dateUtc="2026-06-16T08:38:00Z">
+                              <w:rPr>
+                                <w:lang w:val="en-US"/>
+                              </w:rPr>
+                            </w:ins>
                           </m:ctrlPr>
                         </m:dPr>
                         <m:e>
                           <m:f>
                             <m:fPr>
                               <m:ctrlPr>
-                                <w:rPr>
-                                  <w:lang w:val="en-US"/>
-                                </w:rPr>
+                                <w:ins w:id="177" w:author="ian hussey" w:date="2026-06-16T10:38:00Z" w16du:dateUtc="2026-06-16T08:38:00Z">
+                                  <w:rPr>
+                                    <w:lang w:val="en-US"/>
+                                  </w:rPr>
+                                </w:ins>
                               </m:ctrlPr>
                             </m:fPr>
                             <m:num>
                               <m:sSubSup>
                                 <m:sSubSupPr>
                                   <m:ctrlPr>
-                                    <w:rPr>
-                                      <w:lang w:val="en-US"/>
-                                    </w:rPr>
+                                    <w:ins w:id="178" w:author="ian hussey" w:date="2026-06-16T10:38:00Z" w16du:dateUtc="2026-06-16T08:38:00Z">
+                                      <w:rPr>
+                                        <w:lang w:val="en-US"/>
+                                      </w:rPr>
+                                    </w:ins>
                                   </m:ctrlPr>
                                 </m:sSubSupPr>
                                 <m:e>
@@ -9481,9 +9624,11 @@
                               <m:sSub>
                                 <m:sSubPr>
                                   <m:ctrlPr>
-                                    <w:rPr>
-                                      <w:lang w:val="en-US"/>
-                                    </w:rPr>
+                                    <w:ins w:id="179" w:author="ian hussey" w:date="2026-06-16T10:38:00Z" w16du:dateUtc="2026-06-16T08:38:00Z">
+                                      <w:rPr>
+                                        <w:lang w:val="en-US"/>
+                                      </w:rPr>
+                                    </w:ins>
                                   </m:ctrlPr>
                                 </m:sSubPr>
                                 <m:e>
@@ -9514,18 +9659,22 @@
                           <m:f>
                             <m:fPr>
                               <m:ctrlPr>
-                                <w:rPr>
-                                  <w:lang w:val="en-US"/>
-                                </w:rPr>
+                                <w:ins w:id="180" w:author="ian hussey" w:date="2026-06-16T10:38:00Z" w16du:dateUtc="2026-06-16T08:38:00Z">
+                                  <w:rPr>
+                                    <w:lang w:val="en-US"/>
+                                  </w:rPr>
+                                </w:ins>
                               </m:ctrlPr>
                             </m:fPr>
                             <m:num>
                               <m:sSubSup>
                                 <m:sSubSupPr>
                                   <m:ctrlPr>
-                                    <w:rPr>
-                                      <w:lang w:val="en-US"/>
-                                    </w:rPr>
+                                    <w:ins w:id="181" w:author="ian hussey" w:date="2026-06-16T10:38:00Z" w16du:dateUtc="2026-06-16T08:38:00Z">
+                                      <w:rPr>
+                                        <w:lang w:val="en-US"/>
+                                      </w:rPr>
+                                    </w:ins>
                                   </m:ctrlPr>
                                 </m:sSubSupPr>
                                 <m:e>
@@ -9558,9 +9707,11 @@
                               <m:sSub>
                                 <m:sSubPr>
                                   <m:ctrlPr>
-                                    <w:rPr>
-                                      <w:lang w:val="en-US"/>
-                                    </w:rPr>
+                                    <w:ins w:id="182" w:author="ian hussey" w:date="2026-06-16T10:38:00Z" w16du:dateUtc="2026-06-16T08:38:00Z">
+                                      <w:rPr>
+                                        <w:lang w:val="en-US"/>
+                                      </w:rPr>
+                                    </w:ins>
                                   </m:ctrlPr>
                                 </m:sSubPr>
                                 <m:e>
@@ -9599,18 +9750,22 @@
                   <m:f>
                     <m:fPr>
                       <m:ctrlPr>
-                        <w:rPr>
-                          <w:lang w:val="en-US"/>
-                        </w:rPr>
+                        <w:ins w:id="183" w:author="ian hussey" w:date="2026-06-16T10:38:00Z" w16du:dateUtc="2026-06-16T08:38:00Z">
+                          <w:rPr>
+                            <w:lang w:val="en-US"/>
+                          </w:rPr>
+                        </w:ins>
                       </m:ctrlPr>
                     </m:fPr>
                     <m:num>
                       <m:sSubSup>
                         <m:sSubSupPr>
                           <m:ctrlPr>
-                            <w:rPr>
-                              <w:lang w:val="en-US"/>
-                            </w:rPr>
+                            <w:ins w:id="184" w:author="ian hussey" w:date="2026-06-16T10:38:00Z" w16du:dateUtc="2026-06-16T08:38:00Z">
+                              <w:rPr>
+                                <w:lang w:val="en-US"/>
+                              </w:rPr>
+                            </w:ins>
                           </m:ctrlPr>
                         </m:sSubSupPr>
                         <m:e>
@@ -9643,9 +9798,11 @@
                       <m:sSub>
                         <m:sSubPr>
                           <m:ctrlPr>
-                            <w:rPr>
-                              <w:lang w:val="en-US"/>
-                            </w:rPr>
+                            <w:ins w:id="185" w:author="ian hussey" w:date="2026-06-16T10:38:00Z" w16du:dateUtc="2026-06-16T08:38:00Z">
+                              <w:rPr>
+                                <w:lang w:val="en-US"/>
+                              </w:rPr>
+                            </w:ins>
                           </m:ctrlPr>
                         </m:sSubPr>
                         <m:e>
@@ -9682,18 +9839,22 @@
                   <m:f>
                     <m:fPr>
                       <m:ctrlPr>
-                        <w:rPr>
-                          <w:lang w:val="en-US"/>
-                        </w:rPr>
+                        <w:ins w:id="186" w:author="ian hussey" w:date="2026-06-16T10:38:00Z" w16du:dateUtc="2026-06-16T08:38:00Z">
+                          <w:rPr>
+                            <w:lang w:val="en-US"/>
+                          </w:rPr>
+                        </w:ins>
                       </m:ctrlPr>
                     </m:fPr>
                     <m:num>
                       <m:sSubSup>
                         <m:sSubSupPr>
                           <m:ctrlPr>
-                            <w:rPr>
-                              <w:lang w:val="en-US"/>
-                            </w:rPr>
+                            <w:ins w:id="187" w:author="ian hussey" w:date="2026-06-16T10:38:00Z" w16du:dateUtc="2026-06-16T08:38:00Z">
+                              <w:rPr>
+                                <w:lang w:val="en-US"/>
+                              </w:rPr>
+                            </w:ins>
                           </m:ctrlPr>
                         </m:sSubSupPr>
                         <m:e>
@@ -9726,9 +9887,11 @@
                       <m:sSub>
                         <m:sSubPr>
                           <m:ctrlPr>
-                            <w:rPr>
-                              <w:lang w:val="en-US"/>
-                            </w:rPr>
+                            <w:ins w:id="188" w:author="ian hussey" w:date="2026-06-16T10:38:00Z" w16du:dateUtc="2026-06-16T08:38:00Z">
+                              <w:rPr>
+                                <w:lang w:val="en-US"/>
+                              </w:rPr>
+                            </w:ins>
                           </m:ctrlPr>
                         </m:sSubPr>
                         <m:e>
@@ -9767,9 +9930,11 @@
               <m:d>
                 <m:dPr>
                   <m:ctrlPr>
-                    <w:rPr>
-                      <w:lang w:val="en-US"/>
-                    </w:rPr>
+                    <w:ins w:id="189" w:author="ian hussey" w:date="2026-06-16T10:38:00Z" w16du:dateUtc="2026-06-16T08:38:00Z">
+                      <w:rPr>
+                        <w:lang w:val="en-US"/>
+                      </w:rPr>
+                    </w:ins>
                   </m:ctrlPr>
                 </m:dPr>
                 <m:e>
@@ -9805,7 +9970,7 @@
         </w:rPr>
         <w:t>Hedge</w:t>
       </w:r>
-      <w:del w:id="143" w:author="ian hussey" w:date="2026-06-16T08:54:00Z" w16du:dateUtc="2026-06-16T06:54:00Z">
+      <w:del w:id="190" w:author="ian hussey" w:date="2026-06-16T08:54:00Z" w16du:dateUtc="2026-06-16T06:54:00Z">
         <w:r>
           <w:rPr>
             <w:lang w:val="en-US"/>
@@ -9819,7 +9984,7 @@
         </w:rPr>
         <w:t>s</w:t>
       </w:r>
-      <w:ins w:id="144" w:author="ian hussey" w:date="2026-06-16T08:54:00Z" w16du:dateUtc="2026-06-16T06:54:00Z">
+      <w:ins w:id="191" w:author="ian hussey" w:date="2026-06-16T08:54:00Z" w16du:dateUtc="2026-06-16T06:54:00Z">
         <w:r>
           <w:rPr>
             <w:lang w:val="en-US"/>
@@ -9885,7 +10050,7 @@
         </w:rPr>
         <w:t>.</w:t>
       </w:r>
-      <w:ins w:id="145" w:author="ian hussey" w:date="2026-06-15T21:07:00Z" w16du:dateUtc="2026-06-15T19:07:00Z">
+      <w:ins w:id="192" w:author="ian hussey" w:date="2026-06-15T21:07:00Z" w16du:dateUtc="2026-06-15T19:07:00Z">
         <w:r>
           <w:rPr>
             <w:lang w:val="en-US"/>
@@ -9893,7 +10058,7 @@
           <w:t xml:space="preserve"> Positive values represent greater reductions</w:t>
         </w:r>
       </w:ins>
-      <w:ins w:id="146" w:author="ian hussey" w:date="2026-06-15T21:08:00Z" w16du:dateUtc="2026-06-15T19:08:00Z">
+      <w:ins w:id="193" w:author="ian hussey" w:date="2026-06-15T21:08:00Z" w16du:dateUtc="2026-06-15T19:08:00Z">
         <w:r>
           <w:rPr>
             <w:lang w:val="en-US"/>
@@ -9901,7 +10066,7 @@
           <w:t xml:space="preserve"> in distress</w:t>
         </w:r>
       </w:ins>
-      <w:ins w:id="147" w:author="ian hussey" w:date="2026-06-15T21:07:00Z" w16du:dateUtc="2026-06-15T19:07:00Z">
+      <w:ins w:id="194" w:author="ian hussey" w:date="2026-06-15T21:07:00Z" w16du:dateUtc="2026-06-15T19:07:00Z">
         <w:r>
           <w:rPr>
             <w:lang w:val="en-US"/>
@@ -9909,7 +10074,7 @@
           <w:t xml:space="preserve"> in the hierarchical condition </w:t>
         </w:r>
       </w:ins>
-      <w:ins w:id="148" w:author="ian hussey" w:date="2026-06-15T21:08:00Z" w16du:dateUtc="2026-06-15T19:08:00Z">
+      <w:ins w:id="195" w:author="ian hussey" w:date="2026-06-15T21:08:00Z" w16du:dateUtc="2026-06-15T19:08:00Z">
         <w:r>
           <w:rPr>
             <w:lang w:val="en-US"/>
@@ -9917,7 +10082,7 @@
           <w:t xml:space="preserve">then </w:t>
         </w:r>
       </w:ins>
-      <w:ins w:id="149" w:author="ian hussey" w:date="2026-06-15T21:07:00Z" w16du:dateUtc="2026-06-15T19:07:00Z">
+      <w:ins w:id="196" w:author="ian hussey" w:date="2026-06-15T21:07:00Z" w16du:dateUtc="2026-06-15T19:07:00Z">
         <w:r>
           <w:rPr>
             <w:lang w:val="en-US"/>
@@ -9925,7 +10090,7 @@
           <w:t xml:space="preserve">the </w:t>
         </w:r>
       </w:ins>
-      <w:ins w:id="150" w:author="ian hussey" w:date="2026-06-15T21:08:00Z" w16du:dateUtc="2026-06-15T19:08:00Z">
+      <w:ins w:id="197" w:author="ian hussey" w:date="2026-06-15T21:08:00Z" w16du:dateUtc="2026-06-15T19:08:00Z">
         <w:r>
           <w:rPr>
             <w:lang w:val="en-US"/>
@@ -9956,9 +10121,11 @@
             <m:eqArrPr>
               <m:maxDist m:val="1"/>
               <m:ctrlPr>
-                <w:rPr>
-                  <w:lang w:val="en-US"/>
-                </w:rPr>
+                <w:ins w:id="198" w:author="ian hussey" w:date="2026-06-16T10:38:00Z" w16du:dateUtc="2026-06-16T08:38:00Z">
+                  <w:rPr>
+                    <w:lang w:val="en-US"/>
+                  </w:rPr>
+                </w:ins>
               </m:ctrlPr>
             </m:eqArrPr>
             <m:e>
@@ -9971,18 +10138,22 @@
               <m:f>
                 <m:fPr>
                   <m:ctrlPr>
-                    <w:rPr>
-                      <w:lang w:val="en-US"/>
-                    </w:rPr>
+                    <w:ins w:id="199" w:author="ian hussey" w:date="2026-06-16T10:38:00Z" w16du:dateUtc="2026-06-16T08:38:00Z">
+                      <w:rPr>
+                        <w:lang w:val="en-US"/>
+                      </w:rPr>
+                    </w:ins>
                   </m:ctrlPr>
                 </m:fPr>
                 <m:num>
                   <m:sSub>
                     <m:sSubPr>
                       <m:ctrlPr>
-                        <w:rPr>
-                          <w:lang w:val="en-US"/>
-                        </w:rPr>
+                        <w:ins w:id="200" w:author="ian hussey" w:date="2026-06-16T10:38:00Z" w16du:dateUtc="2026-06-16T08:38:00Z">
+                          <w:rPr>
+                            <w:lang w:val="en-US"/>
+                          </w:rPr>
+                        </w:ins>
                       </m:ctrlPr>
                     </m:sSubPr>
                     <m:e>
@@ -10011,9 +10182,11 @@
                   <m:sSub>
                     <m:sSubPr>
                       <m:ctrlPr>
-                        <w:rPr>
-                          <w:lang w:val="en-US"/>
-                        </w:rPr>
+                        <w:ins w:id="201" w:author="ian hussey" w:date="2026-06-16T10:38:00Z" w16du:dateUtc="2026-06-16T08:38:00Z">
+                          <w:rPr>
+                            <w:lang w:val="en-US"/>
+                          </w:rPr>
+                        </w:ins>
                       </m:ctrlPr>
                     </m:sSubPr>
                     <m:e>
@@ -10039,9 +10212,11 @@
                     <m:radPr>
                       <m:degHide m:val="1"/>
                       <m:ctrlPr>
-                        <w:rPr>
-                          <w:lang w:val="en-US"/>
-                        </w:rPr>
+                        <w:ins w:id="202" w:author="ian hussey" w:date="2026-06-16T10:38:00Z" w16du:dateUtc="2026-06-16T08:38:00Z">
+                          <w:rPr>
+                            <w:lang w:val="en-US"/>
+                          </w:rPr>
+                        </w:ins>
                       </m:ctrlPr>
                     </m:radPr>
                     <m:deg/>
@@ -10049,18 +10224,22 @@
                       <m:f>
                         <m:fPr>
                           <m:ctrlPr>
-                            <w:rPr>
-                              <w:lang w:val="en-US"/>
-                            </w:rPr>
+                            <w:ins w:id="203" w:author="ian hussey" w:date="2026-06-16T10:38:00Z" w16du:dateUtc="2026-06-16T08:38:00Z">
+                              <w:rPr>
+                                <w:lang w:val="en-US"/>
+                              </w:rPr>
+                            </w:ins>
                           </m:ctrlPr>
                         </m:fPr>
                         <m:num>
                           <m:sSubSup>
                             <m:sSubSupPr>
                               <m:ctrlPr>
-                                <w:rPr>
-                                  <w:lang w:val="en-US"/>
-                                </w:rPr>
+                                <w:ins w:id="204" w:author="ian hussey" w:date="2026-06-16T10:38:00Z" w16du:dateUtc="2026-06-16T08:38:00Z">
+                                  <w:rPr>
+                                    <w:lang w:val="en-US"/>
+                                  </w:rPr>
+                                </w:ins>
                               </m:ctrlPr>
                             </m:sSubSupPr>
                             <m:e>
@@ -10097,9 +10276,11 @@
                           <m:sSubSup>
                             <m:sSubSupPr>
                               <m:ctrlPr>
-                                <w:rPr>
-                                  <w:lang w:val="en-US"/>
-                                </w:rPr>
+                                <w:ins w:id="205" w:author="ian hussey" w:date="2026-06-16T10:38:00Z" w16du:dateUtc="2026-06-16T08:38:00Z">
+                                  <w:rPr>
+                                    <w:lang w:val="en-US"/>
+                                  </w:rPr>
+                                </w:ins>
                               </m:ctrlPr>
                             </m:sSubSupPr>
                             <m:e>
@@ -10150,9 +10331,11 @@
               <m:d>
                 <m:dPr>
                   <m:ctrlPr>
-                    <w:rPr>
-                      <w:lang w:val="en-US"/>
-                    </w:rPr>
+                    <w:ins w:id="206" w:author="ian hussey" w:date="2026-06-16T10:38:00Z" w16du:dateUtc="2026-06-16T08:38:00Z">
+                      <w:rPr>
+                        <w:lang w:val="en-US"/>
+                      </w:rPr>
+                    </w:ins>
                   </m:ctrlPr>
                 </m:dPr>
                 <m:e>
@@ -10165,18 +10348,22 @@
                   <m:d>
                     <m:dPr>
                       <m:ctrlPr>
-                        <w:rPr>
-                          <w:lang w:val="en-US"/>
-                        </w:rPr>
+                        <w:ins w:id="207" w:author="ian hussey" w:date="2026-06-16T10:38:00Z" w16du:dateUtc="2026-06-16T08:38:00Z">
+                          <w:rPr>
+                            <w:lang w:val="en-US"/>
+                          </w:rPr>
+                        </w:ins>
                       </m:ctrlPr>
                     </m:dPr>
                     <m:e>
                       <m:f>
                         <m:fPr>
                           <m:ctrlPr>
-                            <w:rPr>
-                              <w:lang w:val="en-US"/>
-                            </w:rPr>
+                            <w:ins w:id="208" w:author="ian hussey" w:date="2026-06-16T10:38:00Z" w16du:dateUtc="2026-06-16T08:38:00Z">
+                              <w:rPr>
+                                <w:lang w:val="en-US"/>
+                              </w:rPr>
+                            </w:ins>
                           </m:ctrlPr>
                         </m:fPr>
                         <m:num>
@@ -10197,18 +10384,22 @@
                           <m:d>
                             <m:dPr>
                               <m:ctrlPr>
-                                <w:rPr>
-                                  <w:lang w:val="en-US"/>
-                                </w:rPr>
+                                <w:ins w:id="209" w:author="ian hussey" w:date="2026-06-16T10:38:00Z" w16du:dateUtc="2026-06-16T08:38:00Z">
+                                  <w:rPr>
+                                    <w:lang w:val="en-US"/>
+                                  </w:rPr>
+                                </w:ins>
                               </m:ctrlPr>
                             </m:dPr>
                             <m:e>
                               <m:sSub>
                                 <m:sSubPr>
                                   <m:ctrlPr>
-                                    <w:rPr>
-                                      <w:lang w:val="en-US"/>
-                                    </w:rPr>
+                                    <w:ins w:id="210" w:author="ian hussey" w:date="2026-06-16T10:38:00Z" w16du:dateUtc="2026-06-16T08:38:00Z">
+                                      <w:rPr>
+                                        <w:lang w:val="en-US"/>
+                                      </w:rPr>
+                                    </w:ins>
                                   </m:ctrlPr>
                                 </m:sSubPr>
                                 <m:e>
@@ -10237,9 +10428,11 @@
                               <m:sSub>
                                 <m:sSubPr>
                                   <m:ctrlPr>
-                                    <w:rPr>
-                                      <w:lang w:val="en-US"/>
-                                    </w:rPr>
+                                    <w:ins w:id="211" w:author="ian hussey" w:date="2026-06-16T10:38:00Z" w16du:dateUtc="2026-06-16T08:38:00Z">
+                                      <w:rPr>
+                                        <w:lang w:val="en-US"/>
+                                      </w:rPr>
+                                    </w:ins>
                                   </m:ctrlPr>
                                 </m:sSubPr>
                                 <m:e>
@@ -10288,9 +10481,11 @@
               <m:d>
                 <m:dPr>
                   <m:ctrlPr>
-                    <w:rPr>
-                      <w:lang w:val="en-US"/>
-                    </w:rPr>
+                    <w:ins w:id="212" w:author="ian hussey" w:date="2026-06-16T10:38:00Z" w16du:dateUtc="2026-06-16T08:38:00Z">
+                      <w:rPr>
+                        <w:lang w:val="en-US"/>
+                      </w:rPr>
+                    </w:ins>
                   </m:ctrlPr>
                 </m:dPr>
                 <m:e>
@@ -10737,18 +10932,22 @@
             <m:eqArrPr>
               <m:maxDist m:val="1"/>
               <m:ctrlPr>
-                <w:rPr>
-                  <w:lang w:val="en-US"/>
-                </w:rPr>
+                <w:ins w:id="213" w:author="ian hussey" w:date="2026-06-16T10:38:00Z" w16du:dateUtc="2026-06-16T08:38:00Z">
+                  <w:rPr>
+                    <w:lang w:val="en-US"/>
+                  </w:rPr>
+                </w:ins>
               </m:ctrlPr>
             </m:eqArrPr>
             <m:e>
               <m:sSub>
                 <m:sSubPr>
                   <m:ctrlPr>
-                    <w:rPr>
-                      <w:lang w:val="en-US"/>
-                    </w:rPr>
+                    <w:ins w:id="214" w:author="ian hussey" w:date="2026-06-16T10:38:00Z" w16du:dateUtc="2026-06-16T08:38:00Z">
+                      <w:rPr>
+                        <w:lang w:val="en-US"/>
+                      </w:rPr>
+                    </w:ins>
                   </m:ctrlPr>
                 </m:sSubPr>
                 <m:e>
@@ -10778,9 +10977,11 @@
                 <m:radPr>
                   <m:degHide m:val="1"/>
                   <m:ctrlPr>
-                    <w:rPr>
-                      <w:lang w:val="en-US"/>
-                    </w:rPr>
+                    <w:ins w:id="215" w:author="ian hussey" w:date="2026-06-16T10:38:00Z" w16du:dateUtc="2026-06-16T08:38:00Z">
+                      <w:rPr>
+                        <w:lang w:val="en-US"/>
+                      </w:rPr>
+                    </w:ins>
                   </m:ctrlPr>
                 </m:radPr>
                 <m:deg/>
@@ -10788,18 +10989,22 @@
                   <m:f>
                     <m:fPr>
                       <m:ctrlPr>
-                        <w:rPr>
-                          <w:lang w:val="en-US"/>
-                        </w:rPr>
+                        <w:ins w:id="216" w:author="ian hussey" w:date="2026-06-16T10:38:00Z" w16du:dateUtc="2026-06-16T08:38:00Z">
+                          <w:rPr>
+                            <w:lang w:val="en-US"/>
+                          </w:rPr>
+                        </w:ins>
                       </m:ctrlPr>
                     </m:fPr>
                     <m:num>
                       <m:sSubSup>
                         <m:sSubSupPr>
                           <m:ctrlPr>
-                            <w:rPr>
-                              <w:lang w:val="en-US"/>
-                            </w:rPr>
+                            <w:ins w:id="217" w:author="ian hussey" w:date="2026-06-16T10:38:00Z" w16du:dateUtc="2026-06-16T08:38:00Z">
+                              <w:rPr>
+                                <w:lang w:val="en-US"/>
+                              </w:rPr>
+                            </w:ins>
                           </m:ctrlPr>
                         </m:sSubSupPr>
                         <m:e>
@@ -10836,9 +11041,11 @@
                       <m:sSubSup>
                         <m:sSubSupPr>
                           <m:ctrlPr>
-                            <w:rPr>
-                              <w:lang w:val="en-US"/>
-                            </w:rPr>
+                            <w:ins w:id="218" w:author="ian hussey" w:date="2026-06-16T10:38:00Z" w16du:dateUtc="2026-06-16T08:38:00Z">
+                              <w:rPr>
+                                <w:lang w:val="en-US"/>
+                              </w:rPr>
+                            </w:ins>
                           </m:ctrlPr>
                         </m:sSubSupPr>
                         <m:e>
@@ -10875,9 +11082,11 @@
                       <m:sSubSup>
                         <m:sSubSupPr>
                           <m:ctrlPr>
-                            <w:rPr>
-                              <w:lang w:val="en-US"/>
-                            </w:rPr>
+                            <w:ins w:id="219" w:author="ian hussey" w:date="2026-06-16T10:38:00Z" w16du:dateUtc="2026-06-16T08:38:00Z">
+                              <w:rPr>
+                                <w:lang w:val="en-US"/>
+                              </w:rPr>
+                            </w:ins>
                           </m:ctrlPr>
                         </m:sSubSupPr>
                         <m:e>
@@ -10926,9 +11135,11 @@
               <m:d>
                 <m:dPr>
                   <m:ctrlPr>
-                    <w:rPr>
-                      <w:lang w:val="en-US"/>
-                    </w:rPr>
+                    <w:ins w:id="220" w:author="ian hussey" w:date="2026-06-16T10:38:00Z" w16du:dateUtc="2026-06-16T08:38:00Z">
+                      <w:rPr>
+                        <w:lang w:val="en-US"/>
+                      </w:rPr>
+                    </w:ins>
                   </m:ctrlPr>
                 </m:dPr>
                 <m:e>
@@ -11069,7 +11280,7 @@
           <w:lang w:val="en-US"/>
         </w:rPr>
       </w:pPr>
-      <w:del w:id="151" w:author="ian hussey" w:date="2026-06-16T09:18:00Z" w16du:dateUtc="2026-06-16T07:18:00Z">
+      <w:del w:id="221" w:author="ian hussey" w:date="2026-06-16T09:18:00Z" w16du:dateUtc="2026-06-16T07:18:00Z">
         <w:r>
           <w:rPr>
             <w:noProof/>
@@ -11112,7 +11323,7 @@
           </w:drawing>
         </w:r>
       </w:del>
-      <w:ins w:id="152" w:author="ian hussey" w:date="2026-06-16T09:18:00Z" w16du:dateUtc="2026-06-16T07:18:00Z">
+      <w:ins w:id="222" w:author="ian hussey" w:date="2026-06-16T09:18:00Z" w16du:dateUtc="2026-06-16T07:18:00Z">
         <w:r>
           <w:rPr>
             <w:noProof/>
@@ -11169,7 +11380,7 @@
         <w:ind w:firstLine="0"/>
         <w:jc w:val="left"/>
         <w:rPr>
-          <w:ins w:id="153" w:author="ian hussey" w:date="2026-06-16T08:40:00Z" w16du:dateUtc="2026-06-16T06:40:00Z"/>
+          <w:ins w:id="223" w:author="ian hussey" w:date="2026-06-16T08:40:00Z" w16du:dateUtc="2026-06-16T06:40:00Z"/>
           <w:b/>
           <w:bCs/>
           <w:lang w:val="en-US"/>
@@ -11196,7 +11407,7 @@
         </w:rPr>
         <w:t>Multiverse plot for the replication study</w:t>
       </w:r>
-      <w:ins w:id="154" w:author="ian hussey" w:date="2026-06-16T08:39:00Z" w16du:dateUtc="2026-06-16T06:39:00Z">
+      <w:ins w:id="224" w:author="ian hussey" w:date="2026-06-16T08:39:00Z" w16du:dateUtc="2026-06-16T06:39:00Z">
         <w:r>
           <w:rPr>
             <w:b w:val="0"/>
@@ -11205,7 +11416,7 @@
           <w:t xml:space="preserve">’s direct replication </w:t>
         </w:r>
       </w:ins>
-      <w:del w:id="155" w:author="ian hussey" w:date="2026-06-16T08:39:00Z" w16du:dateUtc="2026-06-16T06:39:00Z">
+      <w:del w:id="225" w:author="ian hussey" w:date="2026-06-16T08:39:00Z" w16du:dateUtc="2026-06-16T06:39:00Z">
         <w:r>
           <w:rPr>
             <w:b w:val="0"/>
@@ -11237,11 +11448,11 @@
         <w:ind w:firstLine="0"/>
         <w:jc w:val="center"/>
         <w:rPr>
-          <w:ins w:id="156" w:author="ian hussey" w:date="2026-06-16T08:40:00Z" w16du:dateUtc="2026-06-16T06:40:00Z"/>
-          <w:lang w:val="en-US"/>
-        </w:rPr>
-      </w:pPr>
-      <w:del w:id="157" w:author="ian hussey" w:date="2026-06-16T08:40:00Z" w16du:dateUtc="2026-06-16T06:40:00Z">
+          <w:ins w:id="226" w:author="ian hussey" w:date="2026-06-16T08:40:00Z" w16du:dateUtc="2026-06-16T06:40:00Z"/>
+          <w:lang w:val="en-US"/>
+        </w:rPr>
+      </w:pPr>
+      <w:del w:id="227" w:author="ian hussey" w:date="2026-06-16T08:40:00Z" w16du:dateUtc="2026-06-16T06:40:00Z">
         <w:r>
           <w:rPr>
             <w:noProof/>
@@ -11293,7 +11504,7 @@
           <w:lang w:val="en-US"/>
         </w:rPr>
       </w:pPr>
-      <w:ins w:id="158" w:author="ian hussey" w:date="2026-06-16T09:18:00Z" w16du:dateUtc="2026-06-16T07:18:00Z">
+      <w:ins w:id="228" w:author="ian hussey" w:date="2026-06-16T09:18:00Z" w16du:dateUtc="2026-06-16T07:18:00Z">
         <w:r>
           <w:rPr>
             <w:noProof/>
@@ -11661,12 +11872,14 @@
         <m:sSub>
           <m:sSubPr>
             <m:ctrlPr>
-              <w:rPr>
-                <w:rFonts w:ascii="Cambria Math" w:hAnsi="Cambria Math"/>
-                <w:i/>
-                <w:iCs/>
-                <w:lang w:val="en-US"/>
-              </w:rPr>
+              <w:ins w:id="229" w:author="ian hussey" w:date="2026-06-16T10:38:00Z" w16du:dateUtc="2026-06-16T08:38:00Z">
+                <w:rPr>
+                  <w:rFonts w:ascii="Cambria Math" w:hAnsi="Cambria Math"/>
+                  <w:i/>
+                  <w:iCs/>
+                  <w:lang w:val="en-US"/>
+                </w:rPr>
+              </w:ins>
             </m:ctrlPr>
           </m:sSubPr>
           <m:e>
@@ -11699,12 +11912,14 @@
         <m:sSub>
           <m:sSubPr>
             <m:ctrlPr>
-              <w:rPr>
-                <w:rFonts w:ascii="Cambria Math" w:hAnsi="Cambria Math"/>
-                <w:i/>
-                <w:iCs/>
-                <w:lang w:val="en-US"/>
-              </w:rPr>
+              <w:ins w:id="230" w:author="ian hussey" w:date="2026-06-16T10:38:00Z" w16du:dateUtc="2026-06-16T08:38:00Z">
+                <w:rPr>
+                  <w:rFonts w:ascii="Cambria Math" w:hAnsi="Cambria Math"/>
+                  <w:i/>
+                  <w:iCs/>
+                  <w:lang w:val="en-US"/>
+                </w:rPr>
+              </w:ins>
             </m:ctrlPr>
           </m:sSubPr>
           <m:e>
@@ -11744,12 +11959,14 @@
         <m:sSub>
           <m:sSubPr>
             <m:ctrlPr>
-              <w:rPr>
-                <w:rFonts w:ascii="Cambria Math" w:hAnsi="Cambria Math"/>
-                <w:i/>
-                <w:iCs/>
-                <w:lang w:val="en-US"/>
-              </w:rPr>
+              <w:ins w:id="231" w:author="ian hussey" w:date="2026-06-16T10:38:00Z" w16du:dateUtc="2026-06-16T08:38:00Z">
+                <w:rPr>
+                  <w:rFonts w:ascii="Cambria Math" w:hAnsi="Cambria Math"/>
+                  <w:i/>
+                  <w:iCs/>
+                  <w:lang w:val="en-US"/>
+                </w:rPr>
+              </w:ins>
             </m:ctrlPr>
           </m:sSubPr>
           <m:e>
@@ -11778,7 +11995,7 @@
         </w:rPr>
         <w:t xml:space="preserve">). Both </w:t>
       </w:r>
-      <w:del w:id="159" w:author="ian hussey" w:date="2026-06-16T08:55:00Z" w16du:dateUtc="2026-06-16T06:55:00Z">
+      <w:del w:id="232" w:author="ian hussey" w:date="2026-06-16T08:55:00Z" w16du:dateUtc="2026-06-16T06:55:00Z">
         <w:r>
           <w:rPr>
             <w:lang w:val="en-US"/>
@@ -11786,7 +12003,7 @@
           <w:delText xml:space="preserve">Hedges </w:delText>
         </w:r>
       </w:del>
-      <w:ins w:id="160" w:author="ian hussey" w:date="2026-06-16T08:55:00Z" w16du:dateUtc="2026-06-16T06:55:00Z">
+      <w:ins w:id="233" w:author="ian hussey" w:date="2026-06-16T08:55:00Z" w16du:dateUtc="2026-06-16T06:55:00Z">
         <w:r>
           <w:rPr>
             <w:lang w:val="en-US"/>
@@ -11808,7 +12025,7 @@
         </w:rPr>
         <w:t xml:space="preserve"> (not correcting for baseline scores) and </w:t>
       </w:r>
-      <w:del w:id="161" w:author="ian hussey" w:date="2026-06-16T08:55:00Z" w16du:dateUtc="2026-06-16T06:55:00Z">
+      <w:del w:id="234" w:author="ian hussey" w:date="2026-06-16T08:55:00Z" w16du:dateUtc="2026-06-16T06:55:00Z">
         <w:r>
           <w:rPr>
             <w:lang w:val="en-US"/>
@@ -11816,7 +12033,7 @@
           <w:delText xml:space="preserve">Hedges </w:delText>
         </w:r>
       </w:del>
-      <w:ins w:id="162" w:author="ian hussey" w:date="2026-06-16T08:55:00Z" w16du:dateUtc="2026-06-16T06:55:00Z">
+      <w:ins w:id="235" w:author="ian hussey" w:date="2026-06-16T08:55:00Z" w16du:dateUtc="2026-06-16T06:55:00Z">
         <w:r>
           <w:rPr>
             <w:lang w:val="en-US"/>
@@ -11828,12 +12045,14 @@
         <m:sSub>
           <m:sSubPr>
             <m:ctrlPr>
-              <w:rPr>
-                <w:rFonts w:ascii="Cambria Math" w:hAnsi="Cambria Math"/>
-                <w:i/>
-                <w:iCs/>
-                <w:lang w:val="en-US"/>
-              </w:rPr>
+              <w:ins w:id="236" w:author="ian hussey" w:date="2026-06-16T10:38:00Z" w16du:dateUtc="2026-06-16T08:38:00Z">
+                <w:rPr>
+                  <w:rFonts w:ascii="Cambria Math" w:hAnsi="Cambria Math"/>
+                  <w:i/>
+                  <w:iCs/>
+                  <w:lang w:val="en-US"/>
+                </w:rPr>
+              </w:ins>
             </m:ctrlPr>
           </m:sSubPr>
           <m:e>
@@ -11898,7 +12117,7 @@
         </w:rPr>
         <w:t xml:space="preserve">Multiverse analyses involve calculating a metric under all permutations of analytic choices using data from a given underlying dataset. In this case, the outcome metric was </w:t>
       </w:r>
-      <w:del w:id="163" w:author="ian hussey" w:date="2026-06-16T08:55:00Z" w16du:dateUtc="2026-06-16T06:55:00Z">
+      <w:del w:id="237" w:author="ian hussey" w:date="2026-06-16T08:55:00Z" w16du:dateUtc="2026-06-16T06:55:00Z">
         <w:r>
           <w:rPr>
             <w:lang w:val="en-US"/>
@@ -11906,7 +12125,7 @@
           <w:delText xml:space="preserve">Hedges </w:delText>
         </w:r>
       </w:del>
-      <w:ins w:id="164" w:author="ian hussey" w:date="2026-06-16T08:55:00Z" w16du:dateUtc="2026-06-16T06:55:00Z">
+      <w:ins w:id="238" w:author="ian hussey" w:date="2026-06-16T08:55:00Z" w16du:dateUtc="2026-06-16T06:55:00Z">
         <w:r>
           <w:rPr>
             <w:lang w:val="en-US"/>
@@ -11934,7 +12153,7 @@
         </w:rPr>
         <w:t xml:space="preserve">familywise error rate were used to choose the width of the Confidence Interval (95% vs. 98.33%, corresponding to a Bonferroni correction for the three correlated outcomes). </w:t>
       </w:r>
-      <w:ins w:id="165" w:author="ian hussey" w:date="2026-06-16T09:07:00Z" w16du:dateUtc="2026-06-16T07:07:00Z">
+      <w:ins w:id="239" w:author="ian hussey" w:date="2026-06-16T09:07:00Z" w16du:dateUtc="2026-06-16T07:07:00Z">
         <w:r>
           <w:rPr>
             <w:lang w:val="en-US"/>
@@ -11942,7 +12161,7 @@
           <w:t>This produces 1</w:t>
         </w:r>
       </w:ins>
-      <w:ins w:id="166" w:author="ian hussey" w:date="2026-06-16T09:13:00Z" w16du:dateUtc="2026-06-16T07:13:00Z">
+      <w:ins w:id="240" w:author="ian hussey" w:date="2026-06-16T09:13:00Z" w16du:dateUtc="2026-06-16T07:13:00Z">
         <w:r>
           <w:rPr>
             <w:lang w:val="en-US"/>
@@ -11950,7 +12169,7 @@
           <w:t>4</w:t>
         </w:r>
       </w:ins>
-      <w:ins w:id="167" w:author="ian hussey" w:date="2026-06-16T09:07:00Z" w16du:dateUtc="2026-06-16T07:07:00Z">
+      <w:ins w:id="241" w:author="ian hussey" w:date="2026-06-16T09:07:00Z" w16du:dateUtc="2026-06-16T07:07:00Z">
         <w:r>
           <w:rPr>
             <w:lang w:val="en-US"/>
@@ -11958,7 +12177,7 @@
           <w:t xml:space="preserve"> different sets of analytic </w:t>
         </w:r>
       </w:ins>
-      <w:ins w:id="168" w:author="ian hussey" w:date="2026-06-16T09:08:00Z" w16du:dateUtc="2026-06-16T07:08:00Z">
+      <w:ins w:id="242" w:author="ian hussey" w:date="2026-06-16T09:08:00Z" w16du:dateUtc="2026-06-16T07:08:00Z">
         <w:r>
           <w:rPr>
             <w:lang w:val="en-US"/>
@@ -11966,7 +12185,7 @@
           <w:t>choices</w:t>
         </w:r>
       </w:ins>
-      <w:ins w:id="169" w:author="ian hussey" w:date="2026-06-16T09:13:00Z" w16du:dateUtc="2026-06-16T07:13:00Z">
+      <w:ins w:id="243" w:author="ian hussey" w:date="2026-06-16T09:13:00Z" w16du:dateUtc="2026-06-16T07:13:00Z">
         <w:r>
           <w:rPr>
             <w:lang w:val="en-US"/>
@@ -11974,7 +12193,7 @@
           <w:t>:</w:t>
         </w:r>
       </w:ins>
-      <w:ins w:id="170" w:author="ian hussey" w:date="2026-06-16T09:07:00Z" w16du:dateUtc="2026-06-16T07:07:00Z">
+      <w:ins w:id="244" w:author="ian hussey" w:date="2026-06-16T09:07:00Z" w16du:dateUtc="2026-06-16T07:07:00Z">
         <w:r>
           <w:rPr>
             <w:lang w:val="en-US"/>
@@ -11982,7 +12201,7 @@
           <w:t xml:space="preserve"> 4 outcomes * 2 baseline control </w:t>
         </w:r>
       </w:ins>
-      <w:ins w:id="171" w:author="ian hussey" w:date="2026-06-16T09:08:00Z" w16du:dateUtc="2026-06-16T07:08:00Z">
+      <w:ins w:id="245" w:author="ian hussey" w:date="2026-06-16T09:08:00Z" w16du:dateUtc="2026-06-16T07:08:00Z">
         <w:r>
           <w:rPr>
             <w:lang w:val="en-US"/>
@@ -11990,7 +12209,7 @@
           <w:t>* 2 familywise error corrections</w:t>
         </w:r>
       </w:ins>
-      <w:ins w:id="172" w:author="ian hussey" w:date="2026-06-16T09:14:00Z" w16du:dateUtc="2026-06-16T07:14:00Z">
+      <w:ins w:id="246" w:author="ian hussey" w:date="2026-06-16T09:14:00Z" w16du:dateUtc="2026-06-16T07:14:00Z">
         <w:r>
           <w:rPr>
             <w:lang w:val="en-US"/>
@@ -11998,7 +12217,7 @@
           <w:t>,</w:t>
         </w:r>
       </w:ins>
-      <w:ins w:id="173" w:author="ian hussey" w:date="2026-06-16T09:15:00Z" w16du:dateUtc="2026-06-16T07:15:00Z">
+      <w:ins w:id="247" w:author="ian hussey" w:date="2026-06-16T09:15:00Z" w16du:dateUtc="2026-06-16T07:15:00Z">
         <w:r>
           <w:rPr>
             <w:lang w:val="en-US"/>
@@ -12006,7 +12225,7 @@
           <w:t xml:space="preserve"> where the familywise corrections are never applied to the pooled outcome given that a single pooled outcome involves only one test and does not need to be corrected</w:t>
         </w:r>
       </w:ins>
-      <w:ins w:id="174" w:author="ian hussey" w:date="2026-06-16T09:08:00Z" w16du:dateUtc="2026-06-16T07:08:00Z">
+      <w:ins w:id="248" w:author="ian hussey" w:date="2026-06-16T09:08:00Z" w16du:dateUtc="2026-06-16T07:08:00Z">
         <w:r>
           <w:rPr>
             <w:lang w:val="en-US"/>
@@ -12027,7 +12246,7 @@
         </w:rPr>
         <w:t xml:space="preserve">Figure 2 presents the results of the first multiverse analysis for the data extracted from original study by Foody et al. (2013). The upper panel presents the distribution of </w:t>
       </w:r>
-      <w:del w:id="175" w:author="ian hussey" w:date="2026-06-16T08:55:00Z" w16du:dateUtc="2026-06-16T06:55:00Z">
+      <w:del w:id="249" w:author="ian hussey" w:date="2026-06-16T08:55:00Z" w16du:dateUtc="2026-06-16T06:55:00Z">
         <w:r>
           <w:rPr>
             <w:lang w:val="en-US"/>
@@ -12035,7 +12254,7 @@
           <w:delText xml:space="preserve">Hedges </w:delText>
         </w:r>
       </w:del>
-      <w:ins w:id="176" w:author="ian hussey" w:date="2026-06-16T08:55:00Z" w16du:dateUtc="2026-06-16T06:55:00Z">
+      <w:ins w:id="250" w:author="ian hussey" w:date="2026-06-16T08:55:00Z" w16du:dateUtc="2026-06-16T06:55:00Z">
         <w:r>
           <w:rPr>
             <w:lang w:val="en-US"/>
@@ -12057,7 +12276,7 @@
         </w:rPr>
         <w:t xml:space="preserve"> effect sizes arranged from lowest to highest values. </w:t>
       </w:r>
-      <w:del w:id="177" w:author="ian hussey" w:date="2026-06-16T08:50:00Z" w16du:dateUtc="2026-06-16T06:50:00Z">
+      <w:del w:id="251" w:author="ian hussey" w:date="2026-06-16T08:50:00Z" w16du:dateUtc="2026-06-16T06:50:00Z">
         <w:r>
           <w:rPr>
             <w:lang w:val="en-US"/>
@@ -12065,7 +12284,7 @@
           <w:delText>The lower panel presents the analytic choices that gave rise to each effect size</w:delText>
         </w:r>
       </w:del>
-      <w:ins w:id="178" w:author="ian hussey" w:date="2026-06-16T08:50:00Z" w16du:dateUtc="2026-06-16T06:50:00Z">
+      <w:ins w:id="252" w:author="ian hussey" w:date="2026-06-16T08:50:00Z" w16du:dateUtc="2026-06-16T06:50:00Z">
         <w:r>
           <w:rPr>
             <w:lang w:val="en-US"/>
@@ -12073,7 +12292,7 @@
           <w:t>These plots should be interpreted as follows: each vertical column between the upper and lower panels provides the effect size and its confidence intervals (upper panel) and the</w:t>
         </w:r>
       </w:ins>
-      <w:ins w:id="179" w:author="ian hussey" w:date="2026-06-16T08:51:00Z" w16du:dateUtc="2026-06-16T06:51:00Z">
+      <w:ins w:id="253" w:author="ian hussey" w:date="2026-06-16T08:51:00Z" w16du:dateUtc="2026-06-16T06:51:00Z">
         <w:r>
           <w:rPr>
             <w:lang w:val="en-US"/>
@@ -12081,7 +12300,7 @@
           <w:t xml:space="preserve"> analytic choices that produced this effect size (lower panel)</w:t>
         </w:r>
       </w:ins>
-      <w:del w:id="180" w:author="ian hussey" w:date="2026-06-16T08:50:00Z" w16du:dateUtc="2026-06-16T06:50:00Z">
+      <w:del w:id="254" w:author="ian hussey" w:date="2026-06-16T08:50:00Z" w16du:dateUtc="2026-06-16T06:50:00Z">
         <w:r>
           <w:rPr>
             <w:lang w:val="en-US"/>
@@ -12095,7 +12314,7 @@
         </w:rPr>
         <w:t>.</w:t>
       </w:r>
-      <w:ins w:id="181" w:author="ian hussey" w:date="2026-06-16T08:51:00Z" w16du:dateUtc="2026-06-16T06:51:00Z">
+      <w:ins w:id="255" w:author="ian hussey" w:date="2026-06-16T08:51:00Z" w16du:dateUtc="2026-06-16T06:51:00Z">
         <w:r>
           <w:rPr>
             <w:lang w:val="en-US"/>
@@ -12103,7 +12322,7 @@
           <w:t xml:space="preserve"> For example, the first column on the left of Figure 2 presents </w:t>
         </w:r>
       </w:ins>
-      <w:ins w:id="182" w:author="ian hussey" w:date="2026-06-16T08:52:00Z" w16du:dateUtc="2026-06-16T06:52:00Z">
+      <w:ins w:id="256" w:author="ian hussey" w:date="2026-06-16T08:52:00Z" w16du:dateUtc="2026-06-16T06:52:00Z">
         <w:r>
           <w:rPr>
             <w:lang w:val="en-US"/>
@@ -12111,7 +12330,7 @@
           <w:t>a Hedges</w:t>
         </w:r>
       </w:ins>
-      <w:ins w:id="183" w:author="ian hussey" w:date="2026-06-16T08:53:00Z" w16du:dateUtc="2026-06-16T06:53:00Z">
+      <w:ins w:id="257" w:author="ian hussey" w:date="2026-06-16T08:53:00Z" w16du:dateUtc="2026-06-16T06:53:00Z">
         <w:r>
           <w:rPr>
             <w:lang w:val="en-US"/>
@@ -12119,7 +12338,7 @@
           <w:t>’</w:t>
         </w:r>
       </w:ins>
-      <w:ins w:id="184" w:author="ian hussey" w:date="2026-06-16T08:52:00Z" w16du:dateUtc="2026-06-16T06:52:00Z">
+      <w:ins w:id="258" w:author="ian hussey" w:date="2026-06-16T08:52:00Z" w16du:dateUtc="2026-06-16T06:52:00Z">
         <w:r>
           <w:rPr>
             <w:lang w:val="en-US"/>
@@ -12131,7 +12350,7 @@
             <w:i/>
             <w:iCs/>
             <w:lang w:val="en-US"/>
-            <w:rPrChange w:id="185" w:author="ian hussey" w:date="2026-06-16T08:53:00Z" w16du:dateUtc="2026-06-16T06:53:00Z">
+            <w:rPrChange w:id="259" w:author="ian hussey" w:date="2026-06-16T08:53:00Z" w16du:dateUtc="2026-06-16T06:53:00Z">
               <w:rPr>
                 <w:lang w:val="en-US"/>
               </w:rPr>
@@ -12146,7 +12365,7 @@
           <w:t xml:space="preserve"> </w:t>
         </w:r>
       </w:ins>
-      <w:ins w:id="186" w:author="ian hussey" w:date="2026-06-16T08:53:00Z" w16du:dateUtc="2026-06-16T06:53:00Z">
+      <w:ins w:id="260" w:author="ian hussey" w:date="2026-06-16T08:53:00Z" w16du:dateUtc="2026-06-16T06:53:00Z">
         <w:r>
           <w:rPr>
             <w:lang w:val="en-US"/>
@@ -12154,7 +12373,7 @@
           <w:t xml:space="preserve">= -0.22 under the analytic choices of the anxiety outcome, controlling for baseline scores, </w:t>
         </w:r>
       </w:ins>
-      <w:ins w:id="187" w:author="ian hussey" w:date="2026-06-16T08:54:00Z" w16du:dateUtc="2026-06-16T06:54:00Z">
+      <w:ins w:id="261" w:author="ian hussey" w:date="2026-06-16T08:54:00Z" w16du:dateUtc="2026-06-16T06:54:00Z">
         <w:r>
           <w:rPr>
             <w:lang w:val="en-US"/>
@@ -12162,7 +12381,7 @@
           <w:t xml:space="preserve">without Bonferroni corrections. Across the columns, the pattern of effect sizes </w:t>
         </w:r>
       </w:ins>
-      <w:ins w:id="188" w:author="ian hussey" w:date="2026-06-16T08:55:00Z" w16du:dateUtc="2026-06-16T06:55:00Z">
+      <w:ins w:id="262" w:author="ian hussey" w:date="2026-06-16T08:55:00Z" w16du:dateUtc="2026-06-16T06:55:00Z">
         <w:r>
           <w:rPr>
             <w:lang w:val="en-US"/>
@@ -12170,7 +12389,7 @@
           <w:t xml:space="preserve">under different analytic choices </w:t>
         </w:r>
       </w:ins>
-      <w:ins w:id="189" w:author="ian hussey" w:date="2026-06-16T08:54:00Z" w16du:dateUtc="2026-06-16T06:54:00Z">
+      <w:ins w:id="263" w:author="ian hussey" w:date="2026-06-16T08:54:00Z" w16du:dateUtc="2026-06-16T06:54:00Z">
         <w:r>
           <w:rPr>
             <w:lang w:val="en-US"/>
@@ -12178,7 +12397,7 @@
           <w:t xml:space="preserve">can be seen. </w:t>
         </w:r>
       </w:ins>
-      <w:ins w:id="190" w:author="ian hussey" w:date="2026-06-16T08:56:00Z" w16du:dateUtc="2026-06-16T06:56:00Z">
+      <w:ins w:id="264" w:author="ian hussey" w:date="2026-06-16T08:56:00Z" w16du:dateUtc="2026-06-16T06:56:00Z">
         <w:r>
           <w:rPr>
             <w:lang w:val="en-US"/>
@@ -12193,7 +12412,7 @@
           <w:t>zero point from the confidence intervals) are not observed under any set of anal</w:t>
         </w:r>
       </w:ins>
-      <w:ins w:id="191" w:author="ian hussey" w:date="2026-06-16T08:57:00Z" w16du:dateUtc="2026-06-16T06:57:00Z">
+      <w:ins w:id="265" w:author="ian hussey" w:date="2026-06-16T08:57:00Z" w16du:dateUtc="2026-06-16T06:57:00Z">
         <w:r>
           <w:rPr>
             <w:lang w:val="en-US"/>
@@ -12233,7 +12452,7 @@
         </w:rPr>
         <w:t xml:space="preserve"> (</w:t>
       </w:r>
-      <w:ins w:id="192" w:author="ian hussey" w:date="2026-06-15T17:25:00Z" w16du:dateUtc="2026-06-15T15:25:00Z">
+      <w:ins w:id="266" w:author="ian hussey" w:date="2026-06-15T17:25:00Z" w16du:dateUtc="2026-06-15T15:25:00Z">
         <w:r>
           <w:rPr>
             <w:lang w:val="en-US"/>
@@ -12261,7 +12480,7 @@
         </w:rPr>
         <w:t xml:space="preserve">. This result </w:t>
       </w:r>
-      <w:ins w:id="193" w:author="ian hussey" w:date="2026-06-15T17:56:00Z" w16du:dateUtc="2026-06-15T15:56:00Z">
+      <w:ins w:id="267" w:author="ian hussey" w:date="2026-06-15T17:56:00Z" w16du:dateUtc="2026-06-15T15:56:00Z">
         <w:r>
           <w:rPr>
             <w:lang w:val="en-US"/>
@@ -12269,7 +12488,7 @@
           <w:t xml:space="preserve">of the reanalysis </w:t>
         </w:r>
       </w:ins>
-      <w:ins w:id="194" w:author="ian hussey" w:date="2026-06-15T17:57:00Z" w16du:dateUtc="2026-06-15T15:57:00Z">
+      <w:ins w:id="268" w:author="ian hussey" w:date="2026-06-15T17:57:00Z" w16du:dateUtc="2026-06-15T15:57:00Z">
         <w:r>
           <w:rPr>
             <w:lang w:val="en-US"/>
@@ -12277,7 +12496,7 @@
           <w:t xml:space="preserve">does not </w:t>
         </w:r>
       </w:ins>
-      <w:ins w:id="195" w:author="ian hussey" w:date="2026-06-15T17:56:00Z" w16du:dateUtc="2026-06-15T15:56:00Z">
+      <w:ins w:id="269" w:author="ian hussey" w:date="2026-06-15T17:56:00Z" w16du:dateUtc="2026-06-15T15:56:00Z">
         <w:r>
           <w:rPr>
             <w:lang w:val="en-US"/>
@@ -12285,7 +12504,7 @@
           <w:t xml:space="preserve">support the conclusion </w:t>
         </w:r>
       </w:ins>
-      <w:del w:id="196" w:author="ian hussey" w:date="2026-06-15T17:56:00Z" w16du:dateUtc="2026-06-15T15:56:00Z">
+      <w:del w:id="270" w:author="ian hussey" w:date="2026-06-15T17:56:00Z" w16du:dateUtc="2026-06-15T15:56:00Z">
         <w:r>
           <w:rPr>
             <w:lang w:val="en-US"/>
@@ -12293,7 +12512,7 @@
           <w:delText xml:space="preserve">is in strong contrast with the conclusions of </w:delText>
         </w:r>
       </w:del>
-      <w:ins w:id="197" w:author="ian hussey" w:date="2026-06-15T17:56:00Z" w16du:dateUtc="2026-06-15T15:56:00Z">
+      <w:ins w:id="271" w:author="ian hussey" w:date="2026-06-15T17:56:00Z" w16du:dateUtc="2026-06-15T15:56:00Z">
         <w:r>
           <w:rPr>
             <w:lang w:val="en-US"/>
@@ -12307,7 +12526,7 @@
         </w:rPr>
         <w:t>Foody et al. (2013).</w:t>
       </w:r>
-      <w:ins w:id="198" w:author="ian hussey" w:date="2026-06-15T17:58:00Z" w16du:dateUtc="2026-06-15T15:58:00Z">
+      <w:ins w:id="272" w:author="ian hussey" w:date="2026-06-15T17:58:00Z" w16du:dateUtc="2026-06-15T15:58:00Z">
         <w:r>
           <w:rPr>
             <w:lang w:val="en-US"/>
@@ -12315,7 +12534,7 @@
           <w:t xml:space="preserve"> </w:t>
         </w:r>
       </w:ins>
-      <w:del w:id="199" w:author="ian hussey" w:date="2026-06-15T17:58:00Z" w16du:dateUtc="2026-06-15T15:58:00Z">
+      <w:del w:id="273" w:author="ian hussey" w:date="2026-06-15T17:58:00Z" w16du:dateUtc="2026-06-15T15:58:00Z">
         <w:r>
           <w:rPr>
             <w:lang w:val="en-US"/>
@@ -12417,14 +12636,66 @@
         <w:rPr>
           <w:lang w:val="en-US"/>
         </w:rPr>
-        <w:t>. Starting from the top left, the reader can make one analytic decision at a time: starting with whether the results of Foody et al.’s (2013) RM-ANOVAs should simply be accepted on face value; if not, followed by whether merely correcting their results for multiple testing is sufficient; and if not, followed by which form of between groups effect size should be calculated. In summary, no set of analytic choices for Foody et al. (2013) followed by applying the same choice to the replication study in Foody et al. (2015) produce (a) a replicable result, and (b) all choices other than accepting Foody et al.’s (2013) RM-ANOVA results provide null results for all tests in both studies. Even for that exception, support for the hypothesis is limited to one out of three outcome measures, undermining Foody et al.’s (2013) general claim. This is remarkable given the way that the results of Foody et al. (2013) are referred to in other work – i.e., as evidence for the utility of RFT to ACT, and support for the ACT model of psychotherapy</w:t>
-      </w:r>
+        <w:t>. Starting from the top left, the reader can make one analytic decision at a time: starting with whether the results of Foody et al.’s (2013) RM-ANOVAs should simply be accepted on face value; if not, followed by whether merely correcting their results for multiple testing is sufficient; and if not, followed by which form of between groups effect size should be calculated. In summary, no set of analytic choices for Foody et al. (2013) followed by applying the same choice to the replication study in Foody et al. (2015) produce (a) a replicable result, and (b) all choices other than accepting Foody et al.’s (2013) RM-ANOVA results provide null results for all tests in both studies. Even for that exception, support for the hypothesis is limited to one out of three outcome measures, undermining Foody et al.’s (2013) general claim. This is remarkable given the way that the results of Foody et al. (2013) are referred to in other work</w:t>
+      </w:r>
+      <w:ins w:id="274" w:author="ian hussey" w:date="2026-06-16T11:39:00Z" w16du:dateUtc="2026-06-16T09:39:00Z">
+        <w:r>
+          <w:rPr>
+            <w:lang w:val="en-US"/>
+          </w:rPr>
+          <w:t>,</w:t>
+        </w:r>
+      </w:ins>
+      <w:del w:id="275" w:author="ian hussey" w:date="2026-06-16T11:39:00Z" w16du:dateUtc="2026-06-16T09:39:00Z">
+        <w:r>
+          <w:rPr>
+            <w:lang w:val="en-US"/>
+          </w:rPr>
+          <w:delText xml:space="preserve"> –</w:delText>
+        </w:r>
+      </w:del>
       <w:r>
         <w:rPr>
           <w:lang w:val="en-US"/>
         </w:rPr>
         <w:t xml:space="preserve"> </w:t>
       </w:r>
+      <w:del w:id="276" w:author="ian hussey" w:date="2026-06-16T11:39:00Z" w16du:dateUtc="2026-06-16T09:39:00Z">
+        <w:r>
+          <w:rPr>
+            <w:lang w:val="en-US"/>
+          </w:rPr>
+          <w:delText>i.e.</w:delText>
+        </w:r>
+      </w:del>
+      <w:ins w:id="277" w:author="ian hussey" w:date="2026-06-16T11:39:00Z" w16du:dateUtc="2026-06-16T09:39:00Z">
+        <w:r>
+          <w:rPr>
+            <w:lang w:val="en-US"/>
+          </w:rPr>
+          <w:t>that is,</w:t>
+        </w:r>
+      </w:ins>
+      <w:del w:id="278" w:author="ian hussey" w:date="2026-06-16T11:39:00Z" w16du:dateUtc="2026-06-16T09:39:00Z">
+        <w:r>
+          <w:rPr>
+            <w:lang w:val="en-US"/>
+          </w:rPr>
+          <w:delText>,</w:delText>
+        </w:r>
+      </w:del>
+      <w:r>
+        <w:rPr>
+          <w:lang w:val="en-US"/>
+        </w:rPr>
+        <w:t xml:space="preserve"> as evidence for the utility of RFT to ACT, and support for the ACT model of psychotherapy</w:t>
+      </w:r>
+      <w:r>
+        <w:rPr>
+          <w:lang w:val="en-US"/>
+        </w:rPr>
+        <w:t xml:space="preserve"> </w:t>
+      </w:r>
       <w:r>
         <w:rPr>
           <w:lang w:val="en-US"/>
@@ -12632,22 +12903,22 @@
       <w:r>
         <w:t>distinction relations</w:t>
       </w:r>
-      <w:ins w:id="200" w:author="ian hussey" w:date="2026-06-16T08:47:00Z" w16du:dateUtc="2026-06-16T06:47:00Z">
+      <w:ins w:id="279" w:author="ian hussey" w:date="2026-06-16T08:47:00Z" w16du:dateUtc="2026-06-16T06:47:00Z">
         <w:r>
           <w:t xml:space="preserve">, and whether either can out perform a </w:t>
         </w:r>
       </w:ins>
-      <w:ins w:id="201" w:author="ian hussey" w:date="2026-06-16T08:46:00Z" w16du:dateUtc="2026-06-16T06:46:00Z">
+      <w:ins w:id="280" w:author="ian hussey" w:date="2026-06-16T08:46:00Z" w16du:dateUtc="2026-06-16T06:46:00Z">
         <w:r>
           <w:t xml:space="preserve">control condition to account for </w:t>
         </w:r>
       </w:ins>
-      <w:ins w:id="202" w:author="ian hussey" w:date="2026-06-16T08:47:00Z" w16du:dateUtc="2026-06-16T06:47:00Z">
+      <w:ins w:id="281" w:author="ian hussey" w:date="2026-06-16T08:47:00Z" w16du:dateUtc="2026-06-16T06:47:00Z">
         <w:r>
           <w:t>regression</w:t>
         </w:r>
       </w:ins>
-      <w:ins w:id="203" w:author="ian hussey" w:date="2026-06-16T08:46:00Z" w16du:dateUtc="2026-06-16T06:46:00Z">
+      <w:ins w:id="282" w:author="ian hussey" w:date="2026-06-16T08:46:00Z" w16du:dateUtc="2026-06-16T06:46:00Z">
         <w:r>
           <w:t xml:space="preserve"> to the mean (see Figure 1)</w:t>
         </w:r>
@@ -12945,7 +13216,7 @@
     <w:p>
       <w:pPr>
         <w:rPr>
-          <w:del w:id="204" w:author="ian hussey" w:date="2026-06-15T17:27:00Z" w16du:dateUtc="2026-06-15T15:27:00Z"/>
+          <w:del w:id="283" w:author="ian hussey" w:date="2026-06-15T17:27:00Z" w16du:dateUtc="2026-06-15T15:27:00Z"/>
           <w:lang w:val="en-US"/>
         </w:rPr>
       </w:pPr>
@@ -12967,10 +13238,10 @@
       <w:pPr>
         <w:pStyle w:val="Heading1"/>
         <w:rPr>
-          <w:del w:id="205" w:author="ian hussey" w:date="2026-06-15T17:27:00Z" w16du:dateUtc="2026-06-15T15:27:00Z"/>
-        </w:rPr>
-      </w:pPr>
-      <w:del w:id="206" w:author="ian hussey" w:date="2026-06-15T17:27:00Z" w16du:dateUtc="2026-06-15T15:27:00Z">
+          <w:del w:id="284" w:author="ian hussey" w:date="2026-06-15T17:27:00Z" w16du:dateUtc="2026-06-15T15:27:00Z"/>
+        </w:rPr>
+      </w:pPr>
+      <w:del w:id="285" w:author="ian hussey" w:date="2026-06-15T17:27:00Z" w16du:dateUtc="2026-06-15T15:27:00Z">
         <w:r>
           <w:delText>Social Impact &amp; Responsibility</w:delText>
         </w:r>
@@ -12979,10 +13250,10 @@
     <w:p>
       <w:pPr>
         <w:rPr>
-          <w:del w:id="207" w:author="ian hussey" w:date="2026-06-15T17:27:00Z" w16du:dateUtc="2026-06-15T15:27:00Z"/>
-        </w:rPr>
-      </w:pPr>
-      <w:del w:id="208" w:author="ian hussey" w:date="2026-06-15T17:27:00Z" w16du:dateUtc="2026-06-15T15:27:00Z">
+          <w:del w:id="286" w:author="ian hussey" w:date="2026-06-15T17:27:00Z" w16du:dateUtc="2026-06-15T15:27:00Z"/>
+        </w:rPr>
+      </w:pPr>
+      <w:del w:id="287" w:author="ian hussey" w:date="2026-06-15T17:27:00Z" w16du:dateUtc="2026-06-15T15:27:00Z">
         <w:r>
           <w:delText xml:space="preserve">This reanalysis highlights and challenges the power structures inherent in citation practices, where </w:delText>
         </w:r>
@@ -13037,7 +13308,7 @@
         <w:rPr>
           <w:lang w:val="en-US"/>
         </w:rPr>
-        <w:pPrChange w:id="209" w:author="ian hussey" w:date="2026-06-15T17:27:00Z" w16du:dateUtc="2026-06-15T15:27:00Z">
+        <w:pPrChange w:id="288" w:author="ian hussey" w:date="2026-06-15T17:27:00Z" w16du:dateUtc="2026-06-15T15:27:00Z">
           <w:pPr>
             <w:pStyle w:val="Heading1"/>
           </w:pPr>
@@ -13061,6 +13332,7 @@
     <w:p>
       <w:pPr>
         <w:rPr>
+          <w:del w:id="289" w:author="ian hussey" w:date="2026-06-16T11:24:00Z" w16du:dateUtc="2026-06-16T09:24:00Z"/>
           <w:lang w:val="en-US"/>
         </w:rPr>
       </w:pPr>
@@ -13094,31 +13366,63 @@
         </w:rPr>
         <w:t>), was my PhD supervisor between 2010 and 2015. I have not actively collaborated with Prof Barnes-Holmes since 2015. Articles led by third parties of which we were both co-authors were published up to 2018. I declare that I have no other conflicts of interest associated with the publication of this manuscript.</w:t>
       </w:r>
-      <w:ins w:id="210" w:author="ian hussey" w:date="2026-06-15T17:18:00Z" w16du:dateUtc="2026-06-15T15:18:00Z">
-        <w:r>
-          <w:rPr>
-            <w:lang w:val="en-US"/>
-          </w:rPr>
-          <w:t xml:space="preserve"> I decla</w:t>
+      <w:ins w:id="290" w:author="ian hussey" w:date="2026-06-15T17:18:00Z" w16du:dateUtc="2026-06-15T15:18:00Z">
+        <w:r>
+          <w:rPr>
+            <w:lang w:val="en-US"/>
+          </w:rPr>
+          <w:t xml:space="preserve"> </w:t>
         </w:r>
       </w:ins>
-      <w:ins w:id="211" w:author="ian hussey" w:date="2026-06-15T17:19:00Z" w16du:dateUtc="2026-06-15T15:19:00Z">
-        <w:r>
-          <w:rPr>
-            <w:lang w:val="en-US"/>
-          </w:rPr>
-          <w:t xml:space="preserve">re that the I share a coauthorship of </w:t>
+      <w:ins w:id="291" w:author="ian hussey" w:date="2026-06-16T11:24:00Z" w16du:dateUtc="2026-06-16T09:24:00Z">
+        <w:r>
+          <w:rPr>
+            <w:lang w:val="en-US"/>
+          </w:rPr>
+          <w:t xml:space="preserve">I declare that I share a coauthorship with editor of the Journal of Replication Research: the Replication Database, a Big Team Science project with over 100 authors </w:t>
         </w:r>
       </w:ins>
-      <w:ins w:id="212" w:author="ian hussey" w:date="2026-06-15T17:20:00Z" w16du:dateUtc="2026-06-15T15:20:00Z">
-        <w:r>
-          <w:rPr>
-            <w:lang w:val="en-US"/>
-          </w:rPr>
-          <w:t>the Replication Database</w:t>
+      <w:r>
+        <w:rPr>
+          <w:lang w:val="en-US"/>
+        </w:rPr>
+        <w:fldChar w:fldCharType="begin"/>
+      </w:r>
+      <w:r>
+        <w:rPr>
+          <w:lang w:val="en-US"/>
+        </w:rPr>
+        <w:instrText xml:space="preserve"> ADDIN ZOTERO_ITEM CSL_CITATION {"citationID":"0VX4Wijp","properties":{"unsorted":false,"formattedCitation":"(R\\uc0\\u246{}seler et al., 2024)","plainCitation":"(Röseler et al., 2024)","noteIndex":0},"citationItems":[{"id":38008,"uris":["http://zotero.org/users/1687755/items/85IJGAYT"],"itemData":{"id":38008,"type":"article-journal","abstract":"In psychological science, replicability—repeating a study with a new sample achieving consistent results ()—is critical for affirming the validity of scientific findings. Despite its importance, replication efforts are few and far between in psychological science with many attempts failing to corroborate past findings. This scarcity, compounded by the difficulty in accessing replication data, jeopardizes the efficient allocation of research resources and impedes scientific advancement. Addressing this crucial gap, we present the Replication Database (https://forrt-replications.shinyapps.io/fred_explorer), a novel platform hosting 1,239 original findings paired with replication findings. The infrastructure of this database allows researchers to submit, access, and engage with replication findings. The database makes replications visible, easily findable via a graphical user interface, and tracks replication rates across various factors, such as publication year or journal. This will facilitate future efforts to evaluate the robustness of psychological research.","container-title":"Journal of Open Psychology Data","DOI":"10.5334/jopd.101","ISSN":"2050-9863","issue":"1","journalAbbreviation":"J Open Psychol Data","page":"8","PMID":"40687679","PMCID":"PMC12270267","source":"PubMed Central","title":"The Replication Database: Documenting the Replicability of Psychological Science","title-short":"The Replication Database","volume":"12","author":[{"family":"Röseler","given":"Lukas"},{"family":"Kaiser","given":"Leonard"},{"family":"Doetsch","given":"Christopher"},{"family":"Klett","given":"Noah"},{"family":"Seida","given":"Christian"},{"family":"Schütz","given":"Astrid"},{"family":"Aczel","given":"Balazs"},{"family":"Adelina","given":"Nadia"},{"family":"Agostini","given":"Valeria"},{"family":"Alarie","given":"Samuel"},{"family":"Albayrak-Aydemir","given":"Nihan"},{"family":"Aldoh","given":"Alaa"},{"family":"Al-Hoorie","given":"Ali H."},{"family":"Azevedo","given":"Flavio"},{"family":"Baker","given":"Bradley J."},{"family":"Barth","given":"Charlotte Lilian"},{"family":"Beitner","given":"Julia"},{"family":"Brick","given":"Cameron"},{"family":"Brohmer","given":"Hilmar"},{"family":"Chandrashekar","given":"Subramanya Prasad"},{"family":"Chung","given":"Kai Li"},{"family":"Cockcroft","given":"Jamie P."},{"family":"Cummins","given":"Jamie"},{"family":"Diveica","given":"Veronica"},{"family":"Dumbalska","given":"Tsvetomira"},{"family":"Efendic","given":"Emir"},{"family":"Elsherif","given":"Mahmoud"},{"family":"Evans","given":"Thomas"},{"family":"Feldman","given":"Gilad"},{"family":"Fillon","given":"Adrien"},{"family":"Förster","given":"Nico"},{"family":"Frese","given":"Joris"},{"family":"Genschow","given":"Oliver"},{"family":"Giannouli","given":"Vaitsa"},{"family":"Gjoneska","given":"Biljana"},{"family":"Gnambs","given":"Timo"},{"family":"Gourdon-Kanhukamwe","given":"Amélie"},{"family":"Graham","given":"Christopher J."},{"family":"Hartmann","given":"Helena"},{"family":"Haviva","given":"Clove"},{"family":"Herderich","given":"Alina"},{"family":"Hilbert","given":"Leon P."},{"family":"Holgado","given":"Darías"},{"family":"Hussey","given":"Ian"},{"family":"Ilchovska","given":"Zlatomira G."},{"family":"Kalandadze","given":"Tamara"},{"family":"Karhulahti","given":"Veli-Matti"},{"family":"Kasseckert","given":"Leon"},{"family":"Klingelhöfer-Jens","given":"Maren"},{"family":"Koppold","given":"Alina"},{"family":"Korbmacher","given":"Max"},{"family":"Kulke","given":"Louisa"},{"family":"Kuper","given":"Niclas"},{"family":"LaPlume","given":"Annalise"},{"family":"Leech","given":"Gavin"},{"family":"Lohkamp","given":"Feline"},{"family":"Lou","given":"Nigel Mantou"},{"family":"Lynott","given":"Dermot"},{"family":"Maier","given":"Maximilian"},{"family":"Meier","given":"Maria"},{"family":"Montefinese","given":"Maria"},{"family":"Moreau","given":"David"},{"family":"Mrkva","given":"Kellen"},{"family":"Nemcova","given":"Monika"},{"family":"Oomen","given":"Danna"},{"family":"Packheiser","given":"Julian"},{"family":"Pandey","given":"Shubham"},{"family":"Papenmeier","given":"Frank"},{"family":"Paruzel-Czachura","given":"Mariola"},{"family":"Pavlov","given":"Yuri G."},{"family":"Pavlović","given":"Zoran"},{"family":"Pennington","given":"Charlotte R."},{"family":"Pittelkow","given":"Merle-Marie"},{"family":"Plomp","given":"Willemijn"},{"family":"Plonski","given":"Paul E."},{"family":"Pronizius","given":"Ekaterina"},{"family":"Pua","given":"Andrew Adrian"},{"family":"Pypno-Blajda","given":"Katarzyna"},{"family":"Rausch","given":"Manuel"},{"family":"Rebholz","given":"Tobias R."},{"family":"Richert","given":"Elena"},{"family":"Röer","given":"Jan Philipp"},{"family":"Ross","given":"Robert"},{"family":"Schmidt","given":"Kathleen"},{"family":"Skvortsova","given":"Aleksandrina"},{"family":"Sperl","given":"Matthias F. J."},{"family":"Tan","given":"Alvin W. M."},{"family":"Thürmer","given":"J. Lukas"},{"family":"Tołopiło","given":"Aleksandra"},{"family":"Vanpaemel","given":"Wolf"},{"family":"Vaughn","given":"Leigh Ann"},{"family":"Verheyen","given":"Steven"},{"family":"Wallrich","given":"Lukas"},{"family":"Weber","given":"Lucia"},{"family":"Wolska","given":"Julia K."},{"family":"Zaneva","given":"Mirela"},{"family":"Zhang","given":"Yikang"}],"issued":{"date-parts":[["2024"]]}}}],"schema":"https://github.com/citation-style-language/schema/raw/master/csl-citation.json"} </w:instrText>
+      </w:r>
+      <w:r>
+        <w:rPr>
+          <w:lang w:val="en-US"/>
+        </w:rPr>
+        <w:fldChar w:fldCharType="separate"/>
+      </w:r>
+      <w:r>
+        <w:rPr>
+          <w:rFonts w:eastAsiaTheme="minorHAnsi"/>
+          <w:szCs w:val="24"/>
+          <w:lang w:val="en-GB" w:eastAsia="en-US"/>
+        </w:rPr>
+        <w:t>(Röseler et al., 2024)</w:t>
+      </w:r>
+      <w:r>
+        <w:rPr>
+          <w:lang w:val="en-US"/>
+        </w:rPr>
+        <w:fldChar w:fldCharType="end"/>
+      </w:r>
+      <w:ins w:id="292" w:author="ian hussey" w:date="2026-06-16T11:24:00Z" w16du:dateUtc="2026-06-16T09:24:00Z">
+        <w:r>
+          <w:rPr>
+            <w:lang w:val="en-US"/>
+          </w:rPr>
+          <w:t>.”</w:t>
         </w:r>
       </w:ins>
-      <w:del w:id="213" w:author="ian hussey" w:date="2026-06-16T10:00:00Z" w16du:dateUtc="2026-06-16T08:00:00Z">
+      <w:del w:id="293" w:author="ian hussey" w:date="2026-06-16T10:00:00Z" w16du:dateUtc="2026-06-16T08:00:00Z">
         <w:r>
           <w:rPr>
             <w:lang w:val="en-US"/>
@@ -13152,110 +13456,40 @@
           <w:fldChar w:fldCharType="end"/>
         </w:r>
       </w:del>
-      <w:ins w:id="214" w:author="ian hussey" w:date="2026-06-16T10:00:00Z" w16du:dateUtc="2026-06-16T08:00:00Z">
-        <w:r>
-          <w:rPr>
-            <w:lang w:val="en-US"/>
-          </w:rPr>
-          <w:t xml:space="preserve"> </w:t>
-        </w:r>
-      </w:ins>
-      <w:r>
-        <w:rPr>
-          <w:lang w:val="en-US"/>
-        </w:rPr>
-        <w:fldChar w:fldCharType="begin"/>
-      </w:r>
-      <w:r>
-        <w:rPr>
-          <w:lang w:val="en-US"/>
-        </w:rPr>
-        <w:instrText xml:space="preserve"> ADDIN ZOTERO_ITEM CSL_CITATION {"citationID":"kAUGji2g","properties":{"unsorted":false,"formattedCitation":"(R\\uc0\\u246{}seler et al., 2024)","plainCitation":"(Röseler et al., 2024)","noteIndex":0},"citationItems":[{"id":38008,"uris":["http://zotero.org/users/1687755/items/85IJGAYT"],"itemData":{"id":38008,"type":"article-journal","abstract":"In psychological science, replicability—repeating a study with a new sample achieving consistent results ()—is critical for affirming the validity of scientific findings. Despite its importance, replication efforts are few and far between in psychological science with many attempts failing to corroborate past findings. This scarcity, compounded by the difficulty in accessing replication data, jeopardizes the efficient allocation of research resources and impedes scientific advancement. Addressing this crucial gap, we present the Replication Database (https://forrt-replications.shinyapps.io/fred_explorer), a novel platform hosting 1,239 original findings paired with replication findings. The infrastructure of this database allows researchers to submit, access, and engage with replication findings. The database makes replications visible, easily findable via a graphical user interface, and tracks replication rates across various factors, such as publication year or journal. This will facilitate future efforts to evaluate the robustness of psychological research.","container-title":"Journal of Open Psychology Data","DOI":"10.5334/jopd.101","ISSN":"2050-9863","issue":"1","journalAbbreviation":"J Open Psychol Data","page":"8","PMID":"40687679","PMCID":"PMC12270267","source":"PubMed Central","title":"The Replication Database: Documenting the Replicability of Psychological Science","title-short":"The Replication Database","volume":"12","author":[{"family":"Röseler","given":"Lukas"},{"family":"Kaiser","given":"Leonard"},{"family":"Doetsch","given":"Christopher"},{"family":"Klett","given":"Noah"},{"family":"Seida","given":"Christian"},{"family":"Schütz","given":"Astrid"},{"family":"Aczel","given":"Balazs"},{"family":"Adelina","given":"Nadia"},{"family":"Agostini","given":"Valeria"},{"family":"Alarie","given":"Samuel"},{"family":"Albayrak-Aydemir","given":"Nihan"},{"family":"Aldoh","given":"Alaa"},{"family":"Al-Hoorie","given":"Ali H."},{"family":"Azevedo","given":"Flavio"},{"family":"Baker","given":"Bradley J."},{"family":"Barth","given":"Charlotte Lilian"},{"family":"Beitner","given":"Julia"},{"family":"Brick","given":"Cameron"},{"family":"Brohmer","given":"Hilmar"},{"family":"Chandrashekar","given":"Subramanya Prasad"},{"family":"Chung","given":"Kai Li"},{"family":"Cockcroft","given":"Jamie P."},{"family":"Cummins","given":"Jamie"},{"family":"Diveica","given":"Veronica"},{"family":"Dumbalska","given":"Tsvetomira"},{"family":"Efendic","given":"Emir"},{"family":"Elsherif","given":"Mahmoud"},{"family":"Evans","given":"Thomas"},{"family":"Feldman","given":"Gilad"},{"family":"Fillon","given":"Adrien"},{"family":"Förster","given":"Nico"},{"family":"Frese","given":"Joris"},{"family":"Genschow","given":"Oliver"},{"family":"Giannouli","given":"Vaitsa"},{"family":"Gjoneska","given":"Biljana"},{"family":"Gnambs","given":"Timo"},{"family":"Gourdon-Kanhukamwe","given":"Amélie"},{"family":"Graham","given":"Christopher J."},{"family":"Hartmann","given":"Helena"},{"family":"Haviva","given":"Clove"},{"family":"Herderich","given":"Alina"},{"family":"Hilbert","given":"Leon P."},{"family":"Holgado","given":"Darías"},{"family":"Hussey","given":"Ian"},{"family":"Ilchovska","given":"Zlatomira G."},{"family":"Kalandadze","given":"Tamara"},{"family":"Karhulahti","given":"Veli-Matti"},{"family":"Kasseckert","given":"Leon"},{"family":"Klingelhöfer-Jens","given":"Maren"},{"family":"Koppold","given":"Alina"},{"family":"Korbmacher","given":"Max"},{"family":"Kulke","given":"Louisa"},{"family":"Kuper","given":"Niclas"},{"family":"LaPlume","given":"Annalise"},{"family":"Leech","given":"Gavin"},{"family":"Lohkamp","given":"Feline"},{"family":"Lou","given":"Nigel Mantou"},{"family":"Lynott","given":"Dermot"},{"family":"Maier","given":"Maximilian"},{"family":"Meier","given":"Maria"},{"family":"Montefinese","given":"Maria"},{"family":"Moreau","given":"David"},{"family":"Mrkva","given":"Kellen"},{"family":"Nemcova","given":"Monika"},{"family":"Oomen","given":"Danna"},{"family":"Packheiser","given":"Julian"},{"family":"Pandey","given":"Shubham"},{"family":"Papenmeier","given":"Frank"},{"family":"Paruzel-Czachura","given":"Mariola"},{"family":"Pavlov","given":"Yuri G."},{"family":"Pavlović","given":"Zoran"},{"family":"Pennington","given":"Charlotte R."},{"family":"Pittelkow","given":"Merle-Marie"},{"family":"Plomp","given":"Willemijn"},{"family":"Plonski","given":"Paul E."},{"family":"Pronizius","given":"Ekaterina"},{"family":"Pua","given":"Andrew Adrian"},{"family":"Pypno-Blajda","given":"Katarzyna"},{"family":"Rausch","given":"Manuel"},{"family":"Rebholz","given":"Tobias R."},{"family":"Richert","given":"Elena"},{"family":"Röer","given":"Jan Philipp"},{"family":"Ross","given":"Robert"},{"family":"Schmidt","given":"Kathleen"},{"family":"Skvortsova","given":"Aleksandrina"},{"family":"Sperl","given":"Matthias F. J."},{"family":"Tan","given":"Alvin W. M."},{"family":"Thürmer","given":"J. Lukas"},{"family":"Tołopiło","given":"Aleksandra"},{"family":"Vanpaemel","given":"Wolf"},{"family":"Vaughn","given":"Leigh Ann"},{"family":"Verheyen","given":"Steven"},{"family":"Wallrich","given":"Lukas"},{"family":"Weber","given":"Lucia"},{"family":"Wolska","given":"Julia K."},{"family":"Zaneva","given":"Mirela"},{"family":"Zhang","given":"Yikang"}],"issued":{"date-parts":[["2024"]]}}}],"schema":"https://github.com/citation-style-language/schema/raw/master/csl-citation.json"} </w:instrText>
-      </w:r>
-      <w:r>
-        <w:rPr>
-          <w:lang w:val="en-US"/>
-        </w:rPr>
-        <w:fldChar w:fldCharType="separate"/>
-      </w:r>
-      <w:r>
-        <w:rPr>
-          <w:rFonts w:eastAsiaTheme="minorHAnsi"/>
-          <w:szCs w:val="24"/>
-          <w:lang w:val="en-GB" w:eastAsia="en-US"/>
-        </w:rPr>
-        <w:t>(Röseler et al., 2024)</w:t>
-      </w:r>
-      <w:r>
-        <w:rPr>
-          <w:lang w:val="en-US"/>
-        </w:rPr>
-        <w:fldChar w:fldCharType="end"/>
-      </w:r>
-      <w:ins w:id="215" w:author="ian hussey" w:date="2026-06-16T10:00:00Z" w16du:dateUtc="2026-06-16T08:00:00Z">
-        <w:r>
-          <w:rPr>
-            <w:lang w:val="en-US"/>
-          </w:rPr>
-          <w:t>,</w:t>
-        </w:r>
-      </w:ins>
-      <w:ins w:id="216" w:author="ian hussey" w:date="2026-06-15T17:20:00Z" w16du:dateUtc="2026-06-15T15:20:00Z">
-        <w:r>
-          <w:rPr>
-            <w:lang w:val="en-US"/>
-          </w:rPr>
-          <w:t xml:space="preserve"> a Big Team Science project</w:t>
-        </w:r>
-      </w:ins>
-      <w:ins w:id="217" w:author="ian hussey" w:date="2026-06-15T17:21:00Z" w16du:dateUtc="2026-06-15T15:21:00Z">
-        <w:r>
-          <w:rPr>
-            <w:lang w:val="en-US"/>
-          </w:rPr>
-          <w:t xml:space="preserve"> with over 100 authors</w:t>
-        </w:r>
-      </w:ins>
-      <w:ins w:id="218" w:author="ian hussey" w:date="2026-06-15T17:20:00Z" w16du:dateUtc="2026-06-15T15:20:00Z">
-        <w:r>
-          <w:rPr>
-            <w:lang w:val="en-US"/>
-          </w:rPr>
-          <w:t xml:space="preserve">, </w:t>
-        </w:r>
-      </w:ins>
-      <w:ins w:id="219" w:author="ian hussey" w:date="2026-06-15T17:19:00Z" w16du:dateUtc="2026-06-15T15:19:00Z">
-        <w:r>
-          <w:rPr>
-            <w:lang w:val="en-US"/>
-          </w:rPr>
-          <w:t xml:space="preserve">with editor of the </w:t>
-        </w:r>
-      </w:ins>
-      <w:ins w:id="220" w:author="ian hussey" w:date="2026-06-15T17:20:00Z" w16du:dateUtc="2026-06-15T15:20:00Z">
-        <w:r>
-          <w:rPr>
-            <w:lang w:val="en-US"/>
-          </w:rPr>
-          <w:t>J</w:t>
-        </w:r>
-      </w:ins>
-      <w:ins w:id="221" w:author="ian hussey" w:date="2026-06-15T17:19:00Z" w16du:dateUtc="2026-06-15T15:19:00Z">
-        <w:r>
-          <w:rPr>
-            <w:lang w:val="en-US"/>
-          </w:rPr>
-          <w:t xml:space="preserve">ournal </w:t>
-        </w:r>
-      </w:ins>
-      <w:ins w:id="222" w:author="ian hussey" w:date="2026-06-15T17:20:00Z" w16du:dateUtc="2026-06-15T15:20:00Z">
-        <w:r>
-          <w:rPr>
-            <w:lang w:val="en-US"/>
-          </w:rPr>
-          <w:t xml:space="preserve">of Replication Research. </w:t>
-        </w:r>
-      </w:ins>
+      <w:del w:id="294" w:author="ian hussey" w:date="2026-06-16T11:24:00Z" w16du:dateUtc="2026-06-16T09:24:00Z">
+        <w:r>
+          <w:rPr>
+            <w:lang w:val="en-US"/>
+          </w:rPr>
+          <w:fldChar w:fldCharType="begin"/>
+        </w:r>
+        <w:r>
+          <w:rPr>
+            <w:lang w:val="en-US"/>
+          </w:rPr>
+          <w:delInstrText xml:space="preserve"> ADDIN ZOTERO_ITEM CSL_CITATION {"citationID":"kAUGji2g","properties":{"unsorted":false,"formattedCitation":"(R\\uc0\\u246{}seler et al., 2024)","plainCitation":"(Röseler et al., 2024)","noteIndex":0},"citationItems":[{"id":38008,"uris":["http://zotero.org/users/1687755/items/85IJGAYT"],"itemData":{"id":38008,"type":"article-journal","abstract":"In psychological science, replicability—repeating a study with a new sample achieving consistent results ()—is critical for affirming the validity of scientific findings. Despite its importance, replication efforts are few and far between in psychological science with many attempts failing to corroborate past findings. This scarcity, compounded by the difficulty in accessing replication data, jeopardizes the efficient allocation of research resources and impedes scientific advancement. Addressing this crucial gap, we present the Replication Database (https://forrt-replications.shinyapps.io/fred_explorer), a novel platform hosting 1,239 original findings paired with replication findings. The infrastructure of this database allows researchers to submit, access, and engage with replication findings. The database makes replications visible, easily findable via a graphical user interface, and tracks replication rates across various factors, such as publication year or journal. This will facilitate future efforts to evaluate the robustness of psychological research.","container-title":"Journal of Open Psychology Data","DOI":"10.5334/jopd.101","ISSN":"2050-9863","issue":"1","journalAbbreviation":"J Open Psychol Data","page":"8","PMID":"40687679","PMCID":"PMC12270267","source":"PubMed Central","title":"The Replication Database: Documenting the Replicability of Psychological Science","title-short":"The Replication Database","volume":"12","author":[{"family":"Röseler","given":"Lukas"},{"family":"Kaiser","given":"Leonard"},{"family":"Doetsch","given":"Christopher"},{"family":"Klett","given":"Noah"},{"family":"Seida","given":"Christian"},{"family":"Schütz","given":"Astrid"},{"family":"Aczel","given":"Balazs"},{"family":"Adelina","given":"Nadia"},{"family":"Agostini","given":"Valeria"},{"family":"Alarie","given":"Samuel"},{"family":"Albayrak-Aydemir","given":"Nihan"},{"family":"Aldoh","given":"Alaa"},{"family":"Al-Hoorie","given":"Ali H."},{"family":"Azevedo","given":"Flavio"},{"family":"Baker","given":"Bradley J."},{"family":"Barth","given":"Charlotte Lilian"},{"family":"Beitner","given":"Julia"},{"family":"Brick","given":"Cameron"},{"family":"Brohmer","given":"Hilmar"},{"family":"Chandrashekar","given":"Subramanya Prasad"},{"family":"Chung","given":"Kai Li"},{"family":"Cockcroft","given":"Jamie P."},{"family":"Cummins","given":"Jamie"},{"family":"Diveica","given":"Veronica"},{"family":"Dumbalska","given":"Tsvetomira"},{"family":"Efendic","given":"Emir"},{"family":"Elsherif","given":"Mahmoud"},{"family":"Evans","given":"Thomas"},{"family":"Feldman","given":"Gilad"},{"family":"Fillon","given":"Adrien"},{"family":"Förster","given":"Nico"},{"family":"Frese","given":"Joris"},{"family":"Genschow","given":"Oliver"},{"family":"Giannouli","given":"Vaitsa"},{"family":"Gjoneska","given":"Biljana"},{"family":"Gnambs","given":"Timo"},{"family":"Gourdon-Kanhukamwe","given":"Amélie"},{"family":"Graham","given":"Christopher J."},{"family":"Hartmann","given":"Helena"},{"family":"Haviva","given":"Clove"},{"family":"Herderich","given":"Alina"},{"family":"Hilbert","given":"Leon P."},{"family":"Holgado","given":"Darías"},{"family":"Hussey","given":"Ian"},{"family":"Ilchovska","given":"Zlatomira G."},{"family":"Kalandadze","given":"Tamara"},{"family":"Karhulahti","given":"Veli-Matti"},{"family":"Kasseckert","given":"Leon"},{"family":"Klingelhöfer-Jens","given":"Maren"},{"family":"Koppold","given":"Alina"},{"family":"Korbmacher","given":"Max"},{"family":"Kulke","given":"Louisa"},{"family":"Kuper","given":"Niclas"},{"family":"LaPlume","given":"Annalise"},{"family":"Leech","given":"Gavin"},{"family":"Lohkamp","given":"Feline"},{"family":"Lou","given":"Nigel Mantou"},{"family":"Lynott","given":"Dermot"},{"family":"Maier","given":"Maximilian"},{"family":"Meier","given":"Maria"},{"family":"Montefinese","given":"Maria"},{"family":"Moreau","given":"David"},{"family":"Mrkva","given":"Kellen"},{"family":"Nemcova","given":"Monika"},{"family":"Oomen","given":"Danna"},{"family":"Packheiser","given":"Julian"},{"family":"Pandey","given":"Shubham"},{"family":"Papenmeier","given":"Frank"},{"family":"Paruzel-Czachura","given":"Mariola"},{"family":"Pavlov","given":"Yuri G."},{"family":"Pavlović","given":"Zoran"},{"family":"Pennington","given":"Charlotte R."},{"family":"Pittelkow","given":"Merle-Marie"},{"family":"Plomp","given":"Willemijn"},{"family":"Plonski","given":"Paul E."},{"family":"Pronizius","given":"Ekaterina"},{"family":"Pua","given":"Andrew Adrian"},{"family":"Pypno-Blajda","given":"Katarzyna"},{"family":"Rausch","given":"Manuel"},{"family":"Rebholz","given":"Tobias R."},{"family":"Richert","given":"Elena"},{"family":"Röer","given":"Jan Philipp"},{"family":"Ross","given":"Robert"},{"family":"Schmidt","given":"Kathleen"},{"family":"Skvortsova","given":"Aleksandrina"},{"family":"Sperl","given":"Matthias F. J."},{"family":"Tan","given":"Alvin W. M."},{"family":"Thürmer","given":"J. Lukas"},{"family":"Tołopiło","given":"Aleksandra"},{"family":"Vanpaemel","given":"Wolf"},{"family":"Vaughn","given":"Leigh Ann"},{"family":"Verheyen","given":"Steven"},{"family":"Wallrich","given":"Lukas"},{"family":"Weber","given":"Lucia"},{"family":"Wolska","given":"Julia K."},{"family":"Zaneva","given":"Mirela"},{"family":"Zhang","given":"Yikang"}],"issued":{"date-parts":[["2024"]]}}}],"schema":"https://github.com/citation-style-language/schema/raw/master/csl-citation.json"} </w:delInstrText>
+        </w:r>
+        <w:r>
+          <w:rPr>
+            <w:lang w:val="en-US"/>
+          </w:rPr>
+          <w:fldChar w:fldCharType="separate"/>
+        </w:r>
+        <w:r>
+          <w:rPr>
+            <w:rFonts w:eastAsiaTheme="minorHAnsi"/>
+            <w:szCs w:val="24"/>
+            <w:lang w:val="en-GB" w:eastAsia="en-US"/>
+          </w:rPr>
+          <w:delText>(Röseler et al., 2024)</w:delText>
+        </w:r>
+        <w:r>
+          <w:rPr>
+            <w:lang w:val="en-US"/>
+          </w:rPr>
+          <w:fldChar w:fldCharType="end"/>
+        </w:r>
+      </w:del>
     </w:p>
     <w:p>
       <w:pPr>
@@ -13326,7 +13560,7 @@
           <w:rFonts w:eastAsiaTheme="minorHAnsi"/>
           <w:lang w:eastAsia="en-US"/>
         </w:rPr>
-        <w:t xml:space="preserve"> (pp. 365–382). Blackwell-</w:t>
+        <w:t xml:space="preserve"> (pp. 365–382). Blackwell-Wiley. </w:t>
       </w:r>
       <w:r>
         <w:rPr>
@@ -13334,7 +13568,7 @@
           <w:lang w:eastAsia="en-US"/>
         </w:rPr>
         <w:lastRenderedPageBreak/>
-        <w:t>Wiley. http://onlinelibrary.wiley.com/doi/10.1002/9781118489857.ch18/</w:t>
+        <w:t>http://onlinelibrary.wiley.com/doi/10.1002/9781118489857.ch18/</w:t>
       </w:r>
     </w:p>
     <w:p>
@@ -15100,7 +15334,7 @@
 
 <file path=word/comments.xml><?xml version="1.0" encoding="utf-8"?>
 <w:comments xmlns:wpc="http://schemas.microsoft.com/office/word/2010/wordprocessingCanvas" xmlns:cx="http://schemas.microsoft.com/office/drawing/2014/chartex" xmlns:cx1="http://schemas.microsoft.com/office/drawing/2015/9/8/chartex" xmlns:cx2="http://schemas.microsoft.com/office/drawing/2015/10/21/chartex" xmlns:cx3="http://schemas.microsoft.com/office/drawing/2016/5/9/chartex" xmlns:cx4="http://schemas.microsoft.com/office/drawing/2016/5/10/chartex" xmlns:cx5="http://schemas.microsoft.com/office/drawing/2016/5/11/chartex" xmlns:cx6="http://schemas.microsoft.com/office/drawing/2016/5/12/chartex" xmlns:cx7="http://schemas.microsoft.com/office/drawing/2016/5/13/chartex" xmlns:cx8="http://schemas.microsoft.com/office/drawing/2016/5/14/chartex" xmlns:mc="http://schemas.openxmlformats.org/markup-compatibility/2006" xmlns:aink="http://schemas.microsoft.com/office/drawing/2016/ink" xmlns:am3d="http://schemas.microsoft.com/office/drawing/2017/model3d" xmlns:o="urn:schemas-microsoft-com:office:office" xmlns:oel="http://schemas.microsoft.com/office/2019/extlst" xmlns:r="http://schemas.openxmlformats.org/officeDocument/2006/relationships" xmlns:m="http://schemas.openxmlformats.org/officeDocument/2006/math" xmlns:v="urn:schemas-microsoft-com:vml" xmlns:wp14="http://schemas.microsoft.com/office/word/2010/wordprocessingDrawing" xmlns:wp="http://schemas.openxmlformats.org/drawingml/2006/wordprocessingDrawing" xmlns:w10="urn:schemas-microsoft-com:office:word" xmlns:w="http://schemas.openxmlformats.org/wordprocessingml/2006/main" xmlns:w14="http://schemas.microsoft.com/office/word/2010/wordml" xmlns:w15="http://schemas.microsoft.com/office/word/2012/wordml" xmlns:w16cex="http://schemas.microsoft.com/office/word/2018/wordml/cex" xmlns:w16cid="http://schemas.microsoft.com/office/word/2016/wordml/cid" xmlns:w16="http://schemas.microsoft.com/office/word/2018/wordml" xmlns:w16du="http://schemas.microsoft.com/office/word/2023/wordml/word16du" xmlns:w16sdtdh="http://schemas.microsoft.com/office/word/2020/wordml/sdtdatahash" xmlns:w16sdtfl="http://schemas.microsoft.com/office/word/2024/wordml/sdtformatlock" xmlns:w16se="http://schemas.microsoft.com/office/word/2015/wordml/symex" xmlns:wpg="http://schemas.microsoft.com/office/word/2010/wordprocessingGroup" xmlns:wpi="http://schemas.microsoft.com/office/word/2010/wordprocessingInk" xmlns:wne="http://schemas.microsoft.com/office/word/2006/wordml" xmlns:wps="http://schemas.microsoft.com/office/word/2010/wordprocessingShape" mc:Ignorable="w14 w15 w16se w16cid w16 w16cex w16sdtdh w16sdtfl w16du wp14">
-  <w:comment w:id="118" w:author="ian hussey" w:date="2026-06-15T20:33:00Z" w:initials="ih">
+  <w:comment w:id="127" w:author="ian hussey" w:date="2026-06-15T20:33:00Z" w:initials="ih">
     <w:p>
       <w:pPr>
         <w:jc w:val="left"/>

--- a/communication/replication research revise and resubmit/Hussey - 2026 - a critical reanalysis of Foody et al. 2013 - with tracked changes.docx
+++ b/communication/replication research revise and resubmit/Hussey - 2026 - a critical reanalysis of Foody et al. 2013 - with tracked changes.docx
@@ -3348,8 +3348,6 @@
       <w:pPr>
         <w:rPr>
           <w:ins w:id="56" w:author="ian hussey" w:date="2026-06-16T10:46:00Z" w16du:dateUtc="2026-06-16T08:46:00Z"/>
-          <w:b/>
-          <w:bCs/>
         </w:rPr>
         <w:pPrChange w:id="57" w:author="ian hussey" w:date="2026-06-16T10:46:00Z" w16du:dateUtc="2026-06-16T08:46:00Z">
           <w:pPr>
@@ -3375,10 +3373,7 @@
           <w:t>,</w:t>
         </w:r>
         <w:r>
-          <w:t xml:space="preserve"> only that the specific data in Foody et al. (2013, 2015) do not support the specific claim examined. These studies form just one line of inquiry into using RFT to inform ACT.</w:t>
-        </w:r>
-        <w:r>
-          <w:t xml:space="preserve"> </w:t>
+          <w:t xml:space="preserve"> only that the specific data in Foody et al. (2013, 2015) do not support the specific claim examined. These studies form just one line of inquiry into using RFT to inform ACT. </w:t>
         </w:r>
       </w:ins>
     </w:p>
@@ -11269,7 +11264,48 @@
           <w:b w:val="0"/>
           <w:bCs w:val="0"/>
         </w:rPr>
-        <w:t xml:space="preserve"> Error bars represent 95% Confidence Intervals.</w:t>
+        <w:t xml:space="preserve"> Error bars represent 95% </w:t>
+      </w:r>
+      <w:ins w:id="221" w:author="ian hussey" w:date="2026-06-16T11:48:00Z" w16du:dateUtc="2026-06-16T09:48:00Z">
+        <w:r>
+          <w:rPr>
+            <w:b w:val="0"/>
+            <w:bCs w:val="0"/>
+          </w:rPr>
+          <w:t>or 98.33</w:t>
+        </w:r>
+      </w:ins>
+      <w:ins w:id="222" w:author="ian hussey" w:date="2026-06-16T11:49:00Z" w16du:dateUtc="2026-06-16T09:49:00Z">
+        <w:r>
+          <w:rPr>
+            <w:b w:val="0"/>
+            <w:bCs w:val="0"/>
+          </w:rPr>
+          <w:t xml:space="preserve">% </w:t>
+        </w:r>
+      </w:ins>
+      <w:r>
+        <w:rPr>
+          <w:b w:val="0"/>
+          <w:bCs w:val="0"/>
+        </w:rPr>
+        <w:t>Confidence Intervals</w:t>
+      </w:r>
+      <w:ins w:id="223" w:author="ian hussey" w:date="2026-06-16T11:49:00Z" w16du:dateUtc="2026-06-16T09:49:00Z">
+        <w:r>
+          <w:rPr>
+            <w:b w:val="0"/>
+            <w:bCs w:val="0"/>
+          </w:rPr>
+          <w:t xml:space="preserve"> depending on the use of Bonferroni corrections</w:t>
+        </w:r>
+      </w:ins>
+      <w:r>
+        <w:rPr>
+          <w:b w:val="0"/>
+          <w:bCs w:val="0"/>
+        </w:rPr>
+        <w:t>.</w:t>
       </w:r>
     </w:p>
     <w:p>
@@ -11280,7 +11316,7 @@
           <w:lang w:val="en-US"/>
         </w:rPr>
       </w:pPr>
-      <w:del w:id="221" w:author="ian hussey" w:date="2026-06-16T09:18:00Z" w16du:dateUtc="2026-06-16T07:18:00Z">
+      <w:del w:id="224" w:author="ian hussey" w:date="2026-06-16T09:18:00Z" w16du:dateUtc="2026-06-16T07:18:00Z">
         <w:r>
           <w:rPr>
             <w:noProof/>
@@ -11323,7 +11359,7 @@
           </w:drawing>
         </w:r>
       </w:del>
-      <w:ins w:id="222" w:author="ian hussey" w:date="2026-06-16T09:18:00Z" w16du:dateUtc="2026-06-16T07:18:00Z">
+      <w:ins w:id="225" w:author="ian hussey" w:date="2026-06-16T09:18:00Z" w16du:dateUtc="2026-06-16T07:18:00Z">
         <w:r>
           <w:rPr>
             <w:noProof/>
@@ -11380,7 +11416,7 @@
         <w:ind w:firstLine="0"/>
         <w:jc w:val="left"/>
         <w:rPr>
-          <w:ins w:id="223" w:author="ian hussey" w:date="2026-06-16T08:40:00Z" w16du:dateUtc="2026-06-16T06:40:00Z"/>
+          <w:ins w:id="226" w:author="ian hussey" w:date="2026-06-16T08:40:00Z" w16du:dateUtc="2026-06-16T06:40:00Z"/>
           <w:b/>
           <w:bCs/>
           <w:lang w:val="en-US"/>
@@ -11407,7 +11443,7 @@
         </w:rPr>
         <w:t>Multiverse plot for the replication study</w:t>
       </w:r>
-      <w:ins w:id="224" w:author="ian hussey" w:date="2026-06-16T08:39:00Z" w16du:dateUtc="2026-06-16T06:39:00Z">
+      <w:ins w:id="227" w:author="ian hussey" w:date="2026-06-16T08:39:00Z" w16du:dateUtc="2026-06-16T06:39:00Z">
         <w:r>
           <w:rPr>
             <w:b w:val="0"/>
@@ -11416,7 +11452,7 @@
           <w:t xml:space="preserve">’s direct replication </w:t>
         </w:r>
       </w:ins>
-      <w:del w:id="225" w:author="ian hussey" w:date="2026-06-16T08:39:00Z" w16du:dateUtc="2026-06-16T06:39:00Z">
+      <w:del w:id="228" w:author="ian hussey" w:date="2026-06-16T08:39:00Z" w16du:dateUtc="2026-06-16T06:39:00Z">
         <w:r>
           <w:rPr>
             <w:b w:val="0"/>
@@ -11440,7 +11476,46 @@
           <w:b w:val="0"/>
           <w:bCs w:val="0"/>
         </w:rPr>
-        <w:t>Error bars represent 95% Confidence Intervals.</w:t>
+        <w:t xml:space="preserve">Error bars represent 95% </w:t>
+      </w:r>
+      <w:ins w:id="229" w:author="ian hussey" w:date="2026-06-16T11:49:00Z" w16du:dateUtc="2026-06-16T09:49:00Z">
+        <w:r>
+          <w:rPr>
+            <w:b w:val="0"/>
+            <w:bCs w:val="0"/>
+          </w:rPr>
+          <w:t xml:space="preserve">or 98.33% </w:t>
+        </w:r>
+        <w:r>
+          <w:rPr>
+            <w:b w:val="0"/>
+            <w:bCs w:val="0"/>
+          </w:rPr>
+          <w:t>Confidence Intervals</w:t>
+        </w:r>
+        <w:r>
+          <w:rPr>
+            <w:b w:val="0"/>
+            <w:bCs w:val="0"/>
+          </w:rPr>
+          <w:t xml:space="preserve"> depending on the use of Bonferroni corrections</w:t>
+        </w:r>
+      </w:ins>
+      <w:del w:id="230" w:author="ian hussey" w:date="2026-06-16T11:49:00Z" w16du:dateUtc="2026-06-16T09:49:00Z">
+        <w:r>
+          <w:rPr>
+            <w:b w:val="0"/>
+            <w:bCs w:val="0"/>
+          </w:rPr>
+          <w:delText>Confidence Intervals</w:delText>
+        </w:r>
+      </w:del>
+      <w:r>
+        <w:rPr>
+          <w:b w:val="0"/>
+          <w:bCs w:val="0"/>
+        </w:rPr>
+        <w:t>.</w:t>
       </w:r>
     </w:p>
     <w:p>
@@ -11448,11 +11523,11 @@
         <w:ind w:firstLine="0"/>
         <w:jc w:val="center"/>
         <w:rPr>
-          <w:ins w:id="226" w:author="ian hussey" w:date="2026-06-16T08:40:00Z" w16du:dateUtc="2026-06-16T06:40:00Z"/>
-          <w:lang w:val="en-US"/>
-        </w:rPr>
-      </w:pPr>
-      <w:del w:id="227" w:author="ian hussey" w:date="2026-06-16T08:40:00Z" w16du:dateUtc="2026-06-16T06:40:00Z">
+          <w:ins w:id="231" w:author="ian hussey" w:date="2026-06-16T08:40:00Z" w16du:dateUtc="2026-06-16T06:40:00Z"/>
+          <w:lang w:val="en-US"/>
+        </w:rPr>
+      </w:pPr>
+      <w:del w:id="232" w:author="ian hussey" w:date="2026-06-16T08:40:00Z" w16du:dateUtc="2026-06-16T06:40:00Z">
         <w:r>
           <w:rPr>
             <w:noProof/>
@@ -11504,7 +11579,7 @@
           <w:lang w:val="en-US"/>
         </w:rPr>
       </w:pPr>
-      <w:ins w:id="228" w:author="ian hussey" w:date="2026-06-16T09:18:00Z" w16du:dateUtc="2026-06-16T07:18:00Z">
+      <w:ins w:id="233" w:author="ian hussey" w:date="2026-06-16T09:18:00Z" w16du:dateUtc="2026-06-16T07:18:00Z">
         <w:r>
           <w:rPr>
             <w:noProof/>
@@ -11621,6 +11696,7 @@
         <w:rPr>
           <w:lang w:val="en-US"/>
         </w:rPr>
+        <w:lastRenderedPageBreak/>
         <w:br w:type="page"/>
       </w:r>
     </w:p>
@@ -11872,7 +11948,7 @@
         <m:sSub>
           <m:sSubPr>
             <m:ctrlPr>
-              <w:ins w:id="229" w:author="ian hussey" w:date="2026-06-16T10:38:00Z" w16du:dateUtc="2026-06-16T08:38:00Z">
+              <w:ins w:id="234" w:author="ian hussey" w:date="2026-06-16T10:38:00Z" w16du:dateUtc="2026-06-16T08:38:00Z">
                 <w:rPr>
                   <w:rFonts w:ascii="Cambria Math" w:hAnsi="Cambria Math"/>
                   <w:i/>
@@ -11912,7 +11988,7 @@
         <m:sSub>
           <m:sSubPr>
             <m:ctrlPr>
-              <w:ins w:id="230" w:author="ian hussey" w:date="2026-06-16T10:38:00Z" w16du:dateUtc="2026-06-16T08:38:00Z">
+              <w:ins w:id="235" w:author="ian hussey" w:date="2026-06-16T10:38:00Z" w16du:dateUtc="2026-06-16T08:38:00Z">
                 <w:rPr>
                   <w:rFonts w:ascii="Cambria Math" w:hAnsi="Cambria Math"/>
                   <w:i/>
@@ -11959,7 +12035,7 @@
         <m:sSub>
           <m:sSubPr>
             <m:ctrlPr>
-              <w:ins w:id="231" w:author="ian hussey" w:date="2026-06-16T10:38:00Z" w16du:dateUtc="2026-06-16T08:38:00Z">
+              <w:ins w:id="236" w:author="ian hussey" w:date="2026-06-16T10:38:00Z" w16du:dateUtc="2026-06-16T08:38:00Z">
                 <w:rPr>
                   <w:rFonts w:ascii="Cambria Math" w:hAnsi="Cambria Math"/>
                   <w:i/>
@@ -11995,7 +12071,7 @@
         </w:rPr>
         <w:t xml:space="preserve">). Both </w:t>
       </w:r>
-      <w:del w:id="232" w:author="ian hussey" w:date="2026-06-16T08:55:00Z" w16du:dateUtc="2026-06-16T06:55:00Z">
+      <w:del w:id="237" w:author="ian hussey" w:date="2026-06-16T08:55:00Z" w16du:dateUtc="2026-06-16T06:55:00Z">
         <w:r>
           <w:rPr>
             <w:lang w:val="en-US"/>
@@ -12003,7 +12079,7 @@
           <w:delText xml:space="preserve">Hedges </w:delText>
         </w:r>
       </w:del>
-      <w:ins w:id="233" w:author="ian hussey" w:date="2026-06-16T08:55:00Z" w16du:dateUtc="2026-06-16T06:55:00Z">
+      <w:ins w:id="238" w:author="ian hussey" w:date="2026-06-16T08:55:00Z" w16du:dateUtc="2026-06-16T06:55:00Z">
         <w:r>
           <w:rPr>
             <w:lang w:val="en-US"/>
@@ -12025,7 +12101,7 @@
         </w:rPr>
         <w:t xml:space="preserve"> (not correcting for baseline scores) and </w:t>
       </w:r>
-      <w:del w:id="234" w:author="ian hussey" w:date="2026-06-16T08:55:00Z" w16du:dateUtc="2026-06-16T06:55:00Z">
+      <w:del w:id="239" w:author="ian hussey" w:date="2026-06-16T08:55:00Z" w16du:dateUtc="2026-06-16T06:55:00Z">
         <w:r>
           <w:rPr>
             <w:lang w:val="en-US"/>
@@ -12033,7 +12109,7 @@
           <w:delText xml:space="preserve">Hedges </w:delText>
         </w:r>
       </w:del>
-      <w:ins w:id="235" w:author="ian hussey" w:date="2026-06-16T08:55:00Z" w16du:dateUtc="2026-06-16T06:55:00Z">
+      <w:ins w:id="240" w:author="ian hussey" w:date="2026-06-16T08:55:00Z" w16du:dateUtc="2026-06-16T06:55:00Z">
         <w:r>
           <w:rPr>
             <w:lang w:val="en-US"/>
@@ -12045,7 +12121,7 @@
         <m:sSub>
           <m:sSubPr>
             <m:ctrlPr>
-              <w:ins w:id="236" w:author="ian hussey" w:date="2026-06-16T10:38:00Z" w16du:dateUtc="2026-06-16T08:38:00Z">
+              <w:ins w:id="241" w:author="ian hussey" w:date="2026-06-16T10:38:00Z" w16du:dateUtc="2026-06-16T08:38:00Z">
                 <w:rPr>
                   <w:rFonts w:ascii="Cambria Math" w:hAnsi="Cambria Math"/>
                   <w:i/>
@@ -12117,7 +12193,7 @@
         </w:rPr>
         <w:t xml:space="preserve">Multiverse analyses involve calculating a metric under all permutations of analytic choices using data from a given underlying dataset. In this case, the outcome metric was </w:t>
       </w:r>
-      <w:del w:id="237" w:author="ian hussey" w:date="2026-06-16T08:55:00Z" w16du:dateUtc="2026-06-16T06:55:00Z">
+      <w:del w:id="242" w:author="ian hussey" w:date="2026-06-16T08:55:00Z" w16du:dateUtc="2026-06-16T06:55:00Z">
         <w:r>
           <w:rPr>
             <w:lang w:val="en-US"/>
@@ -12125,7 +12201,7 @@
           <w:delText xml:space="preserve">Hedges </w:delText>
         </w:r>
       </w:del>
-      <w:ins w:id="238" w:author="ian hussey" w:date="2026-06-16T08:55:00Z" w16du:dateUtc="2026-06-16T06:55:00Z">
+      <w:ins w:id="243" w:author="ian hussey" w:date="2026-06-16T08:55:00Z" w16du:dateUtc="2026-06-16T06:55:00Z">
         <w:r>
           <w:rPr>
             <w:lang w:val="en-US"/>
@@ -12153,7 +12229,7 @@
         </w:rPr>
         <w:t xml:space="preserve">familywise error rate were used to choose the width of the Confidence Interval (95% vs. 98.33%, corresponding to a Bonferroni correction for the three correlated outcomes). </w:t>
       </w:r>
-      <w:ins w:id="239" w:author="ian hussey" w:date="2026-06-16T09:07:00Z" w16du:dateUtc="2026-06-16T07:07:00Z">
+      <w:ins w:id="244" w:author="ian hussey" w:date="2026-06-16T09:07:00Z" w16du:dateUtc="2026-06-16T07:07:00Z">
         <w:r>
           <w:rPr>
             <w:lang w:val="en-US"/>
@@ -12161,7 +12237,7 @@
           <w:t>This produces 1</w:t>
         </w:r>
       </w:ins>
-      <w:ins w:id="240" w:author="ian hussey" w:date="2026-06-16T09:13:00Z" w16du:dateUtc="2026-06-16T07:13:00Z">
+      <w:ins w:id="245" w:author="ian hussey" w:date="2026-06-16T09:13:00Z" w16du:dateUtc="2026-06-16T07:13:00Z">
         <w:r>
           <w:rPr>
             <w:lang w:val="en-US"/>
@@ -12169,7 +12245,7 @@
           <w:t>4</w:t>
         </w:r>
       </w:ins>
-      <w:ins w:id="241" w:author="ian hussey" w:date="2026-06-16T09:07:00Z" w16du:dateUtc="2026-06-16T07:07:00Z">
+      <w:ins w:id="246" w:author="ian hussey" w:date="2026-06-16T09:07:00Z" w16du:dateUtc="2026-06-16T07:07:00Z">
         <w:r>
           <w:rPr>
             <w:lang w:val="en-US"/>
@@ -12177,7 +12253,7 @@
           <w:t xml:space="preserve"> different sets of analytic </w:t>
         </w:r>
       </w:ins>
-      <w:ins w:id="242" w:author="ian hussey" w:date="2026-06-16T09:08:00Z" w16du:dateUtc="2026-06-16T07:08:00Z">
+      <w:ins w:id="247" w:author="ian hussey" w:date="2026-06-16T09:08:00Z" w16du:dateUtc="2026-06-16T07:08:00Z">
         <w:r>
           <w:rPr>
             <w:lang w:val="en-US"/>
@@ -12185,7 +12261,7 @@
           <w:t>choices</w:t>
         </w:r>
       </w:ins>
-      <w:ins w:id="243" w:author="ian hussey" w:date="2026-06-16T09:13:00Z" w16du:dateUtc="2026-06-16T07:13:00Z">
+      <w:ins w:id="248" w:author="ian hussey" w:date="2026-06-16T09:13:00Z" w16du:dateUtc="2026-06-16T07:13:00Z">
         <w:r>
           <w:rPr>
             <w:lang w:val="en-US"/>
@@ -12193,7 +12269,7 @@
           <w:t>:</w:t>
         </w:r>
       </w:ins>
-      <w:ins w:id="244" w:author="ian hussey" w:date="2026-06-16T09:07:00Z" w16du:dateUtc="2026-06-16T07:07:00Z">
+      <w:ins w:id="249" w:author="ian hussey" w:date="2026-06-16T09:07:00Z" w16du:dateUtc="2026-06-16T07:07:00Z">
         <w:r>
           <w:rPr>
             <w:lang w:val="en-US"/>
@@ -12201,7 +12277,7 @@
           <w:t xml:space="preserve"> 4 outcomes * 2 baseline control </w:t>
         </w:r>
       </w:ins>
-      <w:ins w:id="245" w:author="ian hussey" w:date="2026-06-16T09:08:00Z" w16du:dateUtc="2026-06-16T07:08:00Z">
+      <w:ins w:id="250" w:author="ian hussey" w:date="2026-06-16T09:08:00Z" w16du:dateUtc="2026-06-16T07:08:00Z">
         <w:r>
           <w:rPr>
             <w:lang w:val="en-US"/>
@@ -12209,7 +12285,7 @@
           <w:t>* 2 familywise error corrections</w:t>
         </w:r>
       </w:ins>
-      <w:ins w:id="246" w:author="ian hussey" w:date="2026-06-16T09:14:00Z" w16du:dateUtc="2026-06-16T07:14:00Z">
+      <w:ins w:id="251" w:author="ian hussey" w:date="2026-06-16T09:14:00Z" w16du:dateUtc="2026-06-16T07:14:00Z">
         <w:r>
           <w:rPr>
             <w:lang w:val="en-US"/>
@@ -12217,7 +12293,7 @@
           <w:t>,</w:t>
         </w:r>
       </w:ins>
-      <w:ins w:id="247" w:author="ian hussey" w:date="2026-06-16T09:15:00Z" w16du:dateUtc="2026-06-16T07:15:00Z">
+      <w:ins w:id="252" w:author="ian hussey" w:date="2026-06-16T09:15:00Z" w16du:dateUtc="2026-06-16T07:15:00Z">
         <w:r>
           <w:rPr>
             <w:lang w:val="en-US"/>
@@ -12225,7 +12301,7 @@
           <w:t xml:space="preserve"> where the familywise corrections are never applied to the pooled outcome given that a single pooled outcome involves only one test and does not need to be corrected</w:t>
         </w:r>
       </w:ins>
-      <w:ins w:id="248" w:author="ian hussey" w:date="2026-06-16T09:08:00Z" w16du:dateUtc="2026-06-16T07:08:00Z">
+      <w:ins w:id="253" w:author="ian hussey" w:date="2026-06-16T09:08:00Z" w16du:dateUtc="2026-06-16T07:08:00Z">
         <w:r>
           <w:rPr>
             <w:lang w:val="en-US"/>
@@ -12246,7 +12322,7 @@
         </w:rPr>
         <w:t xml:space="preserve">Figure 2 presents the results of the first multiverse analysis for the data extracted from original study by Foody et al. (2013). The upper panel presents the distribution of </w:t>
       </w:r>
-      <w:del w:id="249" w:author="ian hussey" w:date="2026-06-16T08:55:00Z" w16du:dateUtc="2026-06-16T06:55:00Z">
+      <w:del w:id="254" w:author="ian hussey" w:date="2026-06-16T08:55:00Z" w16du:dateUtc="2026-06-16T06:55:00Z">
         <w:r>
           <w:rPr>
             <w:lang w:val="en-US"/>
@@ -12254,7 +12330,7 @@
           <w:delText xml:space="preserve">Hedges </w:delText>
         </w:r>
       </w:del>
-      <w:ins w:id="250" w:author="ian hussey" w:date="2026-06-16T08:55:00Z" w16du:dateUtc="2026-06-16T06:55:00Z">
+      <w:ins w:id="255" w:author="ian hussey" w:date="2026-06-16T08:55:00Z" w16du:dateUtc="2026-06-16T06:55:00Z">
         <w:r>
           <w:rPr>
             <w:lang w:val="en-US"/>
@@ -12276,7 +12352,7 @@
         </w:rPr>
         <w:t xml:space="preserve"> effect sizes arranged from lowest to highest values. </w:t>
       </w:r>
-      <w:del w:id="251" w:author="ian hussey" w:date="2026-06-16T08:50:00Z" w16du:dateUtc="2026-06-16T06:50:00Z">
+      <w:del w:id="256" w:author="ian hussey" w:date="2026-06-16T08:50:00Z" w16du:dateUtc="2026-06-16T06:50:00Z">
         <w:r>
           <w:rPr>
             <w:lang w:val="en-US"/>
@@ -12284,7 +12360,7 @@
           <w:delText>The lower panel presents the analytic choices that gave rise to each effect size</w:delText>
         </w:r>
       </w:del>
-      <w:ins w:id="252" w:author="ian hussey" w:date="2026-06-16T08:50:00Z" w16du:dateUtc="2026-06-16T06:50:00Z">
+      <w:ins w:id="257" w:author="ian hussey" w:date="2026-06-16T08:50:00Z" w16du:dateUtc="2026-06-16T06:50:00Z">
         <w:r>
           <w:rPr>
             <w:lang w:val="en-US"/>
@@ -12292,7 +12368,7 @@
           <w:t>These plots should be interpreted as follows: each vertical column between the upper and lower panels provides the effect size and its confidence intervals (upper panel) and the</w:t>
         </w:r>
       </w:ins>
-      <w:ins w:id="253" w:author="ian hussey" w:date="2026-06-16T08:51:00Z" w16du:dateUtc="2026-06-16T06:51:00Z">
+      <w:ins w:id="258" w:author="ian hussey" w:date="2026-06-16T08:51:00Z" w16du:dateUtc="2026-06-16T06:51:00Z">
         <w:r>
           <w:rPr>
             <w:lang w:val="en-US"/>
@@ -12300,7 +12376,7 @@
           <w:t xml:space="preserve"> analytic choices that produced this effect size (lower panel)</w:t>
         </w:r>
       </w:ins>
-      <w:del w:id="254" w:author="ian hussey" w:date="2026-06-16T08:50:00Z" w16du:dateUtc="2026-06-16T06:50:00Z">
+      <w:del w:id="259" w:author="ian hussey" w:date="2026-06-16T08:50:00Z" w16du:dateUtc="2026-06-16T06:50:00Z">
         <w:r>
           <w:rPr>
             <w:lang w:val="en-US"/>
@@ -12314,7 +12390,7 @@
         </w:rPr>
         <w:t>.</w:t>
       </w:r>
-      <w:ins w:id="255" w:author="ian hussey" w:date="2026-06-16T08:51:00Z" w16du:dateUtc="2026-06-16T06:51:00Z">
+      <w:ins w:id="260" w:author="ian hussey" w:date="2026-06-16T08:51:00Z" w16du:dateUtc="2026-06-16T06:51:00Z">
         <w:r>
           <w:rPr>
             <w:lang w:val="en-US"/>
@@ -12322,7 +12398,7 @@
           <w:t xml:space="preserve"> For example, the first column on the left of Figure 2 presents </w:t>
         </w:r>
       </w:ins>
-      <w:ins w:id="256" w:author="ian hussey" w:date="2026-06-16T08:52:00Z" w16du:dateUtc="2026-06-16T06:52:00Z">
+      <w:ins w:id="261" w:author="ian hussey" w:date="2026-06-16T08:52:00Z" w16du:dateUtc="2026-06-16T06:52:00Z">
         <w:r>
           <w:rPr>
             <w:lang w:val="en-US"/>
@@ -12330,7 +12406,7 @@
           <w:t>a Hedges</w:t>
         </w:r>
       </w:ins>
-      <w:ins w:id="257" w:author="ian hussey" w:date="2026-06-16T08:53:00Z" w16du:dateUtc="2026-06-16T06:53:00Z">
+      <w:ins w:id="262" w:author="ian hussey" w:date="2026-06-16T08:53:00Z" w16du:dateUtc="2026-06-16T06:53:00Z">
         <w:r>
           <w:rPr>
             <w:lang w:val="en-US"/>
@@ -12338,7 +12414,7 @@
           <w:t>’</w:t>
         </w:r>
       </w:ins>
-      <w:ins w:id="258" w:author="ian hussey" w:date="2026-06-16T08:52:00Z" w16du:dateUtc="2026-06-16T06:52:00Z">
+      <w:ins w:id="263" w:author="ian hussey" w:date="2026-06-16T08:52:00Z" w16du:dateUtc="2026-06-16T06:52:00Z">
         <w:r>
           <w:rPr>
             <w:lang w:val="en-US"/>
@@ -12350,7 +12426,7 @@
             <w:i/>
             <w:iCs/>
             <w:lang w:val="en-US"/>
-            <w:rPrChange w:id="259" w:author="ian hussey" w:date="2026-06-16T08:53:00Z" w16du:dateUtc="2026-06-16T06:53:00Z">
+            <w:rPrChange w:id="264" w:author="ian hussey" w:date="2026-06-16T08:53:00Z" w16du:dateUtc="2026-06-16T06:53:00Z">
               <w:rPr>
                 <w:lang w:val="en-US"/>
               </w:rPr>
@@ -12365,7 +12441,7 @@
           <w:t xml:space="preserve"> </w:t>
         </w:r>
       </w:ins>
-      <w:ins w:id="260" w:author="ian hussey" w:date="2026-06-16T08:53:00Z" w16du:dateUtc="2026-06-16T06:53:00Z">
+      <w:ins w:id="265" w:author="ian hussey" w:date="2026-06-16T08:53:00Z" w16du:dateUtc="2026-06-16T06:53:00Z">
         <w:r>
           <w:rPr>
             <w:lang w:val="en-US"/>
@@ -12373,7 +12449,7 @@
           <w:t xml:space="preserve">= -0.22 under the analytic choices of the anxiety outcome, controlling for baseline scores, </w:t>
         </w:r>
       </w:ins>
-      <w:ins w:id="261" w:author="ian hussey" w:date="2026-06-16T08:54:00Z" w16du:dateUtc="2026-06-16T06:54:00Z">
+      <w:ins w:id="266" w:author="ian hussey" w:date="2026-06-16T08:54:00Z" w16du:dateUtc="2026-06-16T06:54:00Z">
         <w:r>
           <w:rPr>
             <w:lang w:val="en-US"/>
@@ -12381,7 +12457,7 @@
           <w:t xml:space="preserve">without Bonferroni corrections. Across the columns, the pattern of effect sizes </w:t>
         </w:r>
       </w:ins>
-      <w:ins w:id="262" w:author="ian hussey" w:date="2026-06-16T08:55:00Z" w16du:dateUtc="2026-06-16T06:55:00Z">
+      <w:ins w:id="267" w:author="ian hussey" w:date="2026-06-16T08:55:00Z" w16du:dateUtc="2026-06-16T06:55:00Z">
         <w:r>
           <w:rPr>
             <w:lang w:val="en-US"/>
@@ -12389,7 +12465,7 @@
           <w:t xml:space="preserve">under different analytic choices </w:t>
         </w:r>
       </w:ins>
-      <w:ins w:id="263" w:author="ian hussey" w:date="2026-06-16T08:54:00Z" w16du:dateUtc="2026-06-16T06:54:00Z">
+      <w:ins w:id="268" w:author="ian hussey" w:date="2026-06-16T08:54:00Z" w16du:dateUtc="2026-06-16T06:54:00Z">
         <w:r>
           <w:rPr>
             <w:lang w:val="en-US"/>
@@ -12397,7 +12473,7 @@
           <w:t xml:space="preserve">can be seen. </w:t>
         </w:r>
       </w:ins>
-      <w:ins w:id="264" w:author="ian hussey" w:date="2026-06-16T08:56:00Z" w16du:dateUtc="2026-06-16T06:56:00Z">
+      <w:ins w:id="269" w:author="ian hussey" w:date="2026-06-16T08:56:00Z" w16du:dateUtc="2026-06-16T06:56:00Z">
         <w:r>
           <w:rPr>
             <w:lang w:val="en-US"/>
@@ -12412,7 +12488,7 @@
           <w:t>zero point from the confidence intervals) are not observed under any set of anal</w:t>
         </w:r>
       </w:ins>
-      <w:ins w:id="265" w:author="ian hussey" w:date="2026-06-16T08:57:00Z" w16du:dateUtc="2026-06-16T06:57:00Z">
+      <w:ins w:id="270" w:author="ian hussey" w:date="2026-06-16T08:57:00Z" w16du:dateUtc="2026-06-16T06:57:00Z">
         <w:r>
           <w:rPr>
             <w:lang w:val="en-US"/>
@@ -12452,7 +12528,7 @@
         </w:rPr>
         <w:t xml:space="preserve"> (</w:t>
       </w:r>
-      <w:ins w:id="266" w:author="ian hussey" w:date="2026-06-15T17:25:00Z" w16du:dateUtc="2026-06-15T15:25:00Z">
+      <w:ins w:id="271" w:author="ian hussey" w:date="2026-06-15T17:25:00Z" w16du:dateUtc="2026-06-15T15:25:00Z">
         <w:r>
           <w:rPr>
             <w:lang w:val="en-US"/>
@@ -12480,7 +12556,7 @@
         </w:rPr>
         <w:t xml:space="preserve">. This result </w:t>
       </w:r>
-      <w:ins w:id="267" w:author="ian hussey" w:date="2026-06-15T17:56:00Z" w16du:dateUtc="2026-06-15T15:56:00Z">
+      <w:ins w:id="272" w:author="ian hussey" w:date="2026-06-15T17:56:00Z" w16du:dateUtc="2026-06-15T15:56:00Z">
         <w:r>
           <w:rPr>
             <w:lang w:val="en-US"/>
@@ -12488,7 +12564,7 @@
           <w:t xml:space="preserve">of the reanalysis </w:t>
         </w:r>
       </w:ins>
-      <w:ins w:id="268" w:author="ian hussey" w:date="2026-06-15T17:57:00Z" w16du:dateUtc="2026-06-15T15:57:00Z">
+      <w:ins w:id="273" w:author="ian hussey" w:date="2026-06-15T17:57:00Z" w16du:dateUtc="2026-06-15T15:57:00Z">
         <w:r>
           <w:rPr>
             <w:lang w:val="en-US"/>
@@ -12496,7 +12572,7 @@
           <w:t xml:space="preserve">does not </w:t>
         </w:r>
       </w:ins>
-      <w:ins w:id="269" w:author="ian hussey" w:date="2026-06-15T17:56:00Z" w16du:dateUtc="2026-06-15T15:56:00Z">
+      <w:ins w:id="274" w:author="ian hussey" w:date="2026-06-15T17:56:00Z" w16du:dateUtc="2026-06-15T15:56:00Z">
         <w:r>
           <w:rPr>
             <w:lang w:val="en-US"/>
@@ -12504,7 +12580,7 @@
           <w:t xml:space="preserve">support the conclusion </w:t>
         </w:r>
       </w:ins>
-      <w:del w:id="270" w:author="ian hussey" w:date="2026-06-15T17:56:00Z" w16du:dateUtc="2026-06-15T15:56:00Z">
+      <w:del w:id="275" w:author="ian hussey" w:date="2026-06-15T17:56:00Z" w16du:dateUtc="2026-06-15T15:56:00Z">
         <w:r>
           <w:rPr>
             <w:lang w:val="en-US"/>
@@ -12512,7 +12588,7 @@
           <w:delText xml:space="preserve">is in strong contrast with the conclusions of </w:delText>
         </w:r>
       </w:del>
-      <w:ins w:id="271" w:author="ian hussey" w:date="2026-06-15T17:56:00Z" w16du:dateUtc="2026-06-15T15:56:00Z">
+      <w:ins w:id="276" w:author="ian hussey" w:date="2026-06-15T17:56:00Z" w16du:dateUtc="2026-06-15T15:56:00Z">
         <w:r>
           <w:rPr>
             <w:lang w:val="en-US"/>
@@ -12526,7 +12602,7 @@
         </w:rPr>
         <w:t>Foody et al. (2013).</w:t>
       </w:r>
-      <w:ins w:id="272" w:author="ian hussey" w:date="2026-06-15T17:58:00Z" w16du:dateUtc="2026-06-15T15:58:00Z">
+      <w:ins w:id="277" w:author="ian hussey" w:date="2026-06-15T17:58:00Z" w16du:dateUtc="2026-06-15T15:58:00Z">
         <w:r>
           <w:rPr>
             <w:lang w:val="en-US"/>
@@ -12534,7 +12610,7 @@
           <w:t xml:space="preserve"> </w:t>
         </w:r>
       </w:ins>
-      <w:del w:id="273" w:author="ian hussey" w:date="2026-06-15T17:58:00Z" w16du:dateUtc="2026-06-15T15:58:00Z">
+      <w:del w:id="278" w:author="ian hussey" w:date="2026-06-15T17:58:00Z" w16du:dateUtc="2026-06-15T15:58:00Z">
         <w:r>
           <w:rPr>
             <w:lang w:val="en-US"/>
@@ -12638,7 +12714,7 @@
         </w:rPr>
         <w:t>. Starting from the top left, the reader can make one analytic decision at a time: starting with whether the results of Foody et al.’s (2013) RM-ANOVAs should simply be accepted on face value; if not, followed by whether merely correcting their results for multiple testing is sufficient; and if not, followed by which form of between groups effect size should be calculated. In summary, no set of analytic choices for Foody et al. (2013) followed by applying the same choice to the replication study in Foody et al. (2015) produce (a) a replicable result, and (b) all choices other than accepting Foody et al.’s (2013) RM-ANOVA results provide null results for all tests in both studies. Even for that exception, support for the hypothesis is limited to one out of three outcome measures, undermining Foody et al.’s (2013) general claim. This is remarkable given the way that the results of Foody et al. (2013) are referred to in other work</w:t>
       </w:r>
-      <w:ins w:id="274" w:author="ian hussey" w:date="2026-06-16T11:39:00Z" w16du:dateUtc="2026-06-16T09:39:00Z">
+      <w:ins w:id="279" w:author="ian hussey" w:date="2026-06-16T11:39:00Z" w16du:dateUtc="2026-06-16T09:39:00Z">
         <w:r>
           <w:rPr>
             <w:lang w:val="en-US"/>
@@ -12646,7 +12722,7 @@
           <w:t>,</w:t>
         </w:r>
       </w:ins>
-      <w:del w:id="275" w:author="ian hussey" w:date="2026-06-16T11:39:00Z" w16du:dateUtc="2026-06-16T09:39:00Z">
+      <w:del w:id="280" w:author="ian hussey" w:date="2026-06-16T11:39:00Z" w16du:dateUtc="2026-06-16T09:39:00Z">
         <w:r>
           <w:rPr>
             <w:lang w:val="en-US"/>
@@ -12660,7 +12736,7 @@
         </w:rPr>
         <w:t xml:space="preserve"> </w:t>
       </w:r>
-      <w:del w:id="276" w:author="ian hussey" w:date="2026-06-16T11:39:00Z" w16du:dateUtc="2026-06-16T09:39:00Z">
+      <w:del w:id="281" w:author="ian hussey" w:date="2026-06-16T11:39:00Z" w16du:dateUtc="2026-06-16T09:39:00Z">
         <w:r>
           <w:rPr>
             <w:lang w:val="en-US"/>
@@ -12668,7 +12744,7 @@
           <w:delText>i.e.</w:delText>
         </w:r>
       </w:del>
-      <w:ins w:id="277" w:author="ian hussey" w:date="2026-06-16T11:39:00Z" w16du:dateUtc="2026-06-16T09:39:00Z">
+      <w:ins w:id="282" w:author="ian hussey" w:date="2026-06-16T11:39:00Z" w16du:dateUtc="2026-06-16T09:39:00Z">
         <w:r>
           <w:rPr>
             <w:lang w:val="en-US"/>
@@ -12676,7 +12752,7 @@
           <w:t>that is,</w:t>
         </w:r>
       </w:ins>
-      <w:del w:id="278" w:author="ian hussey" w:date="2026-06-16T11:39:00Z" w16du:dateUtc="2026-06-16T09:39:00Z">
+      <w:del w:id="283" w:author="ian hussey" w:date="2026-06-16T11:39:00Z" w16du:dateUtc="2026-06-16T09:39:00Z">
         <w:r>
           <w:rPr>
             <w:lang w:val="en-US"/>
@@ -12903,22 +12979,22 @@
       <w:r>
         <w:t>distinction relations</w:t>
       </w:r>
-      <w:ins w:id="279" w:author="ian hussey" w:date="2026-06-16T08:47:00Z" w16du:dateUtc="2026-06-16T06:47:00Z">
+      <w:ins w:id="284" w:author="ian hussey" w:date="2026-06-16T08:47:00Z" w16du:dateUtc="2026-06-16T06:47:00Z">
         <w:r>
           <w:t xml:space="preserve">, and whether either can out perform a </w:t>
         </w:r>
       </w:ins>
-      <w:ins w:id="280" w:author="ian hussey" w:date="2026-06-16T08:46:00Z" w16du:dateUtc="2026-06-16T06:46:00Z">
+      <w:ins w:id="285" w:author="ian hussey" w:date="2026-06-16T08:46:00Z" w16du:dateUtc="2026-06-16T06:46:00Z">
         <w:r>
           <w:t xml:space="preserve">control condition to account for </w:t>
         </w:r>
       </w:ins>
-      <w:ins w:id="281" w:author="ian hussey" w:date="2026-06-16T08:47:00Z" w16du:dateUtc="2026-06-16T06:47:00Z">
+      <w:ins w:id="286" w:author="ian hussey" w:date="2026-06-16T08:47:00Z" w16du:dateUtc="2026-06-16T06:47:00Z">
         <w:r>
           <w:t>regression</w:t>
         </w:r>
       </w:ins>
-      <w:ins w:id="282" w:author="ian hussey" w:date="2026-06-16T08:46:00Z" w16du:dateUtc="2026-06-16T06:46:00Z">
+      <w:ins w:id="287" w:author="ian hussey" w:date="2026-06-16T08:46:00Z" w16du:dateUtc="2026-06-16T06:46:00Z">
         <w:r>
           <w:t xml:space="preserve"> to the mean (see Figure 1)</w:t>
         </w:r>
@@ -13216,7 +13292,7 @@
     <w:p>
       <w:pPr>
         <w:rPr>
-          <w:del w:id="283" w:author="ian hussey" w:date="2026-06-15T17:27:00Z" w16du:dateUtc="2026-06-15T15:27:00Z"/>
+          <w:del w:id="288" w:author="ian hussey" w:date="2026-06-15T17:27:00Z" w16du:dateUtc="2026-06-15T15:27:00Z"/>
           <w:lang w:val="en-US"/>
         </w:rPr>
       </w:pPr>
@@ -13238,10 +13314,10 @@
       <w:pPr>
         <w:pStyle w:val="Heading1"/>
         <w:rPr>
-          <w:del w:id="284" w:author="ian hussey" w:date="2026-06-15T17:27:00Z" w16du:dateUtc="2026-06-15T15:27:00Z"/>
-        </w:rPr>
-      </w:pPr>
-      <w:del w:id="285" w:author="ian hussey" w:date="2026-06-15T17:27:00Z" w16du:dateUtc="2026-06-15T15:27:00Z">
+          <w:del w:id="289" w:author="ian hussey" w:date="2026-06-15T17:27:00Z" w16du:dateUtc="2026-06-15T15:27:00Z"/>
+        </w:rPr>
+      </w:pPr>
+      <w:del w:id="290" w:author="ian hussey" w:date="2026-06-15T17:27:00Z" w16du:dateUtc="2026-06-15T15:27:00Z">
         <w:r>
           <w:delText>Social Impact &amp; Responsibility</w:delText>
         </w:r>
@@ -13250,10 +13326,10 @@
     <w:p>
       <w:pPr>
         <w:rPr>
-          <w:del w:id="286" w:author="ian hussey" w:date="2026-06-15T17:27:00Z" w16du:dateUtc="2026-06-15T15:27:00Z"/>
-        </w:rPr>
-      </w:pPr>
-      <w:del w:id="287" w:author="ian hussey" w:date="2026-06-15T17:27:00Z" w16du:dateUtc="2026-06-15T15:27:00Z">
+          <w:del w:id="291" w:author="ian hussey" w:date="2026-06-15T17:27:00Z" w16du:dateUtc="2026-06-15T15:27:00Z"/>
+        </w:rPr>
+      </w:pPr>
+      <w:del w:id="292" w:author="ian hussey" w:date="2026-06-15T17:27:00Z" w16du:dateUtc="2026-06-15T15:27:00Z">
         <w:r>
           <w:delText xml:space="preserve">This reanalysis highlights and challenges the power structures inherent in citation practices, where </w:delText>
         </w:r>
@@ -13308,7 +13384,7 @@
         <w:rPr>
           <w:lang w:val="en-US"/>
         </w:rPr>
-        <w:pPrChange w:id="288" w:author="ian hussey" w:date="2026-06-15T17:27:00Z" w16du:dateUtc="2026-06-15T15:27:00Z">
+        <w:pPrChange w:id="293" w:author="ian hussey" w:date="2026-06-15T17:27:00Z" w16du:dateUtc="2026-06-15T15:27:00Z">
           <w:pPr>
             <w:pStyle w:val="Heading1"/>
           </w:pPr>
@@ -13332,7 +13408,7 @@
     <w:p>
       <w:pPr>
         <w:rPr>
-          <w:del w:id="289" w:author="ian hussey" w:date="2026-06-16T11:24:00Z" w16du:dateUtc="2026-06-16T09:24:00Z"/>
+          <w:del w:id="294" w:author="ian hussey" w:date="2026-06-16T11:24:00Z" w16du:dateUtc="2026-06-16T09:24:00Z"/>
           <w:lang w:val="en-US"/>
         </w:rPr>
       </w:pPr>
@@ -13366,7 +13442,7 @@
         </w:rPr>
         <w:t>), was my PhD supervisor between 2010 and 2015. I have not actively collaborated with Prof Barnes-Holmes since 2015. Articles led by third parties of which we were both co-authors were published up to 2018. I declare that I have no other conflicts of interest associated with the publication of this manuscript.</w:t>
       </w:r>
-      <w:ins w:id="290" w:author="ian hussey" w:date="2026-06-15T17:18:00Z" w16du:dateUtc="2026-06-15T15:18:00Z">
+      <w:ins w:id="295" w:author="ian hussey" w:date="2026-06-15T17:18:00Z" w16du:dateUtc="2026-06-15T15:18:00Z">
         <w:r>
           <w:rPr>
             <w:lang w:val="en-US"/>
@@ -13374,7 +13450,7 @@
           <w:t xml:space="preserve"> </w:t>
         </w:r>
       </w:ins>
-      <w:ins w:id="291" w:author="ian hussey" w:date="2026-06-16T11:24:00Z" w16du:dateUtc="2026-06-16T09:24:00Z">
+      <w:ins w:id="296" w:author="ian hussey" w:date="2026-06-16T11:24:00Z" w16du:dateUtc="2026-06-16T09:24:00Z">
         <w:r>
           <w:rPr>
             <w:lang w:val="en-US"/>
@@ -13414,7 +13490,7 @@
         </w:rPr>
         <w:fldChar w:fldCharType="end"/>
       </w:r>
-      <w:ins w:id="292" w:author="ian hussey" w:date="2026-06-16T11:24:00Z" w16du:dateUtc="2026-06-16T09:24:00Z">
+      <w:ins w:id="297" w:author="ian hussey" w:date="2026-06-16T11:24:00Z" w16du:dateUtc="2026-06-16T09:24:00Z">
         <w:r>
           <w:rPr>
             <w:lang w:val="en-US"/>
@@ -13422,7 +13498,7 @@
           <w:t>.”</w:t>
         </w:r>
       </w:ins>
-      <w:del w:id="293" w:author="ian hussey" w:date="2026-06-16T10:00:00Z" w16du:dateUtc="2026-06-16T08:00:00Z">
+      <w:del w:id="298" w:author="ian hussey" w:date="2026-06-16T10:00:00Z" w16du:dateUtc="2026-06-16T08:00:00Z">
         <w:r>
           <w:rPr>
             <w:lang w:val="en-US"/>
@@ -13456,7 +13532,7 @@
           <w:fldChar w:fldCharType="end"/>
         </w:r>
       </w:del>
-      <w:del w:id="294" w:author="ian hussey" w:date="2026-06-16T11:24:00Z" w16du:dateUtc="2026-06-16T09:24:00Z">
+      <w:del w:id="299" w:author="ian hussey" w:date="2026-06-16T11:24:00Z" w16du:dateUtc="2026-06-16T09:24:00Z">
         <w:r>
           <w:rPr>
             <w:lang w:val="en-US"/>
